--- a/fuentes/228126_CF01_CFA.docx
+++ b/fuentes/228126_CF01_CFA.docx
@@ -532,6 +532,7 @@
     </w:p>
     <w:p>
       <w:pPr>
+        <w:ind w:firstLine="0"/>
         <w:jc w:val="center"/>
         <w:rPr>
           <w:lang w:val="es-ES"/>
@@ -544,7 +545,7 @@
           <w:color w:val="000000"/>
           <w:kern w:val="0"/>
         </w:rPr>
-        <w:t>Abril</w:t>
+        <w:t>Septiembre</w:t>
       </w:r>
       <w:r>
         <w:rPr>
@@ -4249,72 +4250,6 @@
       <w:pPr>
         <w:ind w:firstLine="0"/>
       </w:pPr>
-      <w:r>
-        <w:rPr>
-          <w:noProof/>
-        </w:rPr>
-        <w:drawing>
-          <wp:anchor distT="0" distB="0" distL="114300" distR="114300" simplePos="0" relativeHeight="251659264" behindDoc="0" locked="0" layoutInCell="1" allowOverlap="1" wp14:anchorId="1BB9539E" wp14:editId="4E70AABB">
-            <wp:simplePos x="0" y="0"/>
-            <wp:positionH relativeFrom="margin">
-              <wp:align>center</wp:align>
-            </wp:positionH>
-            <wp:positionV relativeFrom="page">
-              <wp:posOffset>1513281</wp:posOffset>
-            </wp:positionV>
-            <wp:extent cx="4680000" cy="2631600"/>
-            <wp:effectExtent l="0" t="0" r="6350" b="0"/>
-            <wp:wrapNone/>
-            <wp:docPr id="8" name="Imagen 8">
-              <a:extLst xmlns:a="http://schemas.openxmlformats.org/drawingml/2006/main">
-                <a:ext uri="{C183D7F6-B498-43B3-948B-1728B52AA6E4}">
-                  <adec:decorative xmlns:adec="http://schemas.microsoft.com/office/drawing/2017/decorative" val="1"/>
-                </a:ext>
-              </a:extLst>
-            </wp:docPr>
-            <wp:cNvGraphicFramePr>
-              <a:graphicFrameLocks xmlns:a="http://schemas.openxmlformats.org/drawingml/2006/main" noChangeAspect="1"/>
-            </wp:cNvGraphicFramePr>
-            <a:graphic xmlns:a="http://schemas.openxmlformats.org/drawingml/2006/main">
-              <a:graphicData uri="http://schemas.openxmlformats.org/drawingml/2006/picture">
-                <pic:pic xmlns:pic="http://schemas.openxmlformats.org/drawingml/2006/picture">
-                  <pic:nvPicPr>
-                    <pic:cNvPr id="8" name="maxresdefault.jpg"/>
-                    <pic:cNvPicPr/>
-                  </pic:nvPicPr>
-                  <pic:blipFill>
-                    <a:blip r:embed="rId12" cstate="print">
-                      <a:extLst>
-                        <a:ext uri="{28A0092B-C50C-407E-A947-70E740481C1C}">
-                          <a14:useLocalDpi xmlns:a14="http://schemas.microsoft.com/office/drawing/2010/main" val="0"/>
-                        </a:ext>
-                      </a:extLst>
-                    </a:blip>
-                    <a:stretch>
-                      <a:fillRect/>
-                    </a:stretch>
-                  </pic:blipFill>
-                  <pic:spPr>
-                    <a:xfrm>
-                      <a:off x="0" y="0"/>
-                      <a:ext cx="4680000" cy="2631600"/>
-                    </a:xfrm>
-                    <a:prstGeom prst="rect">
-                      <a:avLst/>
-                    </a:prstGeom>
-                  </pic:spPr>
-                </pic:pic>
-              </a:graphicData>
-            </a:graphic>
-            <wp14:sizeRelH relativeFrom="margin">
-              <wp14:pctWidth>0</wp14:pctWidth>
-            </wp14:sizeRelH>
-            <wp14:sizeRelV relativeFrom="margin">
-              <wp14:pctHeight>0</wp14:pctHeight>
-            </wp14:sizeRelV>
-          </wp:anchor>
-        </w:drawing>
-      </w:r>
     </w:p>
     <w:p>
       <w:pPr>
@@ -4339,15 +4274,12 @@
           <w:b/>
         </w:rPr>
       </w:pPr>
-      <w:hyperlink r:id="rId13" w:history="1">
-        <w:r>
-          <w:rPr>
-            <w:rStyle w:val="Hipervnculo"/>
-            <w:b/>
-          </w:rPr>
-          <w:t>Enlace de reproducción del video</w:t>
-        </w:r>
-      </w:hyperlink>
+      <w:r>
+        <w:rPr>
+          <w:b/>
+        </w:rPr>
+        <w:t>Enlace de reproducción del video</w:t>
+      </w:r>
     </w:p>
     <w:tbl>
       <w:tblPr>
@@ -5640,7 +5572,11 @@
       </w:r>
     </w:p>
     <w:p/>
-    <w:p/>
+    <w:p>
+      <w:pPr>
+        <w:ind w:firstLine="0"/>
+      </w:pPr>
+    </w:p>
     <w:p/>
     <w:p/>
     <w:p/>
@@ -16897,35 +16833,20 @@
     </w:p>
     <w:p>
       <w:pPr>
+        <w:ind w:firstLine="0"/>
         <w:rPr>
           <w:lang w:eastAsia="es-CO"/>
         </w:rPr>
       </w:pPr>
-    </w:p>
-    <w:p>
-      <w:pPr>
+      <w:r>
         <w:rPr>
           <w:lang w:eastAsia="es-CO"/>
         </w:rPr>
-      </w:pPr>
-      <w:r>
-        <w:rPr>
-          <w:noProof/>
-          <w:lang w:eastAsia="es-CO"/>
-        </w:rPr>
         <w:drawing>
-          <wp:anchor distT="0" distB="0" distL="114300" distR="114300" simplePos="0" relativeHeight="251660288" behindDoc="0" locked="0" layoutInCell="1" allowOverlap="1" wp14:anchorId="13DEF4FC" wp14:editId="55CD23BC">
-            <wp:simplePos x="0" y="0"/>
-            <wp:positionH relativeFrom="column">
-              <wp:posOffset>0</wp:posOffset>
-            </wp:positionH>
-            <wp:positionV relativeFrom="paragraph">
-              <wp:posOffset>-635</wp:posOffset>
-            </wp:positionV>
+          <wp:inline distT="0" distB="0" distL="0" distR="0" wp14:anchorId="10131140" wp14:editId="24DF0F75">
             <wp:extent cx="6332220" cy="3820160"/>
             <wp:effectExtent l="0" t="0" r="0" b="8890"/>
-            <wp:wrapNone/>
-            <wp:docPr id="5" name="Gráfico 5" descr="En la síntesis se presenta un esquema de los principales contenidos del componente formativo, describiendo los fundamentos del ciclo de vida del software, la definición y tipos de requisitos, así como los procesos de ingeniería y elicitación de requisitos. También se incluyen los roles que participan en el proceso y las principales herramientas utilizadas para el modelado y la captura de requisitos, como los diagramas de casos de uso, las historias de usuario y el storyboard."/>
+            <wp:docPr id="7" name="Gráfico 7" descr="En la síntesis se presenta un esquema de los principales contenidos del componente formativo, describiendo los fundamentos del ciclo de vida del software, la definición y tipos de requisitos, así como los procesos de ingeniería y elicitación de requisitos. También se incluyen los roles que participan en el proceso y las principales herramientas utilizadas para el modelado y la captura de requisitos, como los diagramas de casos de uso, las historias de usuario y el storyboard."/>
             <wp:cNvGraphicFramePr>
               <a:graphicFrameLocks xmlns:a="http://schemas.openxmlformats.org/drawingml/2006/main" noChangeAspect="1"/>
             </wp:cNvGraphicFramePr>
@@ -16933,17 +16854,14 @@
               <a:graphicData uri="http://schemas.openxmlformats.org/drawingml/2006/picture">
                 <pic:pic xmlns:pic="http://schemas.openxmlformats.org/drawingml/2006/picture">
                   <pic:nvPicPr>
-                    <pic:cNvPr id="5" name="sintesis.7d721842.svg"/>
+                    <pic:cNvPr id="7" name="Gráfico 7" descr="En la síntesis se presenta un esquema de los principales contenidos del componente formativo, describiendo los fundamentos del ciclo de vida del software, la definición y tipos de requisitos, así como los procesos de ingeniería y elicitación de requisitos. También se incluyen los roles que participan en el proceso y las principales herramientas utilizadas para el modelado y la captura de requisitos, como los diagramas de casos de uso, las historias de usuario y el storyboard."/>
                     <pic:cNvPicPr/>
                   </pic:nvPicPr>
                   <pic:blipFill>
-                    <a:blip r:embed="rId14">
+                    <a:blip r:embed="rId12">
                       <a:extLst>
-                        <a:ext uri="{28A0092B-C50C-407E-A947-70E740481C1C}">
-                          <a14:useLocalDpi xmlns:a14="http://schemas.microsoft.com/office/drawing/2010/main" val="0"/>
-                        </a:ext>
                         <a:ext uri="{96DAC541-7B7A-43D3-8B79-37D633B846F1}">
-                          <asvg:svgBlip xmlns:asvg="http://schemas.microsoft.com/office/drawing/2016/SVG/main" r:embed="rId15"/>
+                          <asvg:svgBlip xmlns:asvg="http://schemas.microsoft.com/office/drawing/2016/SVG/main" r:embed="rId13"/>
                         </a:ext>
                       </a:extLst>
                     </a:blip>
@@ -16963,32 +16881,9 @@
                 </pic:pic>
               </a:graphicData>
             </a:graphic>
-          </wp:anchor>
+          </wp:inline>
         </w:drawing>
       </w:r>
-    </w:p>
-    <w:p>
-      <w:pPr>
-        <w:rPr>
-          <w:lang w:eastAsia="es-CO"/>
-        </w:rPr>
-      </w:pPr>
-    </w:p>
-    <w:p>
-      <w:pPr>
-        <w:rPr>
-          <w:lang w:eastAsia="es-CO"/>
-        </w:rPr>
-      </w:pPr>
-    </w:p>
-    <w:p>
-      <w:pPr>
-        <w:spacing w:before="0" w:after="160" w:line="259" w:lineRule="auto"/>
-        <w:ind w:firstLine="0"/>
-        <w:rPr>
-          <w:lang w:eastAsia="es-CO"/>
-        </w:rPr>
-      </w:pPr>
     </w:p>
     <w:p>
       <w:pPr>
@@ -17818,15 +17713,8 @@
     </w:p>
     <w:tbl>
       <w:tblPr>
+        <w:tblStyle w:val="SENA"/>
         <w:tblW w:w="10060" w:type="dxa"/>
-        <w:tblBorders>
-          <w:top w:val="single" w:sz="4" w:space="0" w:color="D9D9D9"/>
-          <w:left w:val="single" w:sz="4" w:space="0" w:color="D9D9D9"/>
-          <w:bottom w:val="single" w:sz="4" w:space="0" w:color="D9D9D9"/>
-          <w:right w:val="single" w:sz="4" w:space="0" w:color="D9D9D9"/>
-          <w:insideH w:val="single" w:sz="4" w:space="0" w:color="D9D9D9"/>
-          <w:insideV w:val="single" w:sz="4" w:space="0" w:color="D9D9D9"/>
-        </w:tblBorders>
         <w:tblLayout w:type="fixed"/>
         <w:tblLook w:val="04A0" w:firstRow="1" w:lastRow="0" w:firstColumn="1" w:lastColumn="0" w:noHBand="0" w:noVBand="1"/>
         <w:tblCaption w:val="Créditos"/>
@@ -17839,24 +17727,23 @@
       </w:tblGrid>
       <w:tr>
         <w:trPr>
-          <w:tblHeader/>
+          <w:cnfStyle w:val="100000000000" w:firstRow="1" w:lastRow="0" w:firstColumn="0" w:lastColumn="0" w:oddVBand="0" w:evenVBand="0" w:oddHBand="0" w:evenHBand="0" w:firstRowFirstColumn="0" w:firstRowLastColumn="0" w:lastRowFirstColumn="0" w:lastRowLastColumn="0"/>
         </w:trPr>
         <w:tc>
           <w:tcPr>
             <w:tcW w:w="2830" w:type="dxa"/>
-            <w:shd w:val="clear" w:color="auto" w:fill="BFBFBF" w:themeFill="background1" w:themeFillShade="BF"/>
-          </w:tcPr>
-          <w:p>
-            <w:pPr>
-              <w:rPr>
-                <w:b/>
-                <w:lang w:val="es-ES_tradnl" w:eastAsia="es-CO"/>
-              </w:rPr>
-            </w:pPr>
-            <w:r>
-              <w:rPr>
-                <w:b/>
-                <w:lang w:val="es-ES_tradnl" w:eastAsia="es-CO"/>
+          </w:tcPr>
+          <w:p>
+            <w:pPr>
+              <w:pStyle w:val="TextoTablas"/>
+              <w:rPr>
+                <w:b w:val="0"/>
+                <w:lang w:val="es-ES_tradnl"/>
+              </w:rPr>
+            </w:pPr>
+            <w:r>
+              <w:rPr>
+                <w:lang w:val="es-ES_tradnl"/>
               </w:rPr>
               <w:t>Nombre</w:t>
             </w:r>
@@ -17865,19 +17752,18 @@
         <w:tc>
           <w:tcPr>
             <w:tcW w:w="3261" w:type="dxa"/>
-            <w:shd w:val="clear" w:color="auto" w:fill="BFBFBF" w:themeFill="background1" w:themeFillShade="BF"/>
-          </w:tcPr>
-          <w:p>
-            <w:pPr>
-              <w:rPr>
-                <w:b/>
-                <w:lang w:val="es-ES_tradnl" w:eastAsia="es-CO"/>
-              </w:rPr>
-            </w:pPr>
-            <w:r>
-              <w:rPr>
-                <w:b/>
-                <w:lang w:val="es-ES_tradnl" w:eastAsia="es-CO"/>
+          </w:tcPr>
+          <w:p>
+            <w:pPr>
+              <w:pStyle w:val="TextoTablas"/>
+              <w:rPr>
+                <w:b w:val="0"/>
+                <w:lang w:val="es-ES_tradnl"/>
+              </w:rPr>
+            </w:pPr>
+            <w:r>
+              <w:rPr>
+                <w:lang w:val="es-ES_tradnl"/>
               </w:rPr>
               <w:t>Cargo</w:t>
             </w:r>
@@ -17886,20 +17772,18 @@
         <w:tc>
           <w:tcPr>
             <w:tcW w:w="3969" w:type="dxa"/>
-            <w:shd w:val="clear" w:color="auto" w:fill="BFBFBF" w:themeFill="background1" w:themeFillShade="BF"/>
-          </w:tcPr>
-          <w:p>
-            <w:pPr>
-              <w:ind w:firstLine="0"/>
-              <w:rPr>
-                <w:b/>
-                <w:lang w:val="es-ES_tradnl" w:eastAsia="es-CO"/>
-              </w:rPr>
-            </w:pPr>
-            <w:r>
-              <w:rPr>
-                <w:b/>
-                <w:lang w:val="es-ES_tradnl" w:eastAsia="es-CO"/>
+          </w:tcPr>
+          <w:p>
+            <w:pPr>
+              <w:pStyle w:val="TextoTablas"/>
+              <w:rPr>
+                <w:b w:val="0"/>
+                <w:lang w:val="es-ES_tradnl"/>
+              </w:rPr>
+            </w:pPr>
+            <w:r>
+              <w:rPr>
+                <w:lang w:val="es-ES_tradnl"/>
               </w:rPr>
               <w:t>Centro de Formación y Regional</w:t>
             </w:r>
@@ -17908,21 +17792,20 @@
       </w:tr>
       <w:tr>
         <w:trPr>
+          <w:cnfStyle w:val="000000100000" w:firstRow="0" w:lastRow="0" w:firstColumn="0" w:lastColumn="0" w:oddVBand="0" w:evenVBand="0" w:oddHBand="1" w:evenHBand="0" w:firstRowFirstColumn="0" w:firstRowLastColumn="0" w:lastRowFirstColumn="0" w:lastRowLastColumn="0"/>
           <w:trHeight w:val="1007"/>
         </w:trPr>
         <w:tc>
           <w:tcPr>
             <w:tcW w:w="2830" w:type="dxa"/>
-            <w:shd w:val="clear" w:color="auto" w:fill="F2F2F2" w:themeFill="background1" w:themeFillShade="F2"/>
-          </w:tcPr>
-          <w:p>
-            <w:pPr>
-              <w:ind w:firstLine="0"/>
+          </w:tcPr>
+          <w:p>
+            <w:pPr>
+              <w:pStyle w:val="TextoTablas"/>
               <w:rPr>
                 <w:rFonts w:asciiTheme="minorHAnsi" w:hAnsiTheme="minorHAnsi" w:cstheme="minorHAnsi"/>
-                <w:sz w:val="24"/>
                 <w:szCs w:val="24"/>
-                <w:lang w:val="es-ES" w:eastAsia="es-CO"/>
+                <w:lang w:val="es-ES"/>
               </w:rPr>
             </w:pPr>
             <w:r>
@@ -17933,16 +17816,14 @@
         <w:tc>
           <w:tcPr>
             <w:tcW w:w="3261" w:type="dxa"/>
-            <w:shd w:val="clear" w:color="auto" w:fill="F2F2F2" w:themeFill="background1" w:themeFillShade="F2"/>
-          </w:tcPr>
-          <w:p>
-            <w:pPr>
-              <w:ind w:firstLine="0"/>
+          </w:tcPr>
+          <w:p>
+            <w:pPr>
+              <w:pStyle w:val="TextoTablas"/>
               <w:rPr>
                 <w:rFonts w:asciiTheme="minorHAnsi" w:hAnsiTheme="minorHAnsi" w:cstheme="minorHAnsi"/>
-                <w:sz w:val="24"/>
                 <w:szCs w:val="24"/>
-                <w:lang w:val="es-ES_tradnl" w:eastAsia="es-CO"/>
+                <w:lang w:val="es-ES_tradnl"/>
               </w:rPr>
             </w:pPr>
             <w:r>
@@ -17953,16 +17834,14 @@
         <w:tc>
           <w:tcPr>
             <w:tcW w:w="3969" w:type="dxa"/>
-            <w:shd w:val="clear" w:color="auto" w:fill="F2F2F2" w:themeFill="background1" w:themeFillShade="F2"/>
-          </w:tcPr>
-          <w:p>
-            <w:pPr>
-              <w:ind w:firstLine="0"/>
+          </w:tcPr>
+          <w:p>
+            <w:pPr>
+              <w:pStyle w:val="TextoTablas"/>
               <w:rPr>
                 <w:rFonts w:asciiTheme="minorHAnsi" w:hAnsiTheme="minorHAnsi" w:cstheme="minorHAnsi"/>
-                <w:sz w:val="24"/>
                 <w:szCs w:val="24"/>
-                <w:lang w:val="es-ES_tradnl" w:eastAsia="es-CO"/>
+                <w:lang w:val="es-ES_tradnl"/>
               </w:rPr>
             </w:pPr>
             <w:r>
@@ -17978,12 +17857,11 @@
           </w:tcPr>
           <w:p>
             <w:pPr>
-              <w:ind w:firstLine="0"/>
+              <w:pStyle w:val="TextoTablas"/>
               <w:rPr>
                 <w:rFonts w:asciiTheme="minorHAnsi" w:hAnsiTheme="minorHAnsi" w:cstheme="minorHAnsi"/>
-                <w:sz w:val="24"/>
                 <w:szCs w:val="24"/>
-                <w:lang w:val="es-ES" w:eastAsia="es-CO"/>
+                <w:lang w:val="es-ES"/>
               </w:rPr>
             </w:pPr>
             <w:r>
@@ -18005,12 +17883,11 @@
           </w:tcPr>
           <w:p>
             <w:pPr>
-              <w:ind w:firstLine="0"/>
+              <w:pStyle w:val="TextoTablas"/>
               <w:rPr>
                 <w:rFonts w:asciiTheme="minorHAnsi" w:hAnsiTheme="minorHAnsi" w:cstheme="minorHAnsi"/>
-                <w:sz w:val="24"/>
                 <w:szCs w:val="24"/>
-                <w:lang w:val="es-ES_tradnl" w:eastAsia="es-CO"/>
+                <w:lang w:val="es-ES_tradnl"/>
               </w:rPr>
             </w:pPr>
             <w:r>
@@ -18024,12 +17901,71 @@
           </w:tcPr>
           <w:p>
             <w:pPr>
-              <w:ind w:firstLine="0"/>
+              <w:pStyle w:val="TextoTablas"/>
               <w:rPr>
                 <w:rFonts w:asciiTheme="minorHAnsi" w:hAnsiTheme="minorHAnsi" w:cstheme="minorHAnsi"/>
-                <w:sz w:val="24"/>
                 <w:szCs w:val="24"/>
-                <w:lang w:val="es-ES_tradnl" w:eastAsia="es-CO"/>
+                <w:lang w:val="es-ES_tradnl"/>
+              </w:rPr>
+            </w:pPr>
+            <w:r>
+              <w:t>Centro de Comercio y Servicios - Regional Tolima</w:t>
+            </w:r>
+          </w:p>
+        </w:tc>
+      </w:tr>
+      <w:tr>
+        <w:trPr>
+          <w:cnfStyle w:val="000000100000" w:firstRow="0" w:lastRow="0" w:firstColumn="0" w:lastColumn="0" w:oddVBand="0" w:evenVBand="0" w:oddHBand="1" w:evenHBand="0" w:firstRowFirstColumn="0" w:firstRowLastColumn="0" w:lastRowFirstColumn="0" w:lastRowLastColumn="0"/>
+          <w:trHeight w:val="1002"/>
+        </w:trPr>
+        <w:tc>
+          <w:tcPr>
+            <w:tcW w:w="2830" w:type="dxa"/>
+          </w:tcPr>
+          <w:p>
+            <w:pPr>
+              <w:pStyle w:val="TextoTablas"/>
+              <w:rPr>
+                <w:rFonts w:asciiTheme="minorHAnsi" w:hAnsiTheme="minorHAnsi" w:cstheme="minorHAnsi"/>
+                <w:szCs w:val="24"/>
+                <w:lang w:val="es-ES"/>
+              </w:rPr>
+            </w:pPr>
+            <w:r>
+              <w:t>Viviana Esperanza Herrera Quiñonez</w:t>
+            </w:r>
+          </w:p>
+        </w:tc>
+        <w:tc>
+          <w:tcPr>
+            <w:tcW w:w="3261" w:type="dxa"/>
+          </w:tcPr>
+          <w:p>
+            <w:pPr>
+              <w:pStyle w:val="TextoTablas"/>
+              <w:rPr>
+                <w:rFonts w:asciiTheme="minorHAnsi" w:hAnsiTheme="minorHAnsi" w:cstheme="minorHAnsi"/>
+                <w:szCs w:val="24"/>
+                <w:lang w:val="es-ES"/>
+              </w:rPr>
+            </w:pPr>
+            <w:r>
+              <w:t>Evaluadora instruccional</w:t>
+            </w:r>
+          </w:p>
+        </w:tc>
+        <w:tc>
+          <w:tcPr>
+            <w:tcW w:w="3969" w:type="dxa"/>
+          </w:tcPr>
+          <w:p>
+            <w:pPr>
+              <w:pStyle w:val="TextoTablas"/>
+              <w:rPr>
+                <w:rFonts w:asciiTheme="minorHAnsi" w:hAnsiTheme="minorHAnsi" w:cstheme="minorHAnsi"/>
+                <w:szCs w:val="24"/>
+                <w:lang w:val="es-ES"/>
               </w:rPr>
             </w:pPr>
             <w:r>
@@ -18045,57 +17981,36 @@
         <w:tc>
           <w:tcPr>
             <w:tcW w:w="2830" w:type="dxa"/>
-            <w:shd w:val="clear" w:color="auto" w:fill="F2F2F2" w:themeFill="background1" w:themeFillShade="F2"/>
-          </w:tcPr>
-          <w:p>
-            <w:pPr>
-              <w:ind w:firstLine="0"/>
-              <w:rPr>
-                <w:rFonts w:asciiTheme="minorHAnsi" w:hAnsiTheme="minorHAnsi" w:cstheme="minorHAnsi"/>
-                <w:sz w:val="24"/>
-                <w:szCs w:val="24"/>
-                <w:lang w:val="es-ES" w:eastAsia="es-CO"/>
-              </w:rPr>
-            </w:pPr>
-            <w:r>
-              <w:t>Viviana Esperanza Herrera Quiñonez</w:t>
+          </w:tcPr>
+          <w:p>
+            <w:pPr>
+              <w:pStyle w:val="TextoTablas"/>
+            </w:pPr>
+            <w:r>
+              <w:t>Andrés Felipe Velandia Espitia</w:t>
             </w:r>
           </w:p>
         </w:tc>
         <w:tc>
           <w:tcPr>
             <w:tcW w:w="3261" w:type="dxa"/>
-            <w:shd w:val="clear" w:color="auto" w:fill="F2F2F2" w:themeFill="background1" w:themeFillShade="F2"/>
-          </w:tcPr>
-          <w:p>
-            <w:pPr>
-              <w:ind w:firstLine="0"/>
-              <w:rPr>
-                <w:rFonts w:asciiTheme="minorHAnsi" w:hAnsiTheme="minorHAnsi" w:cstheme="minorHAnsi"/>
-                <w:sz w:val="24"/>
-                <w:szCs w:val="24"/>
-                <w:lang w:val="es-ES" w:eastAsia="es-CO"/>
-              </w:rPr>
-            </w:pPr>
-            <w:r>
-              <w:t>Evaluadora instruccional</w:t>
+          </w:tcPr>
+          <w:p>
+            <w:pPr>
+              <w:pStyle w:val="TextoTablas"/>
+            </w:pPr>
+            <w:r>
+              <w:t>Evaluador instruccional</w:t>
             </w:r>
           </w:p>
         </w:tc>
         <w:tc>
           <w:tcPr>
             <w:tcW w:w="3969" w:type="dxa"/>
-            <w:shd w:val="clear" w:color="auto" w:fill="F2F2F2" w:themeFill="background1" w:themeFillShade="F2"/>
-          </w:tcPr>
-          <w:p>
-            <w:pPr>
-              <w:ind w:firstLine="0"/>
-              <w:rPr>
-                <w:rFonts w:asciiTheme="minorHAnsi" w:hAnsiTheme="minorHAnsi" w:cstheme="minorHAnsi"/>
-                <w:sz w:val="24"/>
-                <w:szCs w:val="24"/>
-                <w:lang w:val="es-ES" w:eastAsia="es-CO"/>
-              </w:rPr>
+          </w:tcPr>
+          <w:p>
+            <w:pPr>
+              <w:pStyle w:val="TextoTablas"/>
             </w:pPr>
             <w:r>
               <w:t>Centro de Comercio y Servicios - Regional Tolima</w:t>
@@ -18104,22 +18019,32 @@
         </w:tc>
       </w:tr>
       <w:tr>
+        <w:trPr>
+          <w:cnfStyle w:val="000000100000" w:firstRow="0" w:lastRow="0" w:firstColumn="0" w:lastColumn="0" w:oddVBand="0" w:evenVBand="0" w:oddHBand="1" w:evenHBand="0" w:firstRowFirstColumn="0" w:firstRowLastColumn="0" w:lastRowFirstColumn="0" w:lastRowLastColumn="0"/>
+        </w:trPr>
         <w:tc>
           <w:tcPr>
             <w:tcW w:w="2830" w:type="dxa"/>
           </w:tcPr>
           <w:p>
             <w:pPr>
-              <w:ind w:firstLine="0"/>
+              <w:pStyle w:val="TextoTablas"/>
               <w:rPr>
                 <w:rFonts w:asciiTheme="minorHAnsi" w:hAnsiTheme="minorHAnsi" w:cstheme="minorHAnsi"/>
-                <w:sz w:val="24"/>
                 <w:szCs w:val="24"/>
-                <w:lang w:val="es-ES" w:eastAsia="es-CO"/>
-              </w:rPr>
-            </w:pPr>
-            <w:r>
-              <w:t>ose Yobani Penagos Mora</w:t>
+                <w:lang w:val="es-ES"/>
+              </w:rPr>
+            </w:pPr>
+            <w:proofErr w:type="spellStart"/>
+            <w:r>
+              <w:t>J</w:t>
+            </w:r>
+            <w:r>
+              <w:t>ose</w:t>
+            </w:r>
+            <w:proofErr w:type="spellEnd"/>
+            <w:r>
+              <w:t xml:space="preserve"> Yobani Penagos Mora</w:t>
             </w:r>
           </w:p>
         </w:tc>
@@ -18129,12 +18054,11 @@
           </w:tcPr>
           <w:p>
             <w:pPr>
-              <w:ind w:firstLine="0"/>
+              <w:pStyle w:val="TextoTablas"/>
               <w:rPr>
                 <w:rFonts w:asciiTheme="minorHAnsi" w:hAnsiTheme="minorHAnsi" w:cstheme="minorHAnsi"/>
-                <w:sz w:val="24"/>
                 <w:szCs w:val="24"/>
-                <w:lang w:val="es-ES" w:eastAsia="es-CO"/>
+                <w:lang w:val="es-ES"/>
               </w:rPr>
             </w:pPr>
             <w:r>
@@ -18148,12 +18072,11 @@
           </w:tcPr>
           <w:p>
             <w:pPr>
-              <w:ind w:firstLine="0"/>
+              <w:pStyle w:val="TextoTablas"/>
               <w:rPr>
                 <w:rFonts w:asciiTheme="minorHAnsi" w:hAnsiTheme="minorHAnsi" w:cstheme="minorHAnsi"/>
-                <w:sz w:val="24"/>
                 <w:szCs w:val="24"/>
-                <w:lang w:val="es-ES" w:eastAsia="es-CO"/>
+                <w:lang w:val="es-ES"/>
               </w:rPr>
             </w:pPr>
             <w:r>
@@ -18166,68 +18089,44 @@
         <w:tc>
           <w:tcPr>
             <w:tcW w:w="2830" w:type="dxa"/>
-            <w:shd w:val="clear" w:color="auto" w:fill="F2F2F2" w:themeFill="background1" w:themeFillShade="F2"/>
-          </w:tcPr>
-          <w:p>
-            <w:pPr>
-              <w:ind w:firstLine="0"/>
-              <w:rPr>
-                <w:rFonts w:asciiTheme="minorHAnsi" w:hAnsiTheme="minorHAnsi" w:cstheme="minorHAnsi"/>
-                <w:sz w:val="24"/>
-                <w:szCs w:val="24"/>
-                <w:lang w:val="es-ES" w:eastAsia="es-CO"/>
-              </w:rPr>
-            </w:pPr>
+          </w:tcPr>
+          <w:p>
+            <w:pPr>
+              <w:pStyle w:val="TextoTablas"/>
+            </w:pPr>
+            <w:r>
+              <w:t xml:space="preserve">Oscar </w:t>
+            </w:r>
             <w:proofErr w:type="spellStart"/>
             <w:r>
-              <w:t>Sebastian</w:t>
+              <w:t>Ivan</w:t>
             </w:r>
             <w:proofErr w:type="spellEnd"/>
             <w:r>
-              <w:t xml:space="preserve"> Trujillo Afanador</w:t>
+              <w:t xml:space="preserve"> Uribe Ortiz</w:t>
             </w:r>
           </w:p>
         </w:tc>
         <w:tc>
           <w:tcPr>
             <w:tcW w:w="3261" w:type="dxa"/>
-            <w:shd w:val="clear" w:color="auto" w:fill="F2F2F2" w:themeFill="background1" w:themeFillShade="F2"/>
-          </w:tcPr>
-          <w:p>
-            <w:pPr>
-              <w:ind w:firstLine="0"/>
-              <w:rPr>
-                <w:rFonts w:asciiTheme="minorHAnsi" w:hAnsiTheme="minorHAnsi" w:cstheme="minorHAnsi"/>
-                <w:sz w:val="24"/>
-                <w:szCs w:val="24"/>
-                <w:lang w:val="es-ES" w:eastAsia="es-CO"/>
-              </w:rPr>
-            </w:pPr>
-            <w:r>
-              <w:t xml:space="preserve">Desarrollador </w:t>
-            </w:r>
-            <w:r>
-              <w:rPr>
-                <w:rStyle w:val="Extranjerismo"/>
-              </w:rPr>
-              <w:t>full stack</w:t>
+          </w:tcPr>
+          <w:p>
+            <w:pPr>
+              <w:pStyle w:val="TextoTablas"/>
+            </w:pPr>
+            <w:r>
+              <w:t>Diseñador de contenidos digitales</w:t>
             </w:r>
           </w:p>
         </w:tc>
         <w:tc>
           <w:tcPr>
             <w:tcW w:w="3969" w:type="dxa"/>
-            <w:shd w:val="clear" w:color="auto" w:fill="F2F2F2" w:themeFill="background1" w:themeFillShade="F2"/>
-          </w:tcPr>
-          <w:p>
-            <w:pPr>
-              <w:ind w:firstLine="0"/>
-              <w:rPr>
-                <w:rFonts w:asciiTheme="minorHAnsi" w:hAnsiTheme="minorHAnsi" w:cstheme="minorHAnsi"/>
-                <w:sz w:val="24"/>
-                <w:szCs w:val="24"/>
-                <w:lang w:val="es-ES" w:eastAsia="es-CO"/>
-              </w:rPr>
+          </w:tcPr>
+          <w:p>
+            <w:pPr>
+              <w:pStyle w:val="TextoTablas"/>
             </w:pPr>
             <w:r>
               <w:t>Centro de Comercio y Servicios - Regional Tolima</w:t>
@@ -18236,28 +18135,33 @@
         </w:tc>
       </w:tr>
       <w:tr>
+        <w:trPr>
+          <w:cnfStyle w:val="000000100000" w:firstRow="0" w:lastRow="0" w:firstColumn="0" w:lastColumn="0" w:oddVBand="0" w:evenVBand="0" w:oddHBand="1" w:evenHBand="0" w:firstRowFirstColumn="0" w:firstRowLastColumn="0" w:lastRowFirstColumn="0" w:lastRowLastColumn="0"/>
+        </w:trPr>
         <w:tc>
           <w:tcPr>
             <w:tcW w:w="2830" w:type="dxa"/>
           </w:tcPr>
           <w:p>
             <w:pPr>
-              <w:ind w:firstLine="0"/>
+              <w:pStyle w:val="TextoTablas"/>
               <w:rPr>
                 <w:rFonts w:asciiTheme="minorHAnsi" w:hAnsiTheme="minorHAnsi" w:cstheme="minorHAnsi"/>
-                <w:sz w:val="24"/>
                 <w:szCs w:val="24"/>
-                <w:lang w:val="es-ES" w:eastAsia="es-CO"/>
-              </w:rPr>
-            </w:pPr>
-            <w:r>
-              <w:t xml:space="preserve">Gilberto Junior Rodríguez </w:t>
+                <w:lang w:val="es-ES"/>
+              </w:rPr>
+            </w:pPr>
+            <w:r>
+              <w:t xml:space="preserve">Manuel Felipe </w:t>
             </w:r>
             <w:proofErr w:type="spellStart"/>
             <w:r>
-              <w:t>Rodríguez</w:t>
+              <w:t>Echavarria</w:t>
             </w:r>
             <w:proofErr w:type="spellEnd"/>
+            <w:r>
+              <w:t xml:space="preserve"> Orozco</w:t>
+            </w:r>
           </w:p>
         </w:tc>
         <w:tc>
@@ -18266,16 +18170,21 @@
           </w:tcPr>
           <w:p>
             <w:pPr>
-              <w:ind w:firstLine="0"/>
+              <w:pStyle w:val="TextoTablas"/>
               <w:rPr>
                 <w:rFonts w:asciiTheme="minorHAnsi" w:hAnsiTheme="minorHAnsi" w:cstheme="minorHAnsi"/>
-                <w:sz w:val="24"/>
                 <w:szCs w:val="24"/>
-                <w:lang w:val="es-ES" w:eastAsia="es-CO"/>
-              </w:rPr>
-            </w:pPr>
-            <w:r>
-              <w:t>Animador y productor audiovisual</w:t>
+                <w:lang w:val="es-ES"/>
+              </w:rPr>
+            </w:pPr>
+            <w:r>
+              <w:t xml:space="preserve">Desarrollador </w:t>
+            </w:r>
+            <w:r>
+              <w:rPr>
+                <w:rStyle w:val="Extranjerismo"/>
+              </w:rPr>
+              <w:t>full stack</w:t>
             </w:r>
           </w:p>
         </w:tc>
@@ -18285,12 +18194,11 @@
           </w:tcPr>
           <w:p>
             <w:pPr>
-              <w:ind w:firstLine="0"/>
+              <w:pStyle w:val="TextoTablas"/>
               <w:rPr>
                 <w:rFonts w:asciiTheme="minorHAnsi" w:hAnsiTheme="minorHAnsi" w:cstheme="minorHAnsi"/>
-                <w:sz w:val="24"/>
                 <w:szCs w:val="24"/>
-                <w:lang w:val="es-ES" w:eastAsia="es-CO"/>
+                <w:lang w:val="es-ES"/>
               </w:rPr>
             </w:pPr>
             <w:r>
@@ -18303,56 +18211,55 @@
         <w:tc>
           <w:tcPr>
             <w:tcW w:w="2830" w:type="dxa"/>
-            <w:shd w:val="clear" w:color="auto" w:fill="F2F2F2" w:themeFill="background1" w:themeFillShade="F2"/>
-          </w:tcPr>
-          <w:p>
-            <w:pPr>
-              <w:ind w:firstLine="0"/>
+          </w:tcPr>
+          <w:p>
+            <w:pPr>
+              <w:pStyle w:val="TextoTablas"/>
               <w:rPr>
                 <w:rFonts w:asciiTheme="minorHAnsi" w:hAnsiTheme="minorHAnsi" w:cstheme="minorHAnsi"/>
-                <w:sz w:val="24"/>
                 <w:szCs w:val="24"/>
-                <w:lang w:val="es-ES" w:eastAsia="es-CO"/>
-              </w:rPr>
-            </w:pPr>
-            <w:r>
-              <w:t>Jorge Eduardo Rueda Peña</w:t>
-            </w:r>
+                <w:lang w:val="es-ES"/>
+              </w:rPr>
+            </w:pPr>
+            <w:r>
+              <w:t xml:space="preserve">Gilberto Junior Rodríguez </w:t>
+            </w:r>
+            <w:proofErr w:type="spellStart"/>
+            <w:r>
+              <w:t>Rodríguez</w:t>
+            </w:r>
+            <w:proofErr w:type="spellEnd"/>
           </w:p>
         </w:tc>
         <w:tc>
           <w:tcPr>
             <w:tcW w:w="3261" w:type="dxa"/>
-            <w:shd w:val="clear" w:color="auto" w:fill="F2F2F2" w:themeFill="background1" w:themeFillShade="F2"/>
-          </w:tcPr>
-          <w:p>
-            <w:pPr>
-              <w:ind w:firstLine="0"/>
+          </w:tcPr>
+          <w:p>
+            <w:pPr>
+              <w:pStyle w:val="TextoTablas"/>
               <w:rPr>
                 <w:rFonts w:asciiTheme="minorHAnsi" w:hAnsiTheme="minorHAnsi" w:cstheme="minorHAnsi"/>
-                <w:sz w:val="24"/>
                 <w:szCs w:val="24"/>
-                <w:lang w:val="es-ES" w:eastAsia="es-CO"/>
-              </w:rPr>
-            </w:pPr>
-            <w:r>
-              <w:t>Evaluador de contenidos inclusivos y accesibles</w:t>
+                <w:lang w:val="es-ES"/>
+              </w:rPr>
+            </w:pPr>
+            <w:r>
+              <w:t>Animador y productor audiovisual</w:t>
             </w:r>
           </w:p>
         </w:tc>
         <w:tc>
           <w:tcPr>
             <w:tcW w:w="3969" w:type="dxa"/>
-            <w:shd w:val="clear" w:color="auto" w:fill="F2F2F2" w:themeFill="background1" w:themeFillShade="F2"/>
-          </w:tcPr>
-          <w:p>
-            <w:pPr>
-              <w:ind w:firstLine="0"/>
+          </w:tcPr>
+          <w:p>
+            <w:pPr>
+              <w:pStyle w:val="TextoTablas"/>
               <w:rPr>
                 <w:rFonts w:asciiTheme="minorHAnsi" w:hAnsiTheme="minorHAnsi" w:cstheme="minorHAnsi"/>
-                <w:sz w:val="24"/>
                 <w:szCs w:val="24"/>
-                <w:lang w:val="es-ES" w:eastAsia="es-CO"/>
+                <w:lang w:val="es-ES"/>
               </w:rPr>
             </w:pPr>
             <w:r>
@@ -18362,22 +18269,123 @@
         </w:tc>
       </w:tr>
       <w:tr>
+        <w:trPr>
+          <w:cnfStyle w:val="000000100000" w:firstRow="0" w:lastRow="0" w:firstColumn="0" w:lastColumn="0" w:oddVBand="0" w:evenVBand="0" w:oddHBand="1" w:evenHBand="0" w:firstRowFirstColumn="0" w:firstRowLastColumn="0" w:lastRowFirstColumn="0" w:lastRowLastColumn="0"/>
+        </w:trPr>
         <w:tc>
           <w:tcPr>
             <w:tcW w:w="2830" w:type="dxa"/>
           </w:tcPr>
           <w:p>
             <w:pPr>
-              <w:ind w:firstLine="0"/>
+              <w:pStyle w:val="TextoTablas"/>
               <w:rPr>
                 <w:rFonts w:asciiTheme="minorHAnsi" w:hAnsiTheme="minorHAnsi" w:cstheme="minorHAnsi"/>
-                <w:sz w:val="24"/>
                 <w:szCs w:val="24"/>
-                <w:lang w:val="es-ES" w:eastAsia="es-CO"/>
-              </w:rPr>
-            </w:pPr>
-            <w:r>
-              <w:lastRenderedPageBreak/>
+                <w:lang w:val="es-ES"/>
+              </w:rPr>
+            </w:pPr>
+            <w:r>
+              <w:t>Jorge Eduardo Rueda Peña</w:t>
+            </w:r>
+          </w:p>
+        </w:tc>
+        <w:tc>
+          <w:tcPr>
+            <w:tcW w:w="3261" w:type="dxa"/>
+          </w:tcPr>
+          <w:p>
+            <w:pPr>
+              <w:pStyle w:val="TextoTablas"/>
+              <w:rPr>
+                <w:rFonts w:asciiTheme="minorHAnsi" w:hAnsiTheme="minorHAnsi" w:cstheme="minorHAnsi"/>
+                <w:szCs w:val="24"/>
+                <w:lang w:val="es-ES"/>
+              </w:rPr>
+            </w:pPr>
+            <w:r>
+              <w:t>Evaluador de contenidos inclusivos y accesibles</w:t>
+            </w:r>
+          </w:p>
+        </w:tc>
+        <w:tc>
+          <w:tcPr>
+            <w:tcW w:w="3969" w:type="dxa"/>
+          </w:tcPr>
+          <w:p>
+            <w:pPr>
+              <w:pStyle w:val="TextoTablas"/>
+              <w:rPr>
+                <w:rFonts w:asciiTheme="minorHAnsi" w:hAnsiTheme="minorHAnsi" w:cstheme="minorHAnsi"/>
+                <w:szCs w:val="24"/>
+                <w:lang w:val="es-ES"/>
+              </w:rPr>
+            </w:pPr>
+            <w:r>
+              <w:t>Centro de Comercio y Servicios - Regional Tolima</w:t>
+            </w:r>
+          </w:p>
+        </w:tc>
+      </w:tr>
+      <w:tr>
+        <w:tc>
+          <w:tcPr>
+            <w:tcW w:w="2830" w:type="dxa"/>
+          </w:tcPr>
+          <w:p>
+            <w:pPr>
+              <w:pStyle w:val="TextoTablas"/>
+            </w:pPr>
+            <w:r>
+              <w:t>María Fernanda Pineda Mora</w:t>
+            </w:r>
+          </w:p>
+        </w:tc>
+        <w:tc>
+          <w:tcPr>
+            <w:tcW w:w="3261" w:type="dxa"/>
+          </w:tcPr>
+          <w:p>
+            <w:pPr>
+              <w:pStyle w:val="TextoTablas"/>
+            </w:pPr>
+            <w:r>
+              <w:t>Evaluadora de contenidos inclusivos y accesibles</w:t>
+            </w:r>
+          </w:p>
+        </w:tc>
+        <w:tc>
+          <w:tcPr>
+            <w:tcW w:w="3969" w:type="dxa"/>
+          </w:tcPr>
+          <w:p>
+            <w:pPr>
+              <w:pStyle w:val="TextoTablas"/>
+            </w:pPr>
+            <w:r>
+              <w:t>Centro de Comercio y Servicios - Regional Tolima</w:t>
+            </w:r>
+          </w:p>
+        </w:tc>
+      </w:tr>
+      <w:tr>
+        <w:trPr>
+          <w:cnfStyle w:val="000000100000" w:firstRow="0" w:lastRow="0" w:firstColumn="0" w:lastColumn="0" w:oddVBand="0" w:evenVBand="0" w:oddHBand="1" w:evenHBand="0" w:firstRowFirstColumn="0" w:firstRowLastColumn="0" w:lastRowFirstColumn="0" w:lastRowLastColumn="0"/>
+        </w:trPr>
+        <w:tc>
+          <w:tcPr>
+            <w:tcW w:w="2830" w:type="dxa"/>
+          </w:tcPr>
+          <w:p>
+            <w:pPr>
+              <w:pStyle w:val="TextoTablas"/>
+              <w:rPr>
+                <w:rFonts w:asciiTheme="minorHAnsi" w:hAnsiTheme="minorHAnsi" w:cstheme="minorHAnsi"/>
+                <w:szCs w:val="24"/>
+                <w:lang w:val="es-ES"/>
+              </w:rPr>
+            </w:pPr>
+            <w:r>
               <w:t>Jorge Bustos Gómez</w:t>
             </w:r>
           </w:p>
@@ -18388,12 +18396,11 @@
           </w:tcPr>
           <w:p>
             <w:pPr>
-              <w:ind w:firstLine="0"/>
+              <w:pStyle w:val="TextoTablas"/>
               <w:rPr>
                 <w:rFonts w:asciiTheme="minorHAnsi" w:hAnsiTheme="minorHAnsi" w:cstheme="minorHAnsi"/>
-                <w:sz w:val="24"/>
                 <w:szCs w:val="24"/>
-                <w:lang w:val="es-ES" w:eastAsia="es-CO"/>
+                <w:lang w:val="es-ES"/>
               </w:rPr>
             </w:pPr>
             <w:r>
@@ -18407,12 +18414,11 @@
           </w:tcPr>
           <w:p>
             <w:pPr>
-              <w:ind w:firstLine="0"/>
+              <w:pStyle w:val="TextoTablas"/>
               <w:rPr>
                 <w:rFonts w:asciiTheme="minorHAnsi" w:hAnsiTheme="minorHAnsi" w:cstheme="minorHAnsi"/>
-                <w:sz w:val="24"/>
                 <w:szCs w:val="24"/>
-                <w:lang w:val="es-ES" w:eastAsia="es-CO"/>
+                <w:lang w:val="es-ES"/>
               </w:rPr>
             </w:pPr>
             <w:r>
@@ -18441,8 +18447,8 @@
       </w:pPr>
     </w:p>
     <w:sectPr>
-      <w:headerReference w:type="default" r:id="rId16"/>
-      <w:footerReference w:type="default" r:id="rId17"/>
+      <w:headerReference w:type="default" r:id="rId14"/>
+      <w:footerReference w:type="default" r:id="rId15"/>
       <w:pgSz w:w="12240" w:h="15840"/>
       <w:pgMar w:top="1701" w:right="1134" w:bottom="1134" w:left="1134" w:header="709" w:footer="737" w:gutter="0"/>
       <w:pgNumType w:start="1"/>
@@ -21806,6 +21812,7 @@
     <w:lsdException w:name="HTML Sample" w:semiHidden="1" w:unhideWhenUsed="1"/>
     <w:lsdException w:name="HTML Typewriter" w:semiHidden="1" w:unhideWhenUsed="1"/>
     <w:lsdException w:name="HTML Variable" w:semiHidden="1" w:unhideWhenUsed="1"/>
+    <w:lsdException w:name="Normal Table" w:semiHidden="1" w:unhideWhenUsed="1"/>
     <w:lsdException w:name="annotation subject" w:semiHidden="1" w:unhideWhenUsed="1"/>
     <w:lsdException w:name="No List" w:semiHidden="1" w:unhideWhenUsed="1"/>
     <w:lsdException w:name="Outline List 1" w:semiHidden="1" w:unhideWhenUsed="1"/>
@@ -21852,8 +21859,10 @@
     <w:lsdException w:name="Table Subtle 2" w:semiHidden="1" w:unhideWhenUsed="1"/>
     <w:lsdException w:name="Table Web 1" w:semiHidden="1" w:unhideWhenUsed="1"/>
     <w:lsdException w:name="Table Web 2" w:semiHidden="1" w:unhideWhenUsed="1"/>
+    <w:lsdException w:name="Table Web 3" w:semiHidden="1" w:unhideWhenUsed="1"/>
     <w:lsdException w:name="Balloon Text" w:semiHidden="1" w:unhideWhenUsed="1"/>
     <w:lsdException w:name="Table Grid" w:uiPriority="39"/>
+    <w:lsdException w:name="Table Theme" w:semiHidden="1" w:unhideWhenUsed="1"/>
     <w:lsdException w:name="Placeholder Text" w:semiHidden="1"/>
     <w:lsdException w:name="No Spacing" w:uiPriority="1" w:qFormat="1"/>
     <w:lsdException w:name="Light Shading" w:uiPriority="60"/>
@@ -23411,6 +23420,30 @@
 </file>
 
 <file path=customXml/item1.xml><?xml version="1.0" encoding="utf-8"?>
+<p:properties xmlns:p="http://schemas.microsoft.com/office/2006/metadata/properties" xmlns:xsi="http://www.w3.org/2001/XMLSchema-instance" xmlns:pc="http://schemas.microsoft.com/office/infopath/2007/PartnerControls">
+  <documentManagement>
+    <TaxCatchAll xmlns="13c90a0b-73bc-4dc0-be5f-28d77b615beb" xsi:nil="true"/>
+    <lcf76f155ced4ddcb4097134ff3c332f xmlns="13c93bba-48ce-428c-bfe5-88b42c19b028">
+      <Terms xmlns="http://schemas.microsoft.com/office/infopath/2007/PartnerControls"/>
+    </lcf76f155ced4ddcb4097134ff3c332f>
+  </documentManagement>
+</p:properties>
+</file>
+
+<file path=customXml/item2.xml><?xml version="1.0" encoding="utf-8"?>
+<b:Sources xmlns:b="http://schemas.openxmlformats.org/officeDocument/2006/bibliography" xmlns="http://schemas.openxmlformats.org/officeDocument/2006/bibliography" SelectedStyle="\APASixthEditionOfficeOnline.xsl" StyleName="APA" Version="6"/>
+</file>
+
+<file path=customXml/item3.xml><?xml version="1.0" encoding="utf-8"?>
+<?mso-contentType ?>
+<FormTemplates xmlns="http://schemas.microsoft.com/sharepoint/v3/contenttype/forms">
+  <Display>DocumentLibraryForm</Display>
+  <Edit>DocumentLibraryForm</Edit>
+  <New>DocumentLibraryForm</New>
+</FormTemplates>
+</file>
+
+<file path=customXml/item4.xml><?xml version="1.0" encoding="utf-8"?>
 <ct:contentTypeSchema xmlns:ct="http://schemas.microsoft.com/office/2006/metadata/contentType" xmlns:ma="http://schemas.microsoft.com/office/2006/metadata/properties/metaAttributes" ct:_="" ma:_="" ma:contentTypeName="Documento" ma:contentTypeID="0x0101006A81D6BD42E8DF4C91013959704817E1" ma:contentTypeVersion="15" ma:contentTypeDescription="Crear nuevo documento." ma:contentTypeScope="" ma:versionID="bf4f72ffd194f0963ff564daca6869f7">
   <xsd:schema xmlns:xsd="http://www.w3.org/2001/XMLSchema" xmlns:xs="http://www.w3.org/2001/XMLSchema" xmlns:p="http://schemas.microsoft.com/office/2006/metadata/properties" xmlns:ns2="13c90a0b-73bc-4dc0-be5f-28d77b615beb" xmlns:ns3="13c93bba-48ce-428c-bfe5-88b42c19b028" targetNamespace="http://schemas.microsoft.com/office/2006/metadata/properties" ma:root="true" ma:fieldsID="8718d6f4873a5b1392a45044efa78385" ns2:_="" ns3:_="">
     <xsd:import namespace="13c90a0b-73bc-4dc0-be5f-28d77b615beb"/>
@@ -23645,31 +23678,34 @@
 </ct:contentTypeSchema>
 </file>
 
-<file path=customXml/item2.xml><?xml version="1.0" encoding="utf-8"?>
-<?mso-contentType ?>
-<FormTemplates xmlns="http://schemas.microsoft.com/sharepoint/v3/contenttype/forms">
-  <Display>DocumentLibraryForm</Display>
-  <Edit>DocumentLibraryForm</Edit>
-  <New>DocumentLibraryForm</New>
-</FormTemplates>
+<file path=customXml/itemProps1.xml><?xml version="1.0" encoding="utf-8"?>
+<ds:datastoreItem xmlns:ds="http://schemas.openxmlformats.org/officeDocument/2006/customXml" ds:itemID="{94402660-B5DA-4465-8037-A85926641EFC}">
+  <ds:schemaRefs>
+    <ds:schemaRef ds:uri="http://schemas.microsoft.com/office/2006/metadata/properties"/>
+    <ds:schemaRef ds:uri="http://schemas.microsoft.com/office/infopath/2007/PartnerControls"/>
+    <ds:schemaRef ds:uri="13c90a0b-73bc-4dc0-be5f-28d77b615beb"/>
+    <ds:schemaRef ds:uri="13c93bba-48ce-428c-bfe5-88b42c19b028"/>
+  </ds:schemaRefs>
+</ds:datastoreItem>
 </file>
 
-<file path=customXml/item3.xml><?xml version="1.0" encoding="utf-8"?>
-<b:Sources xmlns:b="http://schemas.openxmlformats.org/officeDocument/2006/bibliography" xmlns="http://schemas.openxmlformats.org/officeDocument/2006/bibliography" SelectedStyle="\APASixthEditionOfficeOnline.xsl" StyleName="APA" Version="6"/>
+<file path=customXml/itemProps2.xml><?xml version="1.0" encoding="utf-8"?>
+<ds:datastoreItem xmlns:ds="http://schemas.openxmlformats.org/officeDocument/2006/customXml" ds:itemID="{9558BE19-B9E3-427D-8587-DDB14E92B63C}">
+  <ds:schemaRefs>
+    <ds:schemaRef ds:uri="http://schemas.openxmlformats.org/officeDocument/2006/bibliography"/>
+  </ds:schemaRefs>
+</ds:datastoreItem>
 </file>
 
-<file path=customXml/item4.xml><?xml version="1.0" encoding="utf-8"?>
-<p:properties xmlns:p="http://schemas.microsoft.com/office/2006/metadata/properties" xmlns:xsi="http://www.w3.org/2001/XMLSchema-instance" xmlns:pc="http://schemas.microsoft.com/office/infopath/2007/PartnerControls">
-  <documentManagement>
-    <TaxCatchAll xmlns="13c90a0b-73bc-4dc0-be5f-28d77b615beb" xsi:nil="true"/>
-    <lcf76f155ced4ddcb4097134ff3c332f xmlns="13c93bba-48ce-428c-bfe5-88b42c19b028">
-      <Terms xmlns="http://schemas.microsoft.com/office/infopath/2007/PartnerControls"/>
-    </lcf76f155ced4ddcb4097134ff3c332f>
-  </documentManagement>
-</p:properties>
+<file path=customXml/itemProps3.xml><?xml version="1.0" encoding="utf-8"?>
+<ds:datastoreItem xmlns:ds="http://schemas.openxmlformats.org/officeDocument/2006/customXml" ds:itemID="{98425850-1BE1-4786-998B-F37B9540BFA5}">
+  <ds:schemaRefs>
+    <ds:schemaRef ds:uri="http://schemas.microsoft.com/sharepoint/v3/contenttype/forms"/>
+  </ds:schemaRefs>
+</ds:datastoreItem>
 </file>
 
-<file path=customXml/itemProps1.xml><?xml version="1.0" encoding="utf-8"?>
+<file path=customXml/itemProps4.xml><?xml version="1.0" encoding="utf-8"?>
 <ds:datastoreItem xmlns:ds="http://schemas.openxmlformats.org/officeDocument/2006/customXml" ds:itemID="{65F43D3C-961D-4E26-8D6F-1A603885AAE0}">
   <ds:schemaRefs>
     <ds:schemaRef ds:uri="http://schemas.microsoft.com/office/2006/metadata/contentType"/>
@@ -23686,31 +23722,4 @@
     <ds:schemaRef ds:uri="http://schemas.microsoft.com/internal/obd"/>
   </ds:schemaRefs>
 </ds:datastoreItem>
-</file>
-
-<file path=customXml/itemProps2.xml><?xml version="1.0" encoding="utf-8"?>
-<ds:datastoreItem xmlns:ds="http://schemas.openxmlformats.org/officeDocument/2006/customXml" ds:itemID="{98425850-1BE1-4786-998B-F37B9540BFA5}">
-  <ds:schemaRefs>
-    <ds:schemaRef ds:uri="http://schemas.microsoft.com/sharepoint/v3/contenttype/forms"/>
-  </ds:schemaRefs>
-</ds:datastoreItem>
-</file>
-
-<file path=customXml/itemProps3.xml><?xml version="1.0" encoding="utf-8"?>
-<ds:datastoreItem xmlns:ds="http://schemas.openxmlformats.org/officeDocument/2006/customXml" ds:itemID="{9558BE19-B9E3-427D-8587-DDB14E92B63C}">
-  <ds:schemaRefs>
-    <ds:schemaRef ds:uri="http://schemas.openxmlformats.org/officeDocument/2006/bibliography"/>
-  </ds:schemaRefs>
-</ds:datastoreItem>
-</file>
-
-<file path=customXml/itemProps4.xml><?xml version="1.0" encoding="utf-8"?>
-<ds:datastoreItem xmlns:ds="http://schemas.openxmlformats.org/officeDocument/2006/customXml" ds:itemID="{94402660-B5DA-4465-8037-A85926641EFC}">
-  <ds:schemaRefs>
-    <ds:schemaRef ds:uri="http://schemas.microsoft.com/office/2006/metadata/properties"/>
-    <ds:schemaRef ds:uri="http://schemas.microsoft.com/office/infopath/2007/PartnerControls"/>
-    <ds:schemaRef ds:uri="13c90a0b-73bc-4dc0-be5f-28d77b615beb"/>
-    <ds:schemaRef ds:uri="13c93bba-48ce-428c-bfe5-88b42c19b028"/>
-  </ds:schemaRefs>
-</ds:datastoreItem>
 </file>
--- a/fuentes/228126_CF01_CFA.docx
+++ b/fuentes/228126_CF01_CFA.docx
@@ -1,6 +1,6 @@
 
 <file path=word/document.xml><?xml version="1.0" encoding="utf-8"?>
-<w:document xmlns:wpc="http://schemas.microsoft.com/office/word/2010/wordprocessingCanvas" xmlns:cx="http://schemas.microsoft.com/office/drawing/2014/chartex" xmlns:cx1="http://schemas.microsoft.com/office/drawing/2015/9/8/chartex" xmlns:cx2="http://schemas.microsoft.com/office/drawing/2015/10/21/chartex" xmlns:cx3="http://schemas.microsoft.com/office/drawing/2016/5/9/chartex" xmlns:cx4="http://schemas.microsoft.com/office/drawing/2016/5/10/chartex" xmlns:cx5="http://schemas.microsoft.com/office/drawing/2016/5/11/chartex" xmlns:cx6="http://schemas.microsoft.com/office/drawing/2016/5/12/chartex" xmlns:cx7="http://schemas.microsoft.com/office/drawing/2016/5/13/chartex" xmlns:cx8="http://schemas.microsoft.com/office/drawing/2016/5/14/chartex" xmlns:mc="http://schemas.openxmlformats.org/markup-compatibility/2006" xmlns:aink="http://schemas.microsoft.com/office/drawing/2016/ink" xmlns:am3d="http://schemas.microsoft.com/office/drawing/2017/model3d" xmlns:o="urn:schemas-microsoft-com:office:office" xmlns:r="http://schemas.openxmlformats.org/officeDocument/2006/relationships" xmlns:m="http://schemas.openxmlformats.org/officeDocument/2006/math" xmlns:v="urn:schemas-microsoft-com:vml" xmlns:wp14="http://schemas.microsoft.com/office/word/2010/wordprocessingDrawing" xmlns:wp="http://schemas.openxmlformats.org/drawingml/2006/wordprocessingDrawing" xmlns:w10="urn:schemas-microsoft-com:office:word" xmlns:w="http://schemas.openxmlformats.org/wordprocessingml/2006/main" xmlns:w14="http://schemas.microsoft.com/office/word/2010/wordml" xmlns:w15="http://schemas.microsoft.com/office/word/2012/wordml" xmlns:w16cex="http://schemas.microsoft.com/office/word/2018/wordml/cex" xmlns:w16cid="http://schemas.microsoft.com/office/word/2016/wordml/cid" xmlns:w16="http://schemas.microsoft.com/office/word/2018/wordml" xmlns:w16sdtdh="http://schemas.microsoft.com/office/word/2020/wordml/sdtdatahash" xmlns:w16se="http://schemas.microsoft.com/office/word/2015/wordml/symex" xmlns:wpg="http://schemas.microsoft.com/office/word/2010/wordprocessingGroup" xmlns:wpi="http://schemas.microsoft.com/office/word/2010/wordprocessingInk" xmlns:wne="http://schemas.microsoft.com/office/word/2006/wordml" xmlns:wps="http://schemas.microsoft.com/office/word/2010/wordprocessingShape" mc:Ignorable="w14 w15 w16se w16cid w16 w16cex w16sdtdh wp14">
+<w:document xmlns:wpc="http://schemas.microsoft.com/office/word/2010/wordprocessingCanvas" xmlns:cx="http://schemas.microsoft.com/office/drawing/2014/chartex" xmlns:cx1="http://schemas.microsoft.com/office/drawing/2015/9/8/chartex" xmlns:cx2="http://schemas.microsoft.com/office/drawing/2015/10/21/chartex" xmlns:cx3="http://schemas.microsoft.com/office/drawing/2016/5/9/chartex" xmlns:cx4="http://schemas.microsoft.com/office/drawing/2016/5/10/chartex" xmlns:cx5="http://schemas.microsoft.com/office/drawing/2016/5/11/chartex" xmlns:cx6="http://schemas.microsoft.com/office/drawing/2016/5/12/chartex" xmlns:cx7="http://schemas.microsoft.com/office/drawing/2016/5/13/chartex" xmlns:cx8="http://schemas.microsoft.com/office/drawing/2016/5/14/chartex" xmlns:mc="http://schemas.openxmlformats.org/markup-compatibility/2006" xmlns:aink="http://schemas.microsoft.com/office/drawing/2016/ink" xmlns:am3d="http://schemas.microsoft.com/office/drawing/2017/model3d" xmlns:o="urn:schemas-microsoft-com:office:office" xmlns:r="http://schemas.openxmlformats.org/officeDocument/2006/relationships" xmlns:m="http://schemas.openxmlformats.org/officeDocument/2006/math" xmlns:v="urn:schemas-microsoft-com:vml" xmlns:wp14="http://schemas.microsoft.com/office/word/2010/wordprocessingDrawing" xmlns:wp="http://schemas.openxmlformats.org/drawingml/2006/wordprocessingDrawing" xmlns:w10="urn:schemas-microsoft-com:office:word" xmlns:w="http://schemas.openxmlformats.org/wordprocessingml/2006/main" xmlns:w14="http://schemas.microsoft.com/office/word/2010/wordml" xmlns:w15="http://schemas.microsoft.com/office/word/2012/wordml" xmlns:w16cex="http://schemas.microsoft.com/office/word/2018/wordml/cex" xmlns:w16cid="http://schemas.microsoft.com/office/word/2016/wordml/cid" xmlns:w16="http://schemas.microsoft.com/office/word/2018/wordml" xmlns:w16se="http://schemas.microsoft.com/office/word/2015/wordml/symex" xmlns:wpg="http://schemas.microsoft.com/office/word/2010/wordprocessingGroup" xmlns:wpi="http://schemas.microsoft.com/office/word/2010/wordprocessingInk" xmlns:wne="http://schemas.microsoft.com/office/word/2006/wordml" xmlns:wps="http://schemas.microsoft.com/office/word/2010/wordprocessingShape" mc:Ignorable="w14 w15 w16se w16cid w16 w16cex wp14">
   <w:body>
     <w:p>
       <w:r>
@@ -213,7 +213,7 @@
               </wp:anchor>
             </w:drawing>
           </mc:Choice>
-          <mc:Fallback>
+          <mc:Fallback xmlns:w16sdtdh="http://schemas.microsoft.com/office/word/2020/wordml/sdtdatahash">
             <w:pict>
               <v:rect w14:anchorId="5C6229C9" id="Rectángulo 4" o:spid="_x0000_s1026" style="position:absolute;margin-left:-55.7pt;margin-top:29pt;width:613.85pt;height:204pt;z-index:-251659776;visibility:visible;mso-wrap-style:square;mso-width-percent:0;mso-height-percent:0;mso-wrap-distance-left:9pt;mso-wrap-distance-top:0;mso-wrap-distance-right:9pt;mso-wrap-distance-bottom:0;mso-position-horizontal:absolute;mso-position-horizontal-relative:text;mso-position-vertical:absolute;mso-position-vertical-relative:text;mso-width-percent:0;mso-height-percent:0;mso-width-relative:page;mso-height-relative:margin;v-text-anchor:middle" o:gfxdata="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" fillcolor="#00314d" stroked="f" strokeweight="1pt"/>
             </w:pict>
@@ -610,7 +610,7 @@
         </w:rPr>
         <w:fldChar w:fldCharType="separate"/>
       </w:r>
-      <w:hyperlink w:anchor="_Toc235515519" w:history="1">
+      <w:hyperlink w:anchor="_Toc241154312" w:history="1">
         <w:r>
           <w:rPr>
             <w:rStyle w:val="Hipervnculo"/>
@@ -637,7 +637,7 @@
             <w:noProof/>
             <w:webHidden/>
           </w:rPr>
-          <w:instrText xml:space="preserve"> PAGEREF _Toc235515519 \h </w:instrText>
+          <w:instrText xml:space="preserve"> PAGEREF _Toc241154312 \h </w:instrText>
         </w:r>
         <w:r>
           <w:rPr>
@@ -683,7 +683,7 @@
           <w:lang w:eastAsia="es-CO"/>
         </w:rPr>
       </w:pPr>
-      <w:hyperlink w:anchor="_Toc235515520" w:history="1">
+      <w:hyperlink w:anchor="_Toc241154313" w:history="1">
         <w:r>
           <w:rPr>
             <w:rStyle w:val="Hipervnculo"/>
@@ -736,7 +736,7 @@
             <w:noProof/>
             <w:webHidden/>
           </w:rPr>
-          <w:instrText xml:space="preserve"> PAGEREF _Toc235515520 \h </w:instrText>
+          <w:instrText xml:space="preserve"> PAGEREF _Toc241154313 \h </w:instrText>
         </w:r>
         <w:r>
           <w:rPr>
@@ -782,7 +782,7 @@
           <w:lang w:eastAsia="es-CO"/>
         </w:rPr>
       </w:pPr>
-      <w:hyperlink w:anchor="_Toc235515521" w:history="1">
+      <w:hyperlink w:anchor="_Toc241154314" w:history="1">
         <w:r>
           <w:rPr>
             <w:rStyle w:val="Hipervnculo"/>
@@ -835,7 +835,7 @@
             <w:noProof/>
             <w:webHidden/>
           </w:rPr>
-          <w:instrText xml:space="preserve"> PAGEREF _Toc235515521 \h </w:instrText>
+          <w:instrText xml:space="preserve"> PAGEREF _Toc241154314 \h </w:instrText>
         </w:r>
         <w:r>
           <w:rPr>
@@ -881,7 +881,7 @@
           <w:lang w:eastAsia="es-CO"/>
         </w:rPr>
       </w:pPr>
-      <w:hyperlink w:anchor="_Toc235515522" w:history="1">
+      <w:hyperlink w:anchor="_Toc241154315" w:history="1">
         <w:r>
           <w:rPr>
             <w:rStyle w:val="Hipervnculo"/>
@@ -934,7 +934,7 @@
             <w:noProof/>
             <w:webHidden/>
           </w:rPr>
-          <w:instrText xml:space="preserve"> PAGEREF _Toc235515522 \h </w:instrText>
+          <w:instrText xml:space="preserve"> PAGEREF _Toc241154315 \h </w:instrText>
         </w:r>
         <w:r>
           <w:rPr>
@@ -980,7 +980,7 @@
           <w:lang w:eastAsia="es-CO"/>
         </w:rPr>
       </w:pPr>
-      <w:hyperlink w:anchor="_Toc235515523" w:history="1">
+      <w:hyperlink w:anchor="_Toc241154316" w:history="1">
         <w:r>
           <w:rPr>
             <w:rStyle w:val="Hipervnculo"/>
@@ -1033,7 +1033,7 @@
             <w:noProof/>
             <w:webHidden/>
           </w:rPr>
-          <w:instrText xml:space="preserve"> PAGEREF _Toc235515523 \h </w:instrText>
+          <w:instrText xml:space="preserve"> PAGEREF _Toc241154316 \h </w:instrText>
         </w:r>
         <w:r>
           <w:rPr>
@@ -1079,7 +1079,7 @@
           <w:lang w:eastAsia="es-CO"/>
         </w:rPr>
       </w:pPr>
-      <w:hyperlink w:anchor="_Toc235515524" w:history="1">
+      <w:hyperlink w:anchor="_Toc241154317" w:history="1">
         <w:r>
           <w:rPr>
             <w:rStyle w:val="Hipervnculo"/>
@@ -1132,7 +1132,7 @@
             <w:noProof/>
             <w:webHidden/>
           </w:rPr>
-          <w:instrText xml:space="preserve"> PAGEREF _Toc235515524 \h </w:instrText>
+          <w:instrText xml:space="preserve"> PAGEREF _Toc241154317 \h </w:instrText>
         </w:r>
         <w:r>
           <w:rPr>
@@ -1178,7 +1178,7 @@
           <w:lang w:eastAsia="es-CO"/>
         </w:rPr>
       </w:pPr>
-      <w:hyperlink w:anchor="_Toc235515525" w:history="1">
+      <w:hyperlink w:anchor="_Toc241154318" w:history="1">
         <w:r>
           <w:rPr>
             <w:rStyle w:val="Hipervnculo"/>
@@ -1222,7 +1222,7 @@
             <w:noProof/>
             <w:webHidden/>
           </w:rPr>
-          <w:instrText xml:space="preserve"> PAGEREF _Toc235515525 \h </w:instrText>
+          <w:instrText xml:space="preserve"> PAGEREF _Toc241154318 \h </w:instrText>
         </w:r>
         <w:r>
           <w:rPr>
@@ -1268,7 +1268,7 @@
           <w:lang w:eastAsia="es-CO"/>
         </w:rPr>
       </w:pPr>
-      <w:hyperlink w:anchor="_Toc235515527" w:history="1">
+      <w:hyperlink w:anchor="_Toc241154320" w:history="1">
         <w:r>
           <w:rPr>
             <w:rStyle w:val="Hipervnculo"/>
@@ -1312,7 +1312,7 @@
             <w:noProof/>
             <w:webHidden/>
           </w:rPr>
-          <w:instrText xml:space="preserve"> PAGEREF _Toc235515527 \h </w:instrText>
+          <w:instrText xml:space="preserve"> PAGEREF _Toc241154320 \h </w:instrText>
         </w:r>
         <w:r>
           <w:rPr>
@@ -1358,7 +1358,7 @@
           <w:lang w:eastAsia="es-CO"/>
         </w:rPr>
       </w:pPr>
-      <w:hyperlink w:anchor="_Toc235515528" w:history="1">
+      <w:hyperlink w:anchor="_Toc241154321" w:history="1">
         <w:r>
           <w:rPr>
             <w:rStyle w:val="Hipervnculo"/>
@@ -1402,7 +1402,7 @@
             <w:noProof/>
             <w:webHidden/>
           </w:rPr>
-          <w:instrText xml:space="preserve"> PAGEREF _Toc235515528 \h </w:instrText>
+          <w:instrText xml:space="preserve"> PAGEREF _Toc241154321 \h </w:instrText>
         </w:r>
         <w:r>
           <w:rPr>
@@ -1448,7 +1448,7 @@
           <w:lang w:eastAsia="es-CO"/>
         </w:rPr>
       </w:pPr>
-      <w:hyperlink w:anchor="_Toc235515529" w:history="1">
+      <w:hyperlink w:anchor="_Toc241154322" w:history="1">
         <w:r>
           <w:rPr>
             <w:rStyle w:val="Hipervnculo"/>
@@ -1492,7 +1492,7 @@
             <w:noProof/>
             <w:webHidden/>
           </w:rPr>
-          <w:instrText xml:space="preserve"> PAGEREF _Toc235515529 \h </w:instrText>
+          <w:instrText xml:space="preserve"> PAGEREF _Toc241154322 \h </w:instrText>
         </w:r>
         <w:r>
           <w:rPr>
@@ -1538,7 +1538,7 @@
           <w:lang w:eastAsia="es-CO"/>
         </w:rPr>
       </w:pPr>
-      <w:hyperlink w:anchor="_Toc235515530" w:history="1">
+      <w:hyperlink w:anchor="_Toc241154323" w:history="1">
         <w:r>
           <w:rPr>
             <w:rStyle w:val="Hipervnculo"/>
@@ -1591,7 +1591,7 @@
             <w:noProof/>
             <w:webHidden/>
           </w:rPr>
-          <w:instrText xml:space="preserve"> PAGEREF _Toc235515530 \h </w:instrText>
+          <w:instrText xml:space="preserve"> PAGEREF _Toc241154323 \h </w:instrText>
         </w:r>
         <w:r>
           <w:rPr>
@@ -1637,7 +1637,7 @@
           <w:lang w:eastAsia="es-CO"/>
         </w:rPr>
       </w:pPr>
-      <w:hyperlink w:anchor="_Toc235515532" w:history="1">
+      <w:hyperlink w:anchor="_Toc241154325" w:history="1">
         <w:r>
           <w:rPr>
             <w:rStyle w:val="Hipervnculo"/>
@@ -1681,7 +1681,7 @@
             <w:noProof/>
             <w:webHidden/>
           </w:rPr>
-          <w:instrText xml:space="preserve"> PAGEREF _Toc235515532 \h </w:instrText>
+          <w:instrText xml:space="preserve"> PAGEREF _Toc241154325 \h </w:instrText>
         </w:r>
         <w:r>
           <w:rPr>
@@ -1727,7 +1727,7 @@
           <w:lang w:eastAsia="es-CO"/>
         </w:rPr>
       </w:pPr>
-      <w:hyperlink w:anchor="_Toc235515533" w:history="1">
+      <w:hyperlink w:anchor="_Toc241154326" w:history="1">
         <w:r>
           <w:rPr>
             <w:rStyle w:val="Hipervnculo"/>
@@ -1771,7 +1771,7 @@
             <w:noProof/>
             <w:webHidden/>
           </w:rPr>
-          <w:instrText xml:space="preserve"> PAGEREF _Toc235515533 \h </w:instrText>
+          <w:instrText xml:space="preserve"> PAGEREF _Toc241154326 \h </w:instrText>
         </w:r>
         <w:r>
           <w:rPr>
@@ -1817,7 +1817,7 @@
           <w:lang w:eastAsia="es-CO"/>
         </w:rPr>
       </w:pPr>
-      <w:hyperlink w:anchor="_Toc235515534" w:history="1">
+      <w:hyperlink w:anchor="_Toc241154327" w:history="1">
         <w:r>
           <w:rPr>
             <w:rStyle w:val="Hipervnculo"/>
@@ -1861,7 +1861,7 @@
             <w:noProof/>
             <w:webHidden/>
           </w:rPr>
-          <w:instrText xml:space="preserve"> PAGEREF _Toc235515534 \h </w:instrText>
+          <w:instrText xml:space="preserve"> PAGEREF _Toc241154327 \h </w:instrText>
         </w:r>
         <w:r>
           <w:rPr>
@@ -1907,7 +1907,7 @@
           <w:lang w:eastAsia="es-CO"/>
         </w:rPr>
       </w:pPr>
-      <w:hyperlink w:anchor="_Toc235515535" w:history="1">
+      <w:hyperlink w:anchor="_Toc241154328" w:history="1">
         <w:r>
           <w:rPr>
             <w:rStyle w:val="Hipervnculo"/>
@@ -1951,7 +1951,7 @@
             <w:noProof/>
             <w:webHidden/>
           </w:rPr>
-          <w:instrText xml:space="preserve"> PAGEREF _Toc235515535 \h </w:instrText>
+          <w:instrText xml:space="preserve"> PAGEREF _Toc241154328 \h </w:instrText>
         </w:r>
         <w:r>
           <w:rPr>
@@ -1997,7 +1997,7 @@
           <w:lang w:eastAsia="es-CO"/>
         </w:rPr>
       </w:pPr>
-      <w:hyperlink w:anchor="_Toc235515537" w:history="1">
+      <w:hyperlink w:anchor="_Toc241154330" w:history="1">
         <w:r>
           <w:rPr>
             <w:rStyle w:val="Hipervnculo"/>
@@ -2041,7 +2041,7 @@
             <w:noProof/>
             <w:webHidden/>
           </w:rPr>
-          <w:instrText xml:space="preserve"> PAGEREF _Toc235515537 \h </w:instrText>
+          <w:instrText xml:space="preserve"> PAGEREF _Toc241154330 \h </w:instrText>
         </w:r>
         <w:r>
           <w:rPr>
@@ -2087,7 +2087,7 @@
           <w:lang w:eastAsia="es-CO"/>
         </w:rPr>
       </w:pPr>
-      <w:hyperlink w:anchor="_Toc235515538" w:history="1">
+      <w:hyperlink w:anchor="_Toc241154331" w:history="1">
         <w:r>
           <w:rPr>
             <w:rStyle w:val="Hipervnculo"/>
@@ -2131,7 +2131,7 @@
             <w:noProof/>
             <w:webHidden/>
           </w:rPr>
-          <w:instrText xml:space="preserve"> PAGEREF _Toc235515538 \h </w:instrText>
+          <w:instrText xml:space="preserve"> PAGEREF _Toc241154331 \h </w:instrText>
         </w:r>
         <w:r>
           <w:rPr>
@@ -2177,7 +2177,7 @@
           <w:lang w:eastAsia="es-CO"/>
         </w:rPr>
       </w:pPr>
-      <w:hyperlink w:anchor="_Toc235515539" w:history="1">
+      <w:hyperlink w:anchor="_Toc241154332" w:history="1">
         <w:r>
           <w:rPr>
             <w:rStyle w:val="Hipervnculo"/>
@@ -2221,7 +2221,7 @@
             <w:noProof/>
             <w:webHidden/>
           </w:rPr>
-          <w:instrText xml:space="preserve"> PAGEREF _Toc235515539 \h </w:instrText>
+          <w:instrText xml:space="preserve"> PAGEREF _Toc241154332 \h </w:instrText>
         </w:r>
         <w:r>
           <w:rPr>
@@ -2267,7 +2267,7 @@
           <w:lang w:eastAsia="es-CO"/>
         </w:rPr>
       </w:pPr>
-      <w:hyperlink w:anchor="_Toc235515541" w:history="1">
+      <w:hyperlink w:anchor="_Toc241154334" w:history="1">
         <w:r>
           <w:rPr>
             <w:rStyle w:val="Hipervnculo"/>
@@ -2311,7 +2311,7 @@
             <w:noProof/>
             <w:webHidden/>
           </w:rPr>
-          <w:instrText xml:space="preserve"> PAGEREF _Toc235515541 \h </w:instrText>
+          <w:instrText xml:space="preserve"> PAGEREF _Toc241154334 \h </w:instrText>
         </w:r>
         <w:r>
           <w:rPr>
@@ -2357,7 +2357,7 @@
           <w:lang w:eastAsia="es-CO"/>
         </w:rPr>
       </w:pPr>
-      <w:hyperlink w:anchor="_Toc235515542" w:history="1">
+      <w:hyperlink w:anchor="_Toc241154335" w:history="1">
         <w:r>
           <w:rPr>
             <w:rStyle w:val="Hipervnculo"/>
@@ -2401,7 +2401,7 @@
             <w:noProof/>
             <w:webHidden/>
           </w:rPr>
-          <w:instrText xml:space="preserve"> PAGEREF _Toc235515542 \h </w:instrText>
+          <w:instrText xml:space="preserve"> PAGEREF _Toc241154335 \h </w:instrText>
         </w:r>
         <w:r>
           <w:rPr>
@@ -2447,7 +2447,7 @@
           <w:lang w:eastAsia="es-CO"/>
         </w:rPr>
       </w:pPr>
-      <w:hyperlink w:anchor="_Toc235515543" w:history="1">
+      <w:hyperlink w:anchor="_Toc241154336" w:history="1">
         <w:r>
           <w:rPr>
             <w:rStyle w:val="Hipervnculo"/>
@@ -2491,7 +2491,7 @@
             <w:noProof/>
             <w:webHidden/>
           </w:rPr>
-          <w:instrText xml:space="preserve"> PAGEREF _Toc235515543 \h </w:instrText>
+          <w:instrText xml:space="preserve"> PAGEREF _Toc241154336 \h </w:instrText>
         </w:r>
         <w:r>
           <w:rPr>
@@ -2537,7 +2537,7 @@
           <w:lang w:eastAsia="es-CO"/>
         </w:rPr>
       </w:pPr>
-      <w:hyperlink w:anchor="_Toc235515544" w:history="1">
+      <w:hyperlink w:anchor="_Toc241154337" w:history="1">
         <w:r>
           <w:rPr>
             <w:rStyle w:val="Hipervnculo"/>
@@ -2581,7 +2581,7 @@
             <w:noProof/>
             <w:webHidden/>
           </w:rPr>
-          <w:instrText xml:space="preserve"> PAGEREF _Toc235515544 \h </w:instrText>
+          <w:instrText xml:space="preserve"> PAGEREF _Toc241154337 \h </w:instrText>
         </w:r>
         <w:r>
           <w:rPr>
@@ -2627,7 +2627,7 @@
           <w:lang w:eastAsia="es-CO"/>
         </w:rPr>
       </w:pPr>
-      <w:hyperlink w:anchor="_Toc235515545" w:history="1">
+      <w:hyperlink w:anchor="_Toc241154338" w:history="1">
         <w:r>
           <w:rPr>
             <w:rStyle w:val="Hipervnculo"/>
@@ -2671,7 +2671,7 @@
             <w:noProof/>
             <w:webHidden/>
           </w:rPr>
-          <w:instrText xml:space="preserve"> PAGEREF _Toc235515545 \h </w:instrText>
+          <w:instrText xml:space="preserve"> PAGEREF _Toc241154338 \h </w:instrText>
         </w:r>
         <w:r>
           <w:rPr>
@@ -2717,7 +2717,7 @@
           <w:lang w:eastAsia="es-CO"/>
         </w:rPr>
       </w:pPr>
-      <w:hyperlink w:anchor="_Toc235515546" w:history="1">
+      <w:hyperlink w:anchor="_Toc241154339" w:history="1">
         <w:r>
           <w:rPr>
             <w:rStyle w:val="Hipervnculo"/>
@@ -2761,7 +2761,7 @@
             <w:noProof/>
             <w:webHidden/>
           </w:rPr>
-          <w:instrText xml:space="preserve"> PAGEREF _Toc235515546 \h </w:instrText>
+          <w:instrText xml:space="preserve"> PAGEREF _Toc241154339 \h </w:instrText>
         </w:r>
         <w:r>
           <w:rPr>
@@ -2807,7 +2807,7 @@
           <w:lang w:eastAsia="es-CO"/>
         </w:rPr>
       </w:pPr>
-      <w:hyperlink w:anchor="_Toc235515548" w:history="1">
+      <w:hyperlink w:anchor="_Toc241154341" w:history="1">
         <w:r>
           <w:rPr>
             <w:rStyle w:val="Hipervnculo"/>
@@ -2851,7 +2851,7 @@
             <w:noProof/>
             <w:webHidden/>
           </w:rPr>
-          <w:instrText xml:space="preserve"> PAGEREF _Toc235515548 \h </w:instrText>
+          <w:instrText xml:space="preserve"> PAGEREF _Toc241154341 \h </w:instrText>
         </w:r>
         <w:r>
           <w:rPr>
@@ -2897,7 +2897,7 @@
           <w:lang w:eastAsia="es-CO"/>
         </w:rPr>
       </w:pPr>
-      <w:hyperlink w:anchor="_Toc235515549" w:history="1">
+      <w:hyperlink w:anchor="_Toc241154342" w:history="1">
         <w:r>
           <w:rPr>
             <w:rStyle w:val="Hipervnculo"/>
@@ -2950,7 +2950,7 @@
             <w:noProof/>
             <w:webHidden/>
           </w:rPr>
-          <w:instrText xml:space="preserve"> PAGEREF _Toc235515549 \h </w:instrText>
+          <w:instrText xml:space="preserve"> PAGEREF _Toc241154342 \h </w:instrText>
         </w:r>
         <w:r>
           <w:rPr>
@@ -2996,7 +2996,7 @@
           <w:lang w:eastAsia="es-CO"/>
         </w:rPr>
       </w:pPr>
-      <w:hyperlink w:anchor="_Toc235515550" w:history="1">
+      <w:hyperlink w:anchor="_Toc241154343" w:history="1">
         <w:r>
           <w:rPr>
             <w:rStyle w:val="Hipervnculo"/>
@@ -3040,7 +3040,7 @@
             <w:noProof/>
             <w:webHidden/>
           </w:rPr>
-          <w:instrText xml:space="preserve"> PAGEREF _Toc235515550 \h </w:instrText>
+          <w:instrText xml:space="preserve"> PAGEREF _Toc241154343 \h </w:instrText>
         </w:r>
         <w:r>
           <w:rPr>
@@ -3086,7 +3086,7 @@
           <w:lang w:eastAsia="es-CO"/>
         </w:rPr>
       </w:pPr>
-      <w:hyperlink w:anchor="_Toc235515551" w:history="1">
+      <w:hyperlink w:anchor="_Toc241154344" w:history="1">
         <w:r>
           <w:rPr>
             <w:rStyle w:val="Hipervnculo"/>
@@ -3130,7 +3130,7 @@
             <w:noProof/>
             <w:webHidden/>
           </w:rPr>
-          <w:instrText xml:space="preserve"> PAGEREF _Toc235515551 \h </w:instrText>
+          <w:instrText xml:space="preserve"> PAGEREF _Toc241154344 \h </w:instrText>
         </w:r>
         <w:r>
           <w:rPr>
@@ -3176,7 +3176,7 @@
           <w:lang w:eastAsia="es-CO"/>
         </w:rPr>
       </w:pPr>
-      <w:hyperlink w:anchor="_Toc235515552" w:history="1">
+      <w:hyperlink w:anchor="_Toc241154345" w:history="1">
         <w:r>
           <w:rPr>
             <w:rStyle w:val="Hipervnculo"/>
@@ -3220,7 +3220,7 @@
             <w:noProof/>
             <w:webHidden/>
           </w:rPr>
-          <w:instrText xml:space="preserve"> PAGEREF _Toc235515552 \h </w:instrText>
+          <w:instrText xml:space="preserve"> PAGEREF _Toc241154345 \h </w:instrText>
         </w:r>
         <w:r>
           <w:rPr>
@@ -3266,7 +3266,7 @@
           <w:lang w:eastAsia="es-CO"/>
         </w:rPr>
       </w:pPr>
-      <w:hyperlink w:anchor="_Toc235515554" w:history="1">
+      <w:hyperlink w:anchor="_Toc241154347" w:history="1">
         <w:r>
           <w:rPr>
             <w:rStyle w:val="Hipervnculo"/>
@@ -3310,7 +3310,7 @@
             <w:noProof/>
             <w:webHidden/>
           </w:rPr>
-          <w:instrText xml:space="preserve"> PAGEREF _Toc235515554 \h </w:instrText>
+          <w:instrText xml:space="preserve"> PAGEREF _Toc241154347 \h </w:instrText>
         </w:r>
         <w:r>
           <w:rPr>
@@ -3356,7 +3356,7 @@
           <w:lang w:eastAsia="es-CO"/>
         </w:rPr>
       </w:pPr>
-      <w:hyperlink w:anchor="_Toc235515555" w:history="1">
+      <w:hyperlink w:anchor="_Toc241154348" w:history="1">
         <w:r>
           <w:rPr>
             <w:rStyle w:val="Hipervnculo"/>
@@ -3400,7 +3400,7 @@
             <w:noProof/>
             <w:webHidden/>
           </w:rPr>
-          <w:instrText xml:space="preserve"> PAGEREF _Toc235515555 \h </w:instrText>
+          <w:instrText xml:space="preserve"> PAGEREF _Toc241154348 \h </w:instrText>
         </w:r>
         <w:r>
           <w:rPr>
@@ -3446,7 +3446,7 @@
           <w:lang w:eastAsia="es-CO"/>
         </w:rPr>
       </w:pPr>
-      <w:hyperlink w:anchor="_Toc235515556" w:history="1">
+      <w:hyperlink w:anchor="_Toc241154349" w:history="1">
         <w:r>
           <w:rPr>
             <w:rStyle w:val="Hipervnculo"/>
@@ -3490,7 +3490,7 @@
             <w:noProof/>
             <w:webHidden/>
           </w:rPr>
-          <w:instrText xml:space="preserve"> PAGEREF _Toc235515556 \h </w:instrText>
+          <w:instrText xml:space="preserve"> PAGEREF _Toc241154349 \h </w:instrText>
         </w:r>
         <w:r>
           <w:rPr>
@@ -3536,7 +3536,7 @@
           <w:lang w:eastAsia="es-CO"/>
         </w:rPr>
       </w:pPr>
-      <w:hyperlink w:anchor="_Toc235515558" w:history="1">
+      <w:hyperlink w:anchor="_Toc241154351" w:history="1">
         <w:r>
           <w:rPr>
             <w:rStyle w:val="Hipervnculo"/>
@@ -3580,7 +3580,7 @@
             <w:noProof/>
             <w:webHidden/>
           </w:rPr>
-          <w:instrText xml:space="preserve"> PAGEREF _Toc235515558 \h </w:instrText>
+          <w:instrText xml:space="preserve"> PAGEREF _Toc241154351 \h </w:instrText>
         </w:r>
         <w:r>
           <w:rPr>
@@ -3626,7 +3626,7 @@
           <w:lang w:eastAsia="es-CO"/>
         </w:rPr>
       </w:pPr>
-      <w:hyperlink w:anchor="_Toc235515559" w:history="1">
+      <w:hyperlink w:anchor="_Toc241154352" w:history="1">
         <w:r>
           <w:rPr>
             <w:rStyle w:val="Hipervnculo"/>
@@ -3670,7 +3670,7 @@
             <w:noProof/>
             <w:webHidden/>
           </w:rPr>
-          <w:instrText xml:space="preserve"> PAGEREF _Toc235515559 \h </w:instrText>
+          <w:instrText xml:space="preserve"> PAGEREF _Toc241154352 \h </w:instrText>
         </w:r>
         <w:r>
           <w:rPr>
@@ -3716,7 +3716,7 @@
           <w:lang w:eastAsia="es-CO"/>
         </w:rPr>
       </w:pPr>
-      <w:hyperlink w:anchor="_Toc235515560" w:history="1">
+      <w:hyperlink w:anchor="_Toc241154353" w:history="1">
         <w:r>
           <w:rPr>
             <w:rStyle w:val="Hipervnculo"/>
@@ -3762,7 +3762,7 @@
             <w:noProof/>
             <w:webHidden/>
           </w:rPr>
-          <w:instrText xml:space="preserve"> PAGEREF _Toc235515560 \h </w:instrText>
+          <w:instrText xml:space="preserve"> PAGEREF _Toc241154353 \h </w:instrText>
         </w:r>
         <w:r>
           <w:rPr>
@@ -3807,7 +3807,7 @@
           <w:lang w:eastAsia="es-CO"/>
         </w:rPr>
       </w:pPr>
-      <w:hyperlink w:anchor="_Toc235515561" w:history="1">
+      <w:hyperlink w:anchor="_Toc241154354" w:history="1">
         <w:r>
           <w:rPr>
             <w:rStyle w:val="Hipervnculo"/>
@@ -3834,7 +3834,7 @@
             <w:noProof/>
             <w:webHidden/>
           </w:rPr>
-          <w:instrText xml:space="preserve"> PAGEREF _Toc235515561 \h </w:instrText>
+          <w:instrText xml:space="preserve"> PAGEREF _Toc241154354 \h </w:instrText>
         </w:r>
         <w:r>
           <w:rPr>
@@ -3879,7 +3879,7 @@
           <w:lang w:eastAsia="es-CO"/>
         </w:rPr>
       </w:pPr>
-      <w:hyperlink w:anchor="_Toc235515562" w:history="1">
+      <w:hyperlink w:anchor="_Toc241154355" w:history="1">
         <w:r>
           <w:rPr>
             <w:rStyle w:val="Hipervnculo"/>
@@ -3906,7 +3906,7 @@
             <w:noProof/>
             <w:webHidden/>
           </w:rPr>
-          <w:instrText xml:space="preserve"> PAGEREF _Toc235515562 \h </w:instrText>
+          <w:instrText xml:space="preserve"> PAGEREF _Toc241154355 \h </w:instrText>
         </w:r>
         <w:r>
           <w:rPr>
@@ -3951,7 +3951,7 @@
           <w:lang w:eastAsia="es-CO"/>
         </w:rPr>
       </w:pPr>
-      <w:hyperlink w:anchor="_Toc235515563" w:history="1">
+      <w:hyperlink w:anchor="_Toc241154356" w:history="1">
         <w:r>
           <w:rPr>
             <w:rStyle w:val="Hipervnculo"/>
@@ -3979,7 +3979,7 @@
             <w:noProof/>
             <w:webHidden/>
           </w:rPr>
-          <w:instrText xml:space="preserve"> PAGEREF _Toc235515563 \h </w:instrText>
+          <w:instrText xml:space="preserve"> PAGEREF _Toc241154356 \h </w:instrText>
         </w:r>
         <w:r>
           <w:rPr>
@@ -4024,7 +4024,7 @@
           <w:lang w:eastAsia="es-CO"/>
         </w:rPr>
       </w:pPr>
-      <w:hyperlink w:anchor="_Toc235515564" w:history="1">
+      <w:hyperlink w:anchor="_Toc241154357" w:history="1">
         <w:r>
           <w:rPr>
             <w:rStyle w:val="Hipervnculo"/>
@@ -4051,7 +4051,7 @@
             <w:noProof/>
             <w:webHidden/>
           </w:rPr>
-          <w:instrText xml:space="preserve"> PAGEREF _Toc235515564 \h </w:instrText>
+          <w:instrText xml:space="preserve"> PAGEREF _Toc241154357 \h </w:instrText>
         </w:r>
         <w:r>
           <w:rPr>
@@ -4094,7 +4094,7 @@
         <w:fldChar w:fldCharType="end"/>
       </w:r>
       <w:bookmarkStart w:id="0" w:name="_Toc176443691"/>
-      <w:bookmarkStart w:id="1" w:name="_Toc235515519"/>
+      <w:bookmarkStart w:id="1" w:name="_Toc241154312"/>
       <w:r>
         <w:t>Introducción</w:t>
       </w:r>
@@ -4249,23 +4249,75 @@
     <w:p>
       <w:pPr>
         <w:ind w:firstLine="0"/>
-      </w:pPr>
-    </w:p>
-    <w:p>
-      <w:pPr>
-        <w:ind w:left="1134" w:hanging="1134"/>
-      </w:pPr>
-    </w:p>
-    <w:p/>
-    <w:p/>
-    <w:p/>
-    <w:p/>
-    <w:p>
-      <w:pPr>
         <w:jc w:val="center"/>
       </w:pPr>
-      <w:bookmarkStart w:id="2" w:name="_Hlk161159634"/>
-    </w:p>
+      <w:r>
+        <w:rPr>
+          <w:noProof/>
+        </w:rPr>
+        <w:drawing>
+          <wp:inline distT="0" distB="0" distL="0" distR="0" wp14:anchorId="0F17164C" wp14:editId="072322B4">
+            <wp:extent cx="4680000" cy="2631600"/>
+            <wp:effectExtent l="0" t="0" r="6350" b="0"/>
+            <wp:docPr id="5" name="Imagen 5">
+              <a:extLst xmlns:a="http://schemas.openxmlformats.org/drawingml/2006/main">
+                <a:ext uri="{C183D7F6-B498-43B3-948B-1728B52AA6E4}">
+                  <adec:decorative xmlns:adec="http://schemas.microsoft.com/office/drawing/2017/decorative" val="1"/>
+                </a:ext>
+              </a:extLst>
+            </wp:docPr>
+            <wp:cNvGraphicFramePr>
+              <a:graphicFrameLocks xmlns:a="http://schemas.openxmlformats.org/drawingml/2006/main" noChangeAspect="1"/>
+            </wp:cNvGraphicFramePr>
+            <a:graphic xmlns:a="http://schemas.openxmlformats.org/drawingml/2006/main">
+              <a:graphicData uri="http://schemas.openxmlformats.org/drawingml/2006/picture">
+                <pic:pic xmlns:pic="http://schemas.openxmlformats.org/drawingml/2006/picture">
+                  <pic:nvPicPr>
+                    <pic:cNvPr id="5" name="Imagen 5">
+                      <a:extLst>
+                        <a:ext uri="{C183D7F6-B498-43B3-948B-1728B52AA6E4}">
+                          <adec:decorative xmlns:adec="http://schemas.microsoft.com/office/drawing/2017/decorative" val="1"/>
+                        </a:ext>
+                      </a:extLst>
+                    </pic:cNvPr>
+                    <pic:cNvPicPr>
+                      <a:picLocks noChangeAspect="1" noChangeArrowheads="1"/>
+                    </pic:cNvPicPr>
+                  </pic:nvPicPr>
+                  <pic:blipFill>
+                    <a:blip r:embed="rId12" cstate="print">
+                      <a:extLst>
+                        <a:ext uri="{28A0092B-C50C-407E-A947-70E740481C1C}">
+                          <a14:useLocalDpi xmlns:a14="http://schemas.microsoft.com/office/drawing/2010/main" val="0"/>
+                        </a:ext>
+                      </a:extLst>
+                    </a:blip>
+                    <a:srcRect/>
+                    <a:stretch>
+                      <a:fillRect/>
+                    </a:stretch>
+                  </pic:blipFill>
+                  <pic:spPr bwMode="auto">
+                    <a:xfrm>
+                      <a:off x="0" y="0"/>
+                      <a:ext cx="4680000" cy="2631600"/>
+                    </a:xfrm>
+                    <a:prstGeom prst="rect">
+                      <a:avLst/>
+                    </a:prstGeom>
+                    <a:noFill/>
+                    <a:ln>
+                      <a:noFill/>
+                    </a:ln>
+                  </pic:spPr>
+                </pic:pic>
+              </a:graphicData>
+            </a:graphic>
+          </wp:inline>
+        </w:drawing>
+      </w:r>
+    </w:p>
+    <w:bookmarkStart w:id="2" w:name="_Hlk161159634"/>
     <w:p>
       <w:pPr>
         <w:ind w:firstLine="0"/>
@@ -4278,7 +4330,32 @@
         <w:rPr>
           <w:b/>
         </w:rPr>
+        <w:fldChar w:fldCharType="begin"/>
+      </w:r>
+      <w:r>
+        <w:rPr>
+          <w:b/>
+        </w:rPr>
+        <w:instrText xml:space="preserve"> HYPERLINK "https://www.youtube.com/watch?v=67j1jPijlb8" </w:instrText>
+      </w:r>
+      <w:r>
+        <w:rPr>
+          <w:b/>
+        </w:rPr>
+        <w:fldChar w:fldCharType="separate"/>
+      </w:r>
+      <w:r>
+        <w:rPr>
+          <w:rStyle w:val="Hipervnculo"/>
+          <w:b/>
+        </w:rPr>
         <w:t>Enlace de reproducción del video</w:t>
+      </w:r>
+      <w:r>
+        <w:rPr>
+          <w:b/>
+        </w:rPr>
+        <w:fldChar w:fldCharType="end"/>
       </w:r>
     </w:p>
     <w:tbl>
@@ -4377,11 +4454,11 @@
               <w:t>software</w:t>
             </w:r>
             <w:r>
-              <w:t xml:space="preserve"> describe el conjunto de etapas que atraviesa un sistema desde su concepción hasta su implementación y mantenimiento. Entre estas </w:t>
+              <w:t xml:space="preserve"> describe el conjunto de etapas que atraviesa un sistema desde su concepción hasta su implementación y mantenimiento. Entre estas etapas se encuentran la definición de requisitos, el diseño, el desarrollo, las pruebas y </w:t>
             </w:r>
             <w:r>
               <w:lastRenderedPageBreak/>
-              <w:t>etapas se encuentran la definición de requisitos, el diseño, el desarrollo, las pruebas y la puesta en funcionamiento. Cada fase tiene objetivos específicos que orientan el trabajo del equipo de desarrollo y permiten asegurar la calidad del producto final.</w:t>
+              <w:t>la puesta en funcionamiento. Cada fase tiene objetivos específicos que orientan el trabajo del equipo de desarrollo y permiten asegurar la calidad del producto final.</w:t>
             </w:r>
           </w:p>
           <w:p>
@@ -4430,7 +4507,7 @@
       <w:pPr>
         <w:pStyle w:val="Ttulo1"/>
       </w:pPr>
-      <w:bookmarkStart w:id="3" w:name="_Toc235515520"/>
+      <w:bookmarkStart w:id="3" w:name="_Toc241154313"/>
       <w:r>
         <w:lastRenderedPageBreak/>
         <w:t xml:space="preserve">Fundamentos del ciclo de vida del </w:t>
@@ -4513,7 +4590,7 @@
       <w:pPr>
         <w:pStyle w:val="Ttulo2"/>
       </w:pPr>
-      <w:bookmarkStart w:id="4" w:name="_Toc235515521"/>
+      <w:bookmarkStart w:id="4" w:name="_Toc241154314"/>
       <w:r>
         <w:lastRenderedPageBreak/>
         <w:t xml:space="preserve">Elementos del ciclo de vida del </w:t>
@@ -4843,7 +4920,7 @@
       <w:pPr>
         <w:pStyle w:val="Ttulo2"/>
       </w:pPr>
-      <w:bookmarkStart w:id="5" w:name="_Toc235515522"/>
+      <w:bookmarkStart w:id="5" w:name="_Toc241154315"/>
       <w:r>
         <w:lastRenderedPageBreak/>
         <w:t xml:space="preserve">Modelos del ciclo de vida del </w:t>
@@ -5517,7 +5594,7 @@
       <w:pPr>
         <w:pStyle w:val="Ttulo2"/>
       </w:pPr>
-      <w:bookmarkStart w:id="6" w:name="_Toc235515523"/>
+      <w:bookmarkStart w:id="6" w:name="_Toc241154316"/>
       <w:r>
         <w:t xml:space="preserve">Fases del ciclo de vida del </w:t>
       </w:r>
@@ -5991,7 +6068,7 @@
       <w:pPr>
         <w:pStyle w:val="Ttulo2"/>
       </w:pPr>
-      <w:bookmarkStart w:id="7" w:name="_Toc235515524"/>
+      <w:bookmarkStart w:id="7" w:name="_Toc241154317"/>
       <w:r>
         <w:t xml:space="preserve">Objetivos de las fases del ciclo de vida del </w:t>
       </w:r>
@@ -6218,7 +6295,7 @@
       <w:pPr>
         <w:pStyle w:val="Ttulo1"/>
       </w:pPr>
-      <w:bookmarkStart w:id="8" w:name="_Toc235515525"/>
+      <w:bookmarkStart w:id="8" w:name="_Toc241154318"/>
       <w:r>
         <w:lastRenderedPageBreak/>
         <w:t>Fase de definición de requisitos</w:t>
@@ -6315,18 +6392,20 @@
       </w:pPr>
       <w:bookmarkStart w:id="9" w:name="_Toc227677900"/>
       <w:bookmarkStart w:id="10" w:name="_Toc235515526"/>
+      <w:bookmarkStart w:id="11" w:name="_Toc241154319"/>
       <w:bookmarkEnd w:id="9"/>
       <w:bookmarkEnd w:id="10"/>
+      <w:bookmarkEnd w:id="11"/>
     </w:p>
     <w:p>
       <w:pPr>
         <w:pStyle w:val="Ttulo2"/>
       </w:pPr>
-      <w:bookmarkStart w:id="11" w:name="_Toc235515527"/>
+      <w:bookmarkStart w:id="12" w:name="_Toc241154320"/>
       <w:r>
         <w:t>Alcance de la fase de requisitos</w:t>
       </w:r>
-      <w:bookmarkEnd w:id="11"/>
+      <w:bookmarkEnd w:id="12"/>
     </w:p>
     <w:p>
       <w:r>
@@ -6506,11 +6585,11 @@
       <w:pPr>
         <w:pStyle w:val="Ttulo2"/>
       </w:pPr>
-      <w:bookmarkStart w:id="12" w:name="_Toc235515528"/>
+      <w:bookmarkStart w:id="13" w:name="_Toc241154321"/>
       <w:r>
         <w:t>Importancia de la definición de requisitos</w:t>
       </w:r>
-      <w:bookmarkEnd w:id="12"/>
+      <w:bookmarkEnd w:id="13"/>
     </w:p>
     <w:p>
       <w:r>
@@ -6687,11 +6766,11 @@
       <w:pPr>
         <w:pStyle w:val="Ttulo2"/>
       </w:pPr>
-      <w:bookmarkStart w:id="13" w:name="_Toc235515529"/>
+      <w:bookmarkStart w:id="14" w:name="_Toc241154322"/>
       <w:r>
         <w:t>Resultados de la fase de requisitos</w:t>
       </w:r>
-      <w:bookmarkEnd w:id="13"/>
+      <w:bookmarkEnd w:id="14"/>
     </w:p>
     <w:p>
       <w:r>
@@ -7153,7 +7232,7 @@
       <w:pPr>
         <w:pStyle w:val="Ttulo1"/>
       </w:pPr>
-      <w:bookmarkStart w:id="14" w:name="_Toc235515530"/>
+      <w:bookmarkStart w:id="15" w:name="_Toc241154323"/>
       <w:r>
         <w:lastRenderedPageBreak/>
         <w:t xml:space="preserve">Requisitos en el desarrollo de </w:t>
@@ -7164,7 +7243,7 @@
         </w:rPr>
         <w:t>software</w:t>
       </w:r>
-      <w:bookmarkEnd w:id="14"/>
+      <w:bookmarkEnd w:id="15"/>
     </w:p>
     <w:p>
       <w:r>
@@ -7237,20 +7316,22 @@
           <w:lang w:eastAsia="es-CO"/>
         </w:rPr>
       </w:pPr>
-      <w:bookmarkStart w:id="15" w:name="_Toc227677905"/>
-      <w:bookmarkStart w:id="16" w:name="_Toc235515531"/>
-      <w:bookmarkEnd w:id="15"/>
+      <w:bookmarkStart w:id="16" w:name="_Toc227677905"/>
+      <w:bookmarkStart w:id="17" w:name="_Toc235515531"/>
+      <w:bookmarkStart w:id="18" w:name="_Toc241154324"/>
       <w:bookmarkEnd w:id="16"/>
+      <w:bookmarkEnd w:id="17"/>
+      <w:bookmarkEnd w:id="18"/>
     </w:p>
     <w:p>
       <w:pPr>
         <w:pStyle w:val="Ttulo2"/>
       </w:pPr>
-      <w:bookmarkStart w:id="17" w:name="_Toc235515532"/>
+      <w:bookmarkStart w:id="19" w:name="_Toc241154325"/>
       <w:r>
         <w:t>Requisitos funcionales</w:t>
       </w:r>
-      <w:bookmarkEnd w:id="17"/>
+      <w:bookmarkEnd w:id="19"/>
     </w:p>
     <w:p>
       <w:r>
@@ -7750,11 +7831,11 @@
       <w:pPr>
         <w:pStyle w:val="Ttulo2"/>
       </w:pPr>
-      <w:bookmarkStart w:id="18" w:name="_Toc235515533"/>
+      <w:bookmarkStart w:id="20" w:name="_Toc241154326"/>
       <w:r>
         <w:t>Requisitos no funcionales</w:t>
       </w:r>
-      <w:bookmarkEnd w:id="18"/>
+      <w:bookmarkEnd w:id="20"/>
     </w:p>
     <w:p>
       <w:r>
@@ -8470,11 +8551,11 @@
       <w:pPr>
         <w:pStyle w:val="Ttulo2"/>
       </w:pPr>
-      <w:bookmarkStart w:id="19" w:name="_Toc235515534"/>
+      <w:bookmarkStart w:id="21" w:name="_Toc241154327"/>
       <w:r>
         <w:t>Requisitos de restricción</w:t>
       </w:r>
-      <w:bookmarkEnd w:id="19"/>
+      <w:bookmarkEnd w:id="21"/>
     </w:p>
     <w:p>
       <w:r>
@@ -8950,12 +9031,12 @@
       <w:pPr>
         <w:pStyle w:val="Ttulo1"/>
       </w:pPr>
-      <w:bookmarkStart w:id="20" w:name="_Toc235515535"/>
+      <w:bookmarkStart w:id="22" w:name="_Toc241154328"/>
       <w:r>
         <w:lastRenderedPageBreak/>
         <w:t>Ingeniería de requisitos</w:t>
       </w:r>
-      <w:bookmarkEnd w:id="20"/>
+      <w:bookmarkEnd w:id="22"/>
     </w:p>
     <w:p>
       <w:r>
@@ -9140,20 +9221,22 @@
           <w:lang w:eastAsia="es-CO"/>
         </w:rPr>
       </w:pPr>
-      <w:bookmarkStart w:id="21" w:name="_Toc227677910"/>
-      <w:bookmarkStart w:id="22" w:name="_Toc235515536"/>
-      <w:bookmarkEnd w:id="21"/>
-      <w:bookmarkEnd w:id="22"/>
+      <w:bookmarkStart w:id="23" w:name="_Toc227677910"/>
+      <w:bookmarkStart w:id="24" w:name="_Toc235515536"/>
+      <w:bookmarkStart w:id="25" w:name="_Toc241154329"/>
+      <w:bookmarkEnd w:id="23"/>
+      <w:bookmarkEnd w:id="24"/>
+      <w:bookmarkEnd w:id="25"/>
     </w:p>
     <w:p>
       <w:pPr>
         <w:pStyle w:val="Ttulo2"/>
       </w:pPr>
-      <w:bookmarkStart w:id="23" w:name="_Toc235515537"/>
+      <w:bookmarkStart w:id="26" w:name="_Toc241154330"/>
       <w:r>
         <w:t>Áreas de la ingeniería de requisitos</w:t>
       </w:r>
-      <w:bookmarkEnd w:id="23"/>
+      <w:bookmarkEnd w:id="26"/>
     </w:p>
     <w:p>
       <w:r>
@@ -9651,11 +9734,11 @@
       <w:pPr>
         <w:pStyle w:val="Ttulo2"/>
       </w:pPr>
-      <w:bookmarkStart w:id="24" w:name="_Toc235515538"/>
+      <w:bookmarkStart w:id="27" w:name="_Toc241154331"/>
       <w:r>
         <w:t>Fases de la ingeniería de requisitos</w:t>
       </w:r>
-      <w:bookmarkEnd w:id="24"/>
+      <w:bookmarkEnd w:id="27"/>
     </w:p>
     <w:p>
       <w:r>
@@ -9874,12 +9957,12 @@
       <w:pPr>
         <w:pStyle w:val="Ttulo1"/>
       </w:pPr>
-      <w:bookmarkStart w:id="25" w:name="_Toc235515539"/>
+      <w:bookmarkStart w:id="28" w:name="_Toc241154332"/>
       <w:r>
         <w:lastRenderedPageBreak/>
         <w:t>Elicitación de requisitos</w:t>
       </w:r>
-      <w:bookmarkEnd w:id="25"/>
+      <w:bookmarkEnd w:id="28"/>
     </w:p>
     <w:p>
       <w:r>
@@ -9967,20 +10050,22 @@
           <w:lang w:eastAsia="es-CO"/>
         </w:rPr>
       </w:pPr>
-      <w:bookmarkStart w:id="26" w:name="_Toc227677914"/>
-      <w:bookmarkStart w:id="27" w:name="_Toc235515540"/>
-      <w:bookmarkEnd w:id="26"/>
-      <w:bookmarkEnd w:id="27"/>
+      <w:bookmarkStart w:id="29" w:name="_Toc227677914"/>
+      <w:bookmarkStart w:id="30" w:name="_Toc235515540"/>
+      <w:bookmarkStart w:id="31" w:name="_Toc241154333"/>
+      <w:bookmarkEnd w:id="29"/>
+      <w:bookmarkEnd w:id="30"/>
+      <w:bookmarkEnd w:id="31"/>
     </w:p>
     <w:p>
       <w:pPr>
         <w:pStyle w:val="Ttulo2"/>
       </w:pPr>
-      <w:bookmarkStart w:id="28" w:name="_Toc235515541"/>
+      <w:bookmarkStart w:id="32" w:name="_Toc241154334"/>
       <w:r>
         <w:t>Planeación de la elicitación</w:t>
       </w:r>
-      <w:bookmarkEnd w:id="28"/>
+      <w:bookmarkEnd w:id="32"/>
     </w:p>
     <w:p>
       <w:r>
@@ -10156,12 +10241,12 @@
       <w:pPr>
         <w:pStyle w:val="Ttulo2"/>
       </w:pPr>
-      <w:bookmarkStart w:id="29" w:name="_Toc235515542"/>
+      <w:bookmarkStart w:id="33" w:name="_Toc241154335"/>
       <w:r>
         <w:lastRenderedPageBreak/>
         <w:t>Fuentes de información</w:t>
       </w:r>
-      <w:bookmarkEnd w:id="29"/>
+      <w:bookmarkEnd w:id="33"/>
     </w:p>
     <w:p>
       <w:r>
@@ -10741,11 +10826,11 @@
       <w:pPr>
         <w:pStyle w:val="Ttulo2"/>
       </w:pPr>
-      <w:bookmarkStart w:id="30" w:name="_Toc235515543"/>
+      <w:bookmarkStart w:id="34" w:name="_Toc241154336"/>
       <w:r>
         <w:t>Técnicas de elicitación</w:t>
       </w:r>
-      <w:bookmarkEnd w:id="30"/>
+      <w:bookmarkEnd w:id="34"/>
     </w:p>
     <w:p>
       <w:r>
@@ -11287,12 +11372,12 @@
       <w:pPr>
         <w:pStyle w:val="Ttulo2"/>
       </w:pPr>
-      <w:bookmarkStart w:id="31" w:name="_Toc235515544"/>
+      <w:bookmarkStart w:id="35" w:name="_Toc241154337"/>
       <w:r>
         <w:lastRenderedPageBreak/>
         <w:t>Instrumentos de recolección de información</w:t>
       </w:r>
-      <w:bookmarkEnd w:id="31"/>
+      <w:bookmarkEnd w:id="35"/>
     </w:p>
     <w:p>
       <w:r>
@@ -11678,11 +11763,11 @@
       <w:pPr>
         <w:pStyle w:val="Ttulo2"/>
       </w:pPr>
-      <w:bookmarkStart w:id="32" w:name="_Toc235515545"/>
+      <w:bookmarkStart w:id="36" w:name="_Toc241154338"/>
       <w:r>
         <w:t>Principios y buenas prácticas</w:t>
       </w:r>
-      <w:bookmarkEnd w:id="32"/>
+      <w:bookmarkEnd w:id="36"/>
     </w:p>
     <w:p>
       <w:r>
@@ -11932,12 +12017,12 @@
       <w:pPr>
         <w:pStyle w:val="Ttulo1"/>
       </w:pPr>
-      <w:bookmarkStart w:id="33" w:name="_Toc235515546"/>
+      <w:bookmarkStart w:id="37" w:name="_Toc241154339"/>
       <w:r>
         <w:lastRenderedPageBreak/>
         <w:t>Roles en la ingeniería de requisitos</w:t>
       </w:r>
-      <w:bookmarkEnd w:id="33"/>
+      <w:bookmarkEnd w:id="37"/>
     </w:p>
     <w:p>
       <w:r>
@@ -12020,20 +12105,22 @@
           <w:lang w:eastAsia="es-CO"/>
         </w:rPr>
       </w:pPr>
-      <w:bookmarkStart w:id="34" w:name="_Toc227677921"/>
-      <w:bookmarkStart w:id="35" w:name="_Toc235515547"/>
-      <w:bookmarkEnd w:id="34"/>
-      <w:bookmarkEnd w:id="35"/>
+      <w:bookmarkStart w:id="38" w:name="_Toc227677921"/>
+      <w:bookmarkStart w:id="39" w:name="_Toc235515547"/>
+      <w:bookmarkStart w:id="40" w:name="_Toc241154340"/>
+      <w:bookmarkEnd w:id="38"/>
+      <w:bookmarkEnd w:id="39"/>
+      <w:bookmarkEnd w:id="40"/>
     </w:p>
     <w:p>
       <w:pPr>
         <w:pStyle w:val="Ttulo2"/>
       </w:pPr>
-      <w:bookmarkStart w:id="36" w:name="_Toc235515548"/>
+      <w:bookmarkStart w:id="41" w:name="_Toc241154341"/>
       <w:r>
         <w:t>Usuarios y actores</w:t>
       </w:r>
-      <w:bookmarkEnd w:id="36"/>
+      <w:bookmarkEnd w:id="41"/>
     </w:p>
     <w:p>
       <w:r>
@@ -12139,7 +12226,7 @@
       <w:pPr>
         <w:pStyle w:val="Ttulo2"/>
       </w:pPr>
-      <w:bookmarkStart w:id="37" w:name="_Toc235515549"/>
+      <w:bookmarkStart w:id="42" w:name="_Toc241154342"/>
       <w:r>
         <w:rPr>
           <w:rStyle w:val="Extranjerismo"/>
@@ -12149,7 +12236,7 @@
       <w:r>
         <w:t xml:space="preserve"> o partes interesadas</w:t>
       </w:r>
-      <w:bookmarkEnd w:id="37"/>
+      <w:bookmarkEnd w:id="42"/>
     </w:p>
     <w:p>
       <w:r>
@@ -13049,11 +13136,11 @@
       <w:pPr>
         <w:pStyle w:val="Ttulo2"/>
       </w:pPr>
-      <w:bookmarkStart w:id="38" w:name="_Toc235515550"/>
+      <w:bookmarkStart w:id="43" w:name="_Toc241154343"/>
       <w:r>
         <w:t>Cliente líder y dueño del producto</w:t>
       </w:r>
-      <w:bookmarkEnd w:id="38"/>
+      <w:bookmarkEnd w:id="43"/>
     </w:p>
     <w:p>
       <w:r>
@@ -13262,11 +13349,11 @@
       <w:pPr>
         <w:pStyle w:val="Ttulo2"/>
       </w:pPr>
-      <w:bookmarkStart w:id="39" w:name="_Toc235515551"/>
+      <w:bookmarkStart w:id="44" w:name="_Toc241154344"/>
       <w:r>
         <w:t>Equipo de desarrollo y analista</w:t>
       </w:r>
-      <w:bookmarkEnd w:id="39"/>
+      <w:bookmarkEnd w:id="44"/>
     </w:p>
     <w:p>
       <w:r>
@@ -13486,12 +13573,11 @@
       <w:pPr>
         <w:pStyle w:val="Ttulo1"/>
       </w:pPr>
-      <w:bookmarkStart w:id="40" w:name="_Toc235515552"/>
-      <w:r>
-        <w:lastRenderedPageBreak/>
+      <w:bookmarkStart w:id="45" w:name="_Toc241154345"/>
+      <w:r>
         <w:t>Herramientas de modelado de requisitos</w:t>
       </w:r>
-      <w:bookmarkEnd w:id="40"/>
+      <w:bookmarkEnd w:id="45"/>
     </w:p>
     <w:p>
       <w:r>
@@ -13597,7 +13683,6 @@
         </w:numPr>
       </w:pPr>
       <w:r>
-        <w:lastRenderedPageBreak/>
         <w:t>Contribuyen a identificar errores o inconsistencias en etapas tempranas del desarrollo.</w:t>
       </w:r>
     </w:p>
@@ -13653,20 +13738,22 @@
           <w:lang w:eastAsia="es-CO"/>
         </w:rPr>
       </w:pPr>
-      <w:bookmarkStart w:id="41" w:name="_Toc227677927"/>
-      <w:bookmarkStart w:id="42" w:name="_Toc235515553"/>
-      <w:bookmarkEnd w:id="41"/>
-      <w:bookmarkEnd w:id="42"/>
+      <w:bookmarkStart w:id="46" w:name="_Toc227677927"/>
+      <w:bookmarkStart w:id="47" w:name="_Toc235515553"/>
+      <w:bookmarkStart w:id="48" w:name="_Toc241154346"/>
+      <w:bookmarkEnd w:id="46"/>
+      <w:bookmarkEnd w:id="47"/>
+      <w:bookmarkEnd w:id="48"/>
     </w:p>
     <w:p>
       <w:pPr>
         <w:pStyle w:val="Ttulo2"/>
       </w:pPr>
-      <w:bookmarkStart w:id="43" w:name="_Toc235515554"/>
+      <w:bookmarkStart w:id="49" w:name="_Toc241154347"/>
       <w:r>
         <w:t>Tipos de herramientas de modelado</w:t>
       </w:r>
-      <w:bookmarkEnd w:id="43"/>
+      <w:bookmarkEnd w:id="49"/>
     </w:p>
     <w:p>
       <w:r>
@@ -13690,7 +13777,6 @@
     <w:p/>
     <w:p>
       <w:r>
-        <w:lastRenderedPageBreak/>
         <w:t>Existen diferentes tipos de herramientas de modelado, las cuales se utilizan dependiendo del tipo de información que se desea representar y del enfoque metodológico del proyecto.</w:t>
       </w:r>
     </w:p>
@@ -13801,7 +13887,6 @@
         <w:rPr>
           <w:b/>
         </w:rPr>
-        <w:lastRenderedPageBreak/>
         <w:t>Herramientas de prototipado</w:t>
       </w:r>
     </w:p>
@@ -14219,7 +14304,6 @@
               <w:rPr>
                 <w:sz w:val="28"/>
               </w:rPr>
-              <w:lastRenderedPageBreak/>
               <w:t>Prototipado.</w:t>
             </w:r>
           </w:p>
@@ -14382,11 +14466,11 @@
       <w:pPr>
         <w:pStyle w:val="Ttulo2"/>
       </w:pPr>
-      <w:bookmarkStart w:id="44" w:name="_Toc235515555"/>
+      <w:bookmarkStart w:id="50" w:name="_Toc241154348"/>
       <w:r>
         <w:t>Características de las herramientas de modelado</w:t>
       </w:r>
-      <w:bookmarkEnd w:id="44"/>
+      <w:bookmarkEnd w:id="50"/>
     </w:p>
     <w:p>
       <w:r>
@@ -14409,7 +14493,6 @@
     </w:p>
     <w:p>
       <w:r>
-        <w:lastRenderedPageBreak/>
         <w:t xml:space="preserve">Otra característica importante es la estandarización de modelos, lo que significa que muchas herramientas utilizan notaciones reconocidas internacionalmente, como el Lenguaje Unificado de Modelado (UML) o modelos de procesos. Esto permite que los diagramas elaborados puedan ser comprendidos por diferentes profesionales del área de desarrollo de </w:t>
       </w:r>
       <w:r>
@@ -14467,7 +14550,6 @@
         <w:pStyle w:val="Tabla"/>
       </w:pPr>
       <w:r>
-        <w:lastRenderedPageBreak/>
         <w:t>Características de las herramientas de modelado de requisitos</w:t>
       </w:r>
     </w:p>
@@ -14817,12 +14899,11 @@
       <w:pPr>
         <w:pStyle w:val="Ttulo1"/>
       </w:pPr>
-      <w:bookmarkStart w:id="45" w:name="_Toc235515556"/>
-      <w:r>
-        <w:lastRenderedPageBreak/>
+      <w:bookmarkStart w:id="51" w:name="_Toc241154349"/>
+      <w:r>
         <w:t>Herramientas para la captura de requisitos</w:t>
       </w:r>
-      <w:bookmarkEnd w:id="45"/>
+      <w:bookmarkEnd w:id="51"/>
     </w:p>
     <w:p>
       <w:r>
@@ -14865,7 +14946,6 @@
         <w:rPr>
           <w:rStyle w:val="Extranjerismo"/>
         </w:rPr>
-        <w:lastRenderedPageBreak/>
         <w:t>software</w:t>
       </w:r>
       <w:r>
@@ -14925,20 +15005,22 @@
           <w:lang w:eastAsia="es-CO"/>
         </w:rPr>
       </w:pPr>
-      <w:bookmarkStart w:id="46" w:name="_Toc227677931"/>
-      <w:bookmarkStart w:id="47" w:name="_Toc235515557"/>
-      <w:bookmarkEnd w:id="46"/>
-      <w:bookmarkEnd w:id="47"/>
+      <w:bookmarkStart w:id="52" w:name="_Toc227677931"/>
+      <w:bookmarkStart w:id="53" w:name="_Toc235515557"/>
+      <w:bookmarkStart w:id="54" w:name="_Toc241154350"/>
+      <w:bookmarkEnd w:id="52"/>
+      <w:bookmarkEnd w:id="53"/>
+      <w:bookmarkEnd w:id="54"/>
     </w:p>
     <w:p>
       <w:pPr>
         <w:pStyle w:val="Ttulo2"/>
       </w:pPr>
-      <w:bookmarkStart w:id="48" w:name="_Toc235515558"/>
+      <w:bookmarkStart w:id="55" w:name="_Toc241154351"/>
       <w:r>
         <w:t>Diagramas de casos de uso</w:t>
       </w:r>
-      <w:bookmarkEnd w:id="48"/>
+      <w:bookmarkEnd w:id="55"/>
     </w:p>
     <w:p>
       <w:r>
@@ -14957,7 +15039,6 @@
     <w:p/>
     <w:p>
       <w:r>
-        <w:lastRenderedPageBreak/>
         <w:t xml:space="preserve">Este tipo de diagramas forma parte del Lenguaje Unificado de Modelado (UML) y se emplea ampliamente en la ingeniería de </w:t>
       </w:r>
       <w:r>
@@ -15067,7 +15148,6 @@
         <w:rPr>
           <w:b/>
         </w:rPr>
-        <w:lastRenderedPageBreak/>
         <w:t>R</w:t>
       </w:r>
       <w:r>
@@ -15210,7 +15290,6 @@
         <w:rPr>
           <w:b/>
         </w:rPr>
-        <w:lastRenderedPageBreak/>
         <w:t>Revisar y validar el diagrama</w:t>
       </w:r>
     </w:p>
@@ -15442,7 +15521,6 @@
     <w:p/>
     <w:p>
       <w:r>
-        <w:lastRenderedPageBreak/>
         <w:t>En este ejemplo, el cliente interactúa con el sistema para realizar compras, mientras que el administrador gestiona la información del sistema.</w:t>
       </w:r>
     </w:p>
@@ -15783,11 +15861,7 @@
     <w:p/>
     <w:p>
       <w:r>
-        <w:t xml:space="preserve">El uso de diagramas de casos de uso permite comprender de forma clara las funcionalidades que debe ofrecer el sistema y las interacciones con los usuarios. Además, facilita la identificación de requisitos funcionales, mejora la comunicación </w:t>
-      </w:r>
-      <w:r>
-        <w:lastRenderedPageBreak/>
-        <w:t xml:space="preserve">entre los miembros del equipo y sirve como base para el diseño y desarrollo del </w:t>
+        <w:t xml:space="preserve">El uso de diagramas de casos de uso permite comprender de forma clara las funcionalidades que debe ofrecer el sistema y las interacciones con los usuarios. Además, facilita la identificación de requisitos funcionales, mejora la comunicación entre los miembros del equipo y sirve como base para el diseño y desarrollo del </w:t>
       </w:r>
       <w:r>
         <w:rPr>
@@ -15804,11 +15878,11 @@
       <w:pPr>
         <w:pStyle w:val="Ttulo2"/>
       </w:pPr>
-      <w:bookmarkStart w:id="49" w:name="_Toc235515559"/>
+      <w:bookmarkStart w:id="56" w:name="_Toc241154352"/>
       <w:r>
         <w:t>Historias de usuario</w:t>
       </w:r>
-      <w:bookmarkEnd w:id="49"/>
+      <w:bookmarkEnd w:id="56"/>
     </w:p>
     <w:p>
       <w:r>
@@ -15863,7 +15937,6 @@
     <w:p/>
     <w:p>
       <w:r>
-        <w:lastRenderedPageBreak/>
         <w:t>Este formato permite que los analistas, desarrolladores y demás participantes del proyecto comprendan fácilmente el propósito de cada funcionalidad del sistema y mantengan el enfoque en las necesidades reales de los usuarios.</w:t>
       </w:r>
     </w:p>
@@ -15985,7 +16058,6 @@
         <w:rPr>
           <w:b/>
         </w:rPr>
-        <w:lastRenderedPageBreak/>
         <w:t>Establecer los criterios de aceptación</w:t>
       </w:r>
     </w:p>
@@ -16136,7 +16208,6 @@
         </w:numPr>
       </w:pPr>
       <w:r>
-        <w:lastRenderedPageBreak/>
         <w:t>El carrito presenta el listado de productos seleccionados y su precio.</w:t>
       </w:r>
     </w:p>
@@ -16162,14 +16233,14 @@
       <w:pPr>
         <w:pStyle w:val="Ttulo2"/>
       </w:pPr>
-      <w:bookmarkStart w:id="50" w:name="_Toc235515560"/>
+      <w:bookmarkStart w:id="57" w:name="_Toc241154353"/>
       <w:r>
         <w:rPr>
           <w:rStyle w:val="Extranjerismo"/>
         </w:rPr>
         <w:t>Storyboard</w:t>
       </w:r>
-      <w:bookmarkEnd w:id="50"/>
+      <w:bookmarkEnd w:id="57"/>
     </w:p>
     <w:p>
       <w:r>
@@ -16232,7 +16303,6 @@
     </w:p>
     <w:p>
       <w:r>
-        <w:lastRenderedPageBreak/>
         <w:t xml:space="preserve">Para elaborar un </w:t>
       </w:r>
       <w:r>
@@ -16374,7 +16444,7 @@
       <w:r>
         <w:t xml:space="preserve">El equipo de desarrollo revisa el </w:t>
       </w:r>
-      <w:bookmarkStart w:id="51" w:name="_Hlk227663337"/>
+      <w:bookmarkStart w:id="58" w:name="_Hlk227663337"/>
       <w:r>
         <w:rPr>
           <w:rStyle w:val="Extranjerismo"/>
@@ -16384,7 +16454,7 @@
       <w:r>
         <w:t xml:space="preserve"> </w:t>
       </w:r>
-      <w:bookmarkEnd w:id="51"/>
+      <w:bookmarkEnd w:id="58"/>
       <w:r>
         <w:t>para identificar mejoras, validar los requisitos y garantizar que el sistema responda adecuadamente a las necesidades del usuario.</w:t>
       </w:r>
@@ -16409,7 +16479,6 @@
         <w:pStyle w:val="Tabla"/>
       </w:pPr>
       <w:r>
-        <w:lastRenderedPageBreak/>
         <w:t xml:space="preserve">Ejemplo de </w:t>
       </w:r>
       <w:r>
@@ -16772,12 +16841,11 @@
       <w:pPr>
         <w:pStyle w:val="Titulosgenerales"/>
       </w:pPr>
-      <w:bookmarkStart w:id="52" w:name="_Toc235515561"/>
-      <w:r>
-        <w:lastRenderedPageBreak/>
+      <w:bookmarkStart w:id="59" w:name="_Toc241154354"/>
+      <w:r>
         <w:t>Síntesis</w:t>
       </w:r>
-      <w:bookmarkEnd w:id="52"/>
+      <w:bookmarkEnd w:id="59"/>
     </w:p>
     <w:p>
       <w:pPr>
@@ -16840,6 +16908,7 @@
       </w:pPr>
       <w:r>
         <w:rPr>
+          <w:noProof/>
           <w:lang w:eastAsia="es-CO"/>
         </w:rPr>
         <w:drawing>
@@ -16858,10 +16927,10 @@
                     <pic:cNvPicPr/>
                   </pic:nvPicPr>
                   <pic:blipFill>
-                    <a:blip r:embed="rId12">
+                    <a:blip r:embed="rId13">
                       <a:extLst>
                         <a:ext uri="{96DAC541-7B7A-43D3-8B79-37D633B846F1}">
-                          <asvg:svgBlip xmlns:asvg="http://schemas.microsoft.com/office/drawing/2016/SVG/main" r:embed="rId13"/>
+                          <asvg:svgBlip xmlns:asvg="http://schemas.microsoft.com/office/drawing/2016/SVG/main" r:embed="rId14"/>
                         </a:ext>
                       </a:extLst>
                     </a:blip>
@@ -16889,14 +16958,13 @@
       <w:pPr>
         <w:pStyle w:val="Titulosgenerales"/>
       </w:pPr>
-      <w:bookmarkStart w:id="53" w:name="_Toc176443725"/>
-      <w:bookmarkStart w:id="54" w:name="_Toc235515562"/>
-      <w:r>
-        <w:lastRenderedPageBreak/>
+      <w:bookmarkStart w:id="60" w:name="_Toc176443725"/>
+      <w:bookmarkStart w:id="61" w:name="_Toc241154355"/>
+      <w:r>
         <w:t>Glosario</w:t>
       </w:r>
-      <w:bookmarkEnd w:id="53"/>
-      <w:bookmarkEnd w:id="54"/>
+      <w:bookmarkEnd w:id="60"/>
+      <w:bookmarkEnd w:id="61"/>
     </w:p>
     <w:p>
       <w:pPr>
@@ -17102,7 +17170,6 @@
           <w:b/>
           <w:lang w:eastAsia="es-CO"/>
         </w:rPr>
-        <w:lastRenderedPageBreak/>
         <w:t>Requisito funcional</w:t>
       </w:r>
       <w:r>
@@ -17241,17 +17308,16 @@
           <w:lang w:val="es-MX"/>
         </w:rPr>
       </w:pPr>
-      <w:bookmarkStart w:id="55" w:name="_Toc176443726"/>
-      <w:bookmarkStart w:id="56" w:name="_Toc235515563"/>
+      <w:bookmarkStart w:id="62" w:name="_Toc176443726"/>
+      <w:bookmarkStart w:id="63" w:name="_Toc241154356"/>
       <w:r>
         <w:rPr>
           <w:lang w:val="es-MX"/>
         </w:rPr>
-        <w:lastRenderedPageBreak/>
         <w:t>Referencias bibliográficas</w:t>
       </w:r>
-      <w:bookmarkEnd w:id="55"/>
-      <w:bookmarkEnd w:id="56"/>
+      <w:bookmarkEnd w:id="62"/>
+      <w:bookmarkEnd w:id="63"/>
     </w:p>
     <w:p>
       <w:pPr>
@@ -17702,14 +17768,13 @@
       <w:pPr>
         <w:pStyle w:val="Titulosgenerales"/>
       </w:pPr>
-      <w:bookmarkStart w:id="57" w:name="_Toc176443727"/>
-      <w:bookmarkStart w:id="58" w:name="_Toc235515564"/>
-      <w:r>
-        <w:lastRenderedPageBreak/>
+      <w:bookmarkStart w:id="64" w:name="_Toc176443727"/>
+      <w:bookmarkStart w:id="65" w:name="_Toc241154357"/>
+      <w:r>
         <w:t>Créditos</w:t>
       </w:r>
-      <w:bookmarkEnd w:id="57"/>
-      <w:bookmarkEnd w:id="58"/>
+      <w:bookmarkEnd w:id="64"/>
+      <w:bookmarkEnd w:id="65"/>
     </w:p>
     <w:tbl>
       <w:tblPr>
@@ -18447,8 +18512,8 @@
       </w:pPr>
     </w:p>
     <w:sectPr>
-      <w:headerReference w:type="default" r:id="rId14"/>
-      <w:footerReference w:type="default" r:id="rId15"/>
+      <w:headerReference w:type="default" r:id="rId15"/>
+      <w:footerReference w:type="default" r:id="rId16"/>
       <w:pgSz w:w="12240" w:h="15840"/>
       <w:pgMar w:top="1701" w:right="1134" w:bottom="1134" w:left="1134" w:header="709" w:footer="737" w:gutter="0"/>
       <w:pgNumType w:start="1"/>
@@ -18460,7 +18525,7 @@
 </file>
 
 <file path=word/endnotes.xml><?xml version="1.0" encoding="utf-8"?>
-<w:endnotes xmlns:wpc="http://schemas.microsoft.com/office/word/2010/wordprocessingCanvas" xmlns:cx="http://schemas.microsoft.com/office/drawing/2014/chartex" xmlns:cx1="http://schemas.microsoft.com/office/drawing/2015/9/8/chartex" xmlns:cx2="http://schemas.microsoft.com/office/drawing/2015/10/21/chartex" xmlns:cx3="http://schemas.microsoft.com/office/drawing/2016/5/9/chartex" xmlns:cx4="http://schemas.microsoft.com/office/drawing/2016/5/10/chartex" xmlns:cx5="http://schemas.microsoft.com/office/drawing/2016/5/11/chartex" xmlns:cx6="http://schemas.microsoft.com/office/drawing/2016/5/12/chartex" xmlns:cx7="http://schemas.microsoft.com/office/drawing/2016/5/13/chartex" xmlns:cx8="http://schemas.microsoft.com/office/drawing/2016/5/14/chartex" xmlns:mc="http://schemas.openxmlformats.org/markup-compatibility/2006" xmlns:aink="http://schemas.microsoft.com/office/drawing/2016/ink" xmlns:am3d="http://schemas.microsoft.com/office/drawing/2017/model3d" xmlns:o="urn:schemas-microsoft-com:office:office" xmlns:r="http://schemas.openxmlformats.org/officeDocument/2006/relationships" xmlns:m="http://schemas.openxmlformats.org/officeDocument/2006/math" xmlns:v="urn:schemas-microsoft-com:vml" xmlns:wp14="http://schemas.microsoft.com/office/word/2010/wordprocessingDrawing" xmlns:wp="http://schemas.openxmlformats.org/drawingml/2006/wordprocessingDrawing" xmlns:w10="urn:schemas-microsoft-com:office:word" xmlns:w="http://schemas.openxmlformats.org/wordprocessingml/2006/main" xmlns:w14="http://schemas.microsoft.com/office/word/2010/wordml" xmlns:w15="http://schemas.microsoft.com/office/word/2012/wordml" xmlns:w16cex="http://schemas.microsoft.com/office/word/2018/wordml/cex" xmlns:w16cid="http://schemas.microsoft.com/office/word/2016/wordml/cid" xmlns:w16="http://schemas.microsoft.com/office/word/2018/wordml" xmlns:w16sdtdh="http://schemas.microsoft.com/office/word/2020/wordml/sdtdatahash" xmlns:w16se="http://schemas.microsoft.com/office/word/2015/wordml/symex" xmlns:wpg="http://schemas.microsoft.com/office/word/2010/wordprocessingGroup" xmlns:wpi="http://schemas.microsoft.com/office/word/2010/wordprocessingInk" xmlns:wne="http://schemas.microsoft.com/office/word/2006/wordml" xmlns:wps="http://schemas.microsoft.com/office/word/2010/wordprocessingShape" mc:Ignorable="w14 w15 w16se w16cid w16 w16cex w16sdtdh wp14">
+<w:endnotes xmlns:wpc="http://schemas.microsoft.com/office/word/2010/wordprocessingCanvas" xmlns:cx="http://schemas.microsoft.com/office/drawing/2014/chartex" xmlns:cx1="http://schemas.microsoft.com/office/drawing/2015/9/8/chartex" xmlns:cx2="http://schemas.microsoft.com/office/drawing/2015/10/21/chartex" xmlns:cx3="http://schemas.microsoft.com/office/drawing/2016/5/9/chartex" xmlns:cx4="http://schemas.microsoft.com/office/drawing/2016/5/10/chartex" xmlns:cx5="http://schemas.microsoft.com/office/drawing/2016/5/11/chartex" xmlns:cx6="http://schemas.microsoft.com/office/drawing/2016/5/12/chartex" xmlns:cx7="http://schemas.microsoft.com/office/drawing/2016/5/13/chartex" xmlns:cx8="http://schemas.microsoft.com/office/drawing/2016/5/14/chartex" xmlns:mc="http://schemas.openxmlformats.org/markup-compatibility/2006" xmlns:aink="http://schemas.microsoft.com/office/drawing/2016/ink" xmlns:am3d="http://schemas.microsoft.com/office/drawing/2017/model3d" xmlns:o="urn:schemas-microsoft-com:office:office" xmlns:r="http://schemas.openxmlformats.org/officeDocument/2006/relationships" xmlns:m="http://schemas.openxmlformats.org/officeDocument/2006/math" xmlns:v="urn:schemas-microsoft-com:vml" xmlns:wp14="http://schemas.microsoft.com/office/word/2010/wordprocessingDrawing" xmlns:wp="http://schemas.openxmlformats.org/drawingml/2006/wordprocessingDrawing" xmlns:w10="urn:schemas-microsoft-com:office:word" xmlns:w="http://schemas.openxmlformats.org/wordprocessingml/2006/main" xmlns:w14="http://schemas.microsoft.com/office/word/2010/wordml" xmlns:w15="http://schemas.microsoft.com/office/word/2012/wordml" xmlns:w16cex="http://schemas.microsoft.com/office/word/2018/wordml/cex" xmlns:w16cid="http://schemas.microsoft.com/office/word/2016/wordml/cid" xmlns:w16="http://schemas.microsoft.com/office/word/2018/wordml" xmlns:w16se="http://schemas.microsoft.com/office/word/2015/wordml/symex" xmlns:wpg="http://schemas.microsoft.com/office/word/2010/wordprocessingGroup" xmlns:wpi="http://schemas.microsoft.com/office/word/2010/wordprocessingInk" xmlns:wne="http://schemas.microsoft.com/office/word/2006/wordml" xmlns:wps="http://schemas.microsoft.com/office/word/2010/wordprocessingShape" mc:Ignorable="w14 w15 w16se w16cid w16 w16cex wp14">
   <w:endnote w:type="separator" w:id="-1">
     <w:p>
       <w:pPr>
@@ -18485,7 +18550,7 @@
 </file>
 
 <file path=word/footer1.xml><?xml version="1.0" encoding="utf-8"?>
-<w:ftr xmlns:wpc="http://schemas.microsoft.com/office/word/2010/wordprocessingCanvas" xmlns:cx="http://schemas.microsoft.com/office/drawing/2014/chartex" xmlns:cx1="http://schemas.microsoft.com/office/drawing/2015/9/8/chartex" xmlns:cx2="http://schemas.microsoft.com/office/drawing/2015/10/21/chartex" xmlns:cx3="http://schemas.microsoft.com/office/drawing/2016/5/9/chartex" xmlns:cx4="http://schemas.microsoft.com/office/drawing/2016/5/10/chartex" xmlns:cx5="http://schemas.microsoft.com/office/drawing/2016/5/11/chartex" xmlns:cx6="http://schemas.microsoft.com/office/drawing/2016/5/12/chartex" xmlns:cx7="http://schemas.microsoft.com/office/drawing/2016/5/13/chartex" xmlns:cx8="http://schemas.microsoft.com/office/drawing/2016/5/14/chartex" xmlns:mc="http://schemas.openxmlformats.org/markup-compatibility/2006" xmlns:aink="http://schemas.microsoft.com/office/drawing/2016/ink" xmlns:am3d="http://schemas.microsoft.com/office/drawing/2017/model3d" xmlns:o="urn:schemas-microsoft-com:office:office" xmlns:r="http://schemas.openxmlformats.org/officeDocument/2006/relationships" xmlns:m="http://schemas.openxmlformats.org/officeDocument/2006/math" xmlns:v="urn:schemas-microsoft-com:vml" xmlns:wp14="http://schemas.microsoft.com/office/word/2010/wordprocessingDrawing" xmlns:wp="http://schemas.openxmlformats.org/drawingml/2006/wordprocessingDrawing" xmlns:w10="urn:schemas-microsoft-com:office:word" xmlns:w="http://schemas.openxmlformats.org/wordprocessingml/2006/main" xmlns:w14="http://schemas.microsoft.com/office/word/2010/wordml" xmlns:w15="http://schemas.microsoft.com/office/word/2012/wordml" xmlns:w16cex="http://schemas.microsoft.com/office/word/2018/wordml/cex" xmlns:w16cid="http://schemas.microsoft.com/office/word/2016/wordml/cid" xmlns:w16="http://schemas.microsoft.com/office/word/2018/wordml" xmlns:w16sdtdh="http://schemas.microsoft.com/office/word/2020/wordml/sdtdatahash" xmlns:w16se="http://schemas.microsoft.com/office/word/2015/wordml/symex" xmlns:wpg="http://schemas.microsoft.com/office/word/2010/wordprocessingGroup" xmlns:wpi="http://schemas.microsoft.com/office/word/2010/wordprocessingInk" xmlns:wne="http://schemas.microsoft.com/office/word/2006/wordml" xmlns:wps="http://schemas.microsoft.com/office/word/2010/wordprocessingShape" mc:Ignorable="w14 w15 w16se w16cid w16 w16cex w16sdtdh wp14">
+<w:ftr xmlns:wpc="http://schemas.microsoft.com/office/word/2010/wordprocessingCanvas" xmlns:cx="http://schemas.microsoft.com/office/drawing/2014/chartex" xmlns:cx1="http://schemas.microsoft.com/office/drawing/2015/9/8/chartex" xmlns:cx2="http://schemas.microsoft.com/office/drawing/2015/10/21/chartex" xmlns:cx3="http://schemas.microsoft.com/office/drawing/2016/5/9/chartex" xmlns:cx4="http://schemas.microsoft.com/office/drawing/2016/5/10/chartex" xmlns:cx5="http://schemas.microsoft.com/office/drawing/2016/5/11/chartex" xmlns:cx6="http://schemas.microsoft.com/office/drawing/2016/5/12/chartex" xmlns:cx7="http://schemas.microsoft.com/office/drawing/2016/5/13/chartex" xmlns:cx8="http://schemas.microsoft.com/office/drawing/2016/5/14/chartex" xmlns:mc="http://schemas.openxmlformats.org/markup-compatibility/2006" xmlns:aink="http://schemas.microsoft.com/office/drawing/2016/ink" xmlns:am3d="http://schemas.microsoft.com/office/drawing/2017/model3d" xmlns:o="urn:schemas-microsoft-com:office:office" xmlns:r="http://schemas.openxmlformats.org/officeDocument/2006/relationships" xmlns:m="http://schemas.openxmlformats.org/officeDocument/2006/math" xmlns:v="urn:schemas-microsoft-com:vml" xmlns:wp14="http://schemas.microsoft.com/office/word/2010/wordprocessingDrawing" xmlns:wp="http://schemas.openxmlformats.org/drawingml/2006/wordprocessingDrawing" xmlns:w10="urn:schemas-microsoft-com:office:word" xmlns:w="http://schemas.openxmlformats.org/wordprocessingml/2006/main" xmlns:w14="http://schemas.microsoft.com/office/word/2010/wordml" xmlns:w15="http://schemas.microsoft.com/office/word/2012/wordml" xmlns:w16cex="http://schemas.microsoft.com/office/word/2018/wordml/cex" xmlns:w16cid="http://schemas.microsoft.com/office/word/2016/wordml/cid" xmlns:w16="http://schemas.microsoft.com/office/word/2018/wordml" xmlns:w16se="http://schemas.microsoft.com/office/word/2015/wordml/symex" xmlns:wpg="http://schemas.microsoft.com/office/word/2010/wordprocessingGroup" xmlns:wpi="http://schemas.microsoft.com/office/word/2010/wordprocessingInk" xmlns:wne="http://schemas.microsoft.com/office/word/2006/wordml" xmlns:wps="http://schemas.microsoft.com/office/word/2010/wordprocessingShape" mc:Ignorable="w14 w15 w16se w16cid w16 w16cex wp14">
   <w:p>
     <w:pPr>
       <w:pStyle w:val="Piedepgina"/>
@@ -18622,7 +18687,7 @@
 </file>
 
 <file path=word/footnotes.xml><?xml version="1.0" encoding="utf-8"?>
-<w:footnotes xmlns:wpc="http://schemas.microsoft.com/office/word/2010/wordprocessingCanvas" xmlns:cx="http://schemas.microsoft.com/office/drawing/2014/chartex" xmlns:cx1="http://schemas.microsoft.com/office/drawing/2015/9/8/chartex" xmlns:cx2="http://schemas.microsoft.com/office/drawing/2015/10/21/chartex" xmlns:cx3="http://schemas.microsoft.com/office/drawing/2016/5/9/chartex" xmlns:cx4="http://schemas.microsoft.com/office/drawing/2016/5/10/chartex" xmlns:cx5="http://schemas.microsoft.com/office/drawing/2016/5/11/chartex" xmlns:cx6="http://schemas.microsoft.com/office/drawing/2016/5/12/chartex" xmlns:cx7="http://schemas.microsoft.com/office/drawing/2016/5/13/chartex" xmlns:cx8="http://schemas.microsoft.com/office/drawing/2016/5/14/chartex" xmlns:mc="http://schemas.openxmlformats.org/markup-compatibility/2006" xmlns:aink="http://schemas.microsoft.com/office/drawing/2016/ink" xmlns:am3d="http://schemas.microsoft.com/office/drawing/2017/model3d" xmlns:o="urn:schemas-microsoft-com:office:office" xmlns:r="http://schemas.openxmlformats.org/officeDocument/2006/relationships" xmlns:m="http://schemas.openxmlformats.org/officeDocument/2006/math" xmlns:v="urn:schemas-microsoft-com:vml" xmlns:wp14="http://schemas.microsoft.com/office/word/2010/wordprocessingDrawing" xmlns:wp="http://schemas.openxmlformats.org/drawingml/2006/wordprocessingDrawing" xmlns:w10="urn:schemas-microsoft-com:office:word" xmlns:w="http://schemas.openxmlformats.org/wordprocessingml/2006/main" xmlns:w14="http://schemas.microsoft.com/office/word/2010/wordml" xmlns:w15="http://schemas.microsoft.com/office/word/2012/wordml" xmlns:w16cex="http://schemas.microsoft.com/office/word/2018/wordml/cex" xmlns:w16cid="http://schemas.microsoft.com/office/word/2016/wordml/cid" xmlns:w16="http://schemas.microsoft.com/office/word/2018/wordml" xmlns:w16sdtdh="http://schemas.microsoft.com/office/word/2020/wordml/sdtdatahash" xmlns:w16se="http://schemas.microsoft.com/office/word/2015/wordml/symex" xmlns:wpg="http://schemas.microsoft.com/office/word/2010/wordprocessingGroup" xmlns:wpi="http://schemas.microsoft.com/office/word/2010/wordprocessingInk" xmlns:wne="http://schemas.microsoft.com/office/word/2006/wordml" xmlns:wps="http://schemas.microsoft.com/office/word/2010/wordprocessingShape" mc:Ignorable="w14 w15 w16se w16cid w16 w16cex w16sdtdh wp14">
+<w:footnotes xmlns:wpc="http://schemas.microsoft.com/office/word/2010/wordprocessingCanvas" xmlns:cx="http://schemas.microsoft.com/office/drawing/2014/chartex" xmlns:cx1="http://schemas.microsoft.com/office/drawing/2015/9/8/chartex" xmlns:cx2="http://schemas.microsoft.com/office/drawing/2015/10/21/chartex" xmlns:cx3="http://schemas.microsoft.com/office/drawing/2016/5/9/chartex" xmlns:cx4="http://schemas.microsoft.com/office/drawing/2016/5/10/chartex" xmlns:cx5="http://schemas.microsoft.com/office/drawing/2016/5/11/chartex" xmlns:cx6="http://schemas.microsoft.com/office/drawing/2016/5/12/chartex" xmlns:cx7="http://schemas.microsoft.com/office/drawing/2016/5/13/chartex" xmlns:cx8="http://schemas.microsoft.com/office/drawing/2016/5/14/chartex" xmlns:mc="http://schemas.openxmlformats.org/markup-compatibility/2006" xmlns:aink="http://schemas.microsoft.com/office/drawing/2016/ink" xmlns:am3d="http://schemas.microsoft.com/office/drawing/2017/model3d" xmlns:o="urn:schemas-microsoft-com:office:office" xmlns:r="http://schemas.openxmlformats.org/officeDocument/2006/relationships" xmlns:m="http://schemas.openxmlformats.org/officeDocument/2006/math" xmlns:v="urn:schemas-microsoft-com:vml" xmlns:wp14="http://schemas.microsoft.com/office/word/2010/wordprocessingDrawing" xmlns:wp="http://schemas.openxmlformats.org/drawingml/2006/wordprocessingDrawing" xmlns:w10="urn:schemas-microsoft-com:office:word" xmlns:w="http://schemas.openxmlformats.org/wordprocessingml/2006/main" xmlns:w14="http://schemas.microsoft.com/office/word/2010/wordml" xmlns:w15="http://schemas.microsoft.com/office/word/2012/wordml" xmlns:w16cex="http://schemas.microsoft.com/office/word/2018/wordml/cex" xmlns:w16cid="http://schemas.microsoft.com/office/word/2016/wordml/cid" xmlns:w16="http://schemas.microsoft.com/office/word/2018/wordml" xmlns:w16se="http://schemas.microsoft.com/office/word/2015/wordml/symex" xmlns:wpg="http://schemas.microsoft.com/office/word/2010/wordprocessingGroup" xmlns:wpi="http://schemas.microsoft.com/office/word/2010/wordprocessingInk" xmlns:wne="http://schemas.microsoft.com/office/word/2006/wordml" xmlns:wps="http://schemas.microsoft.com/office/word/2010/wordprocessingShape" mc:Ignorable="w14 w15 w16se w16cid w16 w16cex wp14">
   <w:footnote w:type="separator" w:id="-1">
     <w:p>
       <w:pPr>
@@ -18647,7 +18712,7 @@
 </file>
 
 <file path=word/header1.xml><?xml version="1.0" encoding="utf-8"?>
-<w:hdr xmlns:wpc="http://schemas.microsoft.com/office/word/2010/wordprocessingCanvas" xmlns:cx="http://schemas.microsoft.com/office/drawing/2014/chartex" xmlns:cx1="http://schemas.microsoft.com/office/drawing/2015/9/8/chartex" xmlns:cx2="http://schemas.microsoft.com/office/drawing/2015/10/21/chartex" xmlns:cx3="http://schemas.microsoft.com/office/drawing/2016/5/9/chartex" xmlns:cx4="http://schemas.microsoft.com/office/drawing/2016/5/10/chartex" xmlns:cx5="http://schemas.microsoft.com/office/drawing/2016/5/11/chartex" xmlns:cx6="http://schemas.microsoft.com/office/drawing/2016/5/12/chartex" xmlns:cx7="http://schemas.microsoft.com/office/drawing/2016/5/13/chartex" xmlns:cx8="http://schemas.microsoft.com/office/drawing/2016/5/14/chartex" xmlns:mc="http://schemas.openxmlformats.org/markup-compatibility/2006" xmlns:aink="http://schemas.microsoft.com/office/drawing/2016/ink" xmlns:am3d="http://schemas.microsoft.com/office/drawing/2017/model3d" xmlns:o="urn:schemas-microsoft-com:office:office" xmlns:r="http://schemas.openxmlformats.org/officeDocument/2006/relationships" xmlns:m="http://schemas.openxmlformats.org/officeDocument/2006/math" xmlns:v="urn:schemas-microsoft-com:vml" xmlns:wp14="http://schemas.microsoft.com/office/word/2010/wordprocessingDrawing" xmlns:wp="http://schemas.openxmlformats.org/drawingml/2006/wordprocessingDrawing" xmlns:w10="urn:schemas-microsoft-com:office:word" xmlns:w="http://schemas.openxmlformats.org/wordprocessingml/2006/main" xmlns:w14="http://schemas.microsoft.com/office/word/2010/wordml" xmlns:w15="http://schemas.microsoft.com/office/word/2012/wordml" xmlns:w16cex="http://schemas.microsoft.com/office/word/2018/wordml/cex" xmlns:w16cid="http://schemas.microsoft.com/office/word/2016/wordml/cid" xmlns:w16="http://schemas.microsoft.com/office/word/2018/wordml" xmlns:w16sdtdh="http://schemas.microsoft.com/office/word/2020/wordml/sdtdatahash" xmlns:w16se="http://schemas.microsoft.com/office/word/2015/wordml/symex" xmlns:wpg="http://schemas.microsoft.com/office/word/2010/wordprocessingGroup" xmlns:wpi="http://schemas.microsoft.com/office/word/2010/wordprocessingInk" xmlns:wne="http://schemas.microsoft.com/office/word/2006/wordml" xmlns:wps="http://schemas.microsoft.com/office/word/2010/wordprocessingShape" mc:Ignorable="w14 w15 w16se w16cid w16 w16cex w16sdtdh wp14">
+<w:hdr xmlns:wpc="http://schemas.microsoft.com/office/word/2010/wordprocessingCanvas" xmlns:cx="http://schemas.microsoft.com/office/drawing/2014/chartex" xmlns:cx1="http://schemas.microsoft.com/office/drawing/2015/9/8/chartex" xmlns:cx2="http://schemas.microsoft.com/office/drawing/2015/10/21/chartex" xmlns:cx3="http://schemas.microsoft.com/office/drawing/2016/5/9/chartex" xmlns:cx4="http://schemas.microsoft.com/office/drawing/2016/5/10/chartex" xmlns:cx5="http://schemas.microsoft.com/office/drawing/2016/5/11/chartex" xmlns:cx6="http://schemas.microsoft.com/office/drawing/2016/5/12/chartex" xmlns:cx7="http://schemas.microsoft.com/office/drawing/2016/5/13/chartex" xmlns:cx8="http://schemas.microsoft.com/office/drawing/2016/5/14/chartex" xmlns:mc="http://schemas.openxmlformats.org/markup-compatibility/2006" xmlns:aink="http://schemas.microsoft.com/office/drawing/2016/ink" xmlns:am3d="http://schemas.microsoft.com/office/drawing/2017/model3d" xmlns:o="urn:schemas-microsoft-com:office:office" xmlns:r="http://schemas.openxmlformats.org/officeDocument/2006/relationships" xmlns:m="http://schemas.openxmlformats.org/officeDocument/2006/math" xmlns:v="urn:schemas-microsoft-com:vml" xmlns:wp14="http://schemas.microsoft.com/office/word/2010/wordprocessingDrawing" xmlns:wp="http://schemas.openxmlformats.org/drawingml/2006/wordprocessingDrawing" xmlns:w10="urn:schemas-microsoft-com:office:word" xmlns:w="http://schemas.openxmlformats.org/wordprocessingml/2006/main" xmlns:w14="http://schemas.microsoft.com/office/word/2010/wordml" xmlns:w15="http://schemas.microsoft.com/office/word/2012/wordml" xmlns:w16cex="http://schemas.microsoft.com/office/word/2018/wordml/cex" xmlns:w16cid="http://schemas.microsoft.com/office/word/2016/wordml/cid" xmlns:w16="http://schemas.microsoft.com/office/word/2018/wordml" xmlns:w16se="http://schemas.microsoft.com/office/word/2015/wordml/symex" xmlns:wpg="http://schemas.microsoft.com/office/word/2010/wordprocessingGroup" xmlns:wpi="http://schemas.microsoft.com/office/word/2010/wordprocessingInk" xmlns:wne="http://schemas.microsoft.com/office/word/2006/wordml" xmlns:wps="http://schemas.microsoft.com/office/word/2010/wordprocessingShape" mc:Ignorable="w14 w15 w16se w16cid w16 w16cex wp14">
   <w:p>
     <w:pPr>
       <w:pStyle w:val="Encabezado"/>
@@ -18719,7 +18784,7 @@
 </file>
 
 <file path=word/numbering.xml><?xml version="1.0" encoding="utf-8"?>
-<w:numbering xmlns:wpc="http://schemas.microsoft.com/office/word/2010/wordprocessingCanvas" xmlns:cx="http://schemas.microsoft.com/office/drawing/2014/chartex" xmlns:cx1="http://schemas.microsoft.com/office/drawing/2015/9/8/chartex" xmlns:cx2="http://schemas.microsoft.com/office/drawing/2015/10/21/chartex" xmlns:cx3="http://schemas.microsoft.com/office/drawing/2016/5/9/chartex" xmlns:cx4="http://schemas.microsoft.com/office/drawing/2016/5/10/chartex" xmlns:cx5="http://schemas.microsoft.com/office/drawing/2016/5/11/chartex" xmlns:cx6="http://schemas.microsoft.com/office/drawing/2016/5/12/chartex" xmlns:cx7="http://schemas.microsoft.com/office/drawing/2016/5/13/chartex" xmlns:cx8="http://schemas.microsoft.com/office/drawing/2016/5/14/chartex" xmlns:mc="http://schemas.openxmlformats.org/markup-compatibility/2006" xmlns:aink="http://schemas.microsoft.com/office/drawing/2016/ink" xmlns:am3d="http://schemas.microsoft.com/office/drawing/2017/model3d" xmlns:o="urn:schemas-microsoft-com:office:office" xmlns:r="http://schemas.openxmlformats.org/officeDocument/2006/relationships" xmlns:m="http://schemas.openxmlformats.org/officeDocument/2006/math" xmlns:v="urn:schemas-microsoft-com:vml" xmlns:wp14="http://schemas.microsoft.com/office/word/2010/wordprocessingDrawing" xmlns:wp="http://schemas.openxmlformats.org/drawingml/2006/wordprocessingDrawing" xmlns:w10="urn:schemas-microsoft-com:office:word" xmlns:w="http://schemas.openxmlformats.org/wordprocessingml/2006/main" xmlns:w14="http://schemas.microsoft.com/office/word/2010/wordml" xmlns:w15="http://schemas.microsoft.com/office/word/2012/wordml" xmlns:w16cex="http://schemas.microsoft.com/office/word/2018/wordml/cex" xmlns:w16cid="http://schemas.microsoft.com/office/word/2016/wordml/cid" xmlns:w16="http://schemas.microsoft.com/office/word/2018/wordml" xmlns:w16sdtdh="http://schemas.microsoft.com/office/word/2020/wordml/sdtdatahash" xmlns:w16se="http://schemas.microsoft.com/office/word/2015/wordml/symex" xmlns:wpg="http://schemas.microsoft.com/office/word/2010/wordprocessingGroup" xmlns:wpi="http://schemas.microsoft.com/office/word/2010/wordprocessingInk" xmlns:wne="http://schemas.microsoft.com/office/word/2006/wordml" xmlns:wps="http://schemas.microsoft.com/office/word/2010/wordprocessingShape" mc:Ignorable="w14 w15 w16se w16cid w16 w16cex w16sdtdh wp14">
+<w:numbering xmlns:wpc="http://schemas.microsoft.com/office/word/2010/wordprocessingCanvas" xmlns:cx="http://schemas.microsoft.com/office/drawing/2014/chartex" xmlns:cx1="http://schemas.microsoft.com/office/drawing/2015/9/8/chartex" xmlns:cx2="http://schemas.microsoft.com/office/drawing/2015/10/21/chartex" xmlns:cx3="http://schemas.microsoft.com/office/drawing/2016/5/9/chartex" xmlns:cx4="http://schemas.microsoft.com/office/drawing/2016/5/10/chartex" xmlns:cx5="http://schemas.microsoft.com/office/drawing/2016/5/11/chartex" xmlns:cx6="http://schemas.microsoft.com/office/drawing/2016/5/12/chartex" xmlns:cx7="http://schemas.microsoft.com/office/drawing/2016/5/13/chartex" xmlns:cx8="http://schemas.microsoft.com/office/drawing/2016/5/14/chartex" xmlns:mc="http://schemas.openxmlformats.org/markup-compatibility/2006" xmlns:aink="http://schemas.microsoft.com/office/drawing/2016/ink" xmlns:am3d="http://schemas.microsoft.com/office/drawing/2017/model3d" xmlns:o="urn:schemas-microsoft-com:office:office" xmlns:r="http://schemas.openxmlformats.org/officeDocument/2006/relationships" xmlns:m="http://schemas.openxmlformats.org/officeDocument/2006/math" xmlns:v="urn:schemas-microsoft-com:vml" xmlns:wp14="http://schemas.microsoft.com/office/word/2010/wordprocessingDrawing" xmlns:wp="http://schemas.openxmlformats.org/drawingml/2006/wordprocessingDrawing" xmlns:w10="urn:schemas-microsoft-com:office:word" xmlns:w="http://schemas.openxmlformats.org/wordprocessingml/2006/main" xmlns:w14="http://schemas.microsoft.com/office/word/2010/wordml" xmlns:w15="http://schemas.microsoft.com/office/word/2012/wordml" xmlns:w16cex="http://schemas.microsoft.com/office/word/2018/wordml/cex" xmlns:w16cid="http://schemas.microsoft.com/office/word/2016/wordml/cid" xmlns:w16="http://schemas.microsoft.com/office/word/2018/wordml" xmlns:w16se="http://schemas.microsoft.com/office/word/2015/wordml/symex" xmlns:wpg="http://schemas.microsoft.com/office/word/2010/wordprocessingGroup" xmlns:wpi="http://schemas.microsoft.com/office/word/2010/wordprocessingInk" xmlns:wne="http://schemas.microsoft.com/office/word/2006/wordml" xmlns:wps="http://schemas.microsoft.com/office/word/2010/wordprocessingShape" mc:Ignorable="w14 w15 w16se w16cid w16 w16cex wp14">
   <w:abstractNum w:abstractNumId="0" w15:restartNumberingAfterBreak="0">
     <w:nsid w:val="FFFFFF89"/>
     <w:multiLevelType w:val="singleLevel"/>
@@ -21696,7 +21761,7 @@
 </file>
 
 <file path=word/styles.xml><?xml version="1.0" encoding="utf-8"?>
-<w:styles xmlns:mc="http://schemas.openxmlformats.org/markup-compatibility/2006" xmlns:r="http://schemas.openxmlformats.org/officeDocument/2006/relationships" xmlns:w="http://schemas.openxmlformats.org/wordprocessingml/2006/main" xmlns:w14="http://schemas.microsoft.com/office/word/2010/wordml" xmlns:w15="http://schemas.microsoft.com/office/word/2012/wordml" xmlns:w16cex="http://schemas.microsoft.com/office/word/2018/wordml/cex" xmlns:w16cid="http://schemas.microsoft.com/office/word/2016/wordml/cid" xmlns:w16="http://schemas.microsoft.com/office/word/2018/wordml" xmlns:w16sdtdh="http://schemas.microsoft.com/office/word/2020/wordml/sdtdatahash" xmlns:w16se="http://schemas.microsoft.com/office/word/2015/wordml/symex" mc:Ignorable="w14 w15 w16se w16cid w16 w16cex w16sdtdh">
+<w:styles xmlns:mc="http://schemas.openxmlformats.org/markup-compatibility/2006" xmlns:r="http://schemas.openxmlformats.org/officeDocument/2006/relationships" xmlns:w="http://schemas.openxmlformats.org/wordprocessingml/2006/main" xmlns:w14="http://schemas.microsoft.com/office/word/2010/wordml" xmlns:w15="http://schemas.microsoft.com/office/word/2012/wordml" xmlns:w16cex="http://schemas.microsoft.com/office/word/2018/wordml/cex" xmlns:w16cid="http://schemas.microsoft.com/office/word/2016/wordml/cid" xmlns:w16="http://schemas.microsoft.com/office/word/2018/wordml" xmlns:w16se="http://schemas.microsoft.com/office/word/2015/wordml/symex" mc:Ignorable="w14 w15 w16se w16cid w16 w16cex">
   <w:docDefaults>
     <w:rPrDefault>
       <w:rPr>
@@ -23420,30 +23485,6 @@
 </file>
 
 <file path=customXml/item1.xml><?xml version="1.0" encoding="utf-8"?>
-<p:properties xmlns:p="http://schemas.microsoft.com/office/2006/metadata/properties" xmlns:xsi="http://www.w3.org/2001/XMLSchema-instance" xmlns:pc="http://schemas.microsoft.com/office/infopath/2007/PartnerControls">
-  <documentManagement>
-    <TaxCatchAll xmlns="13c90a0b-73bc-4dc0-be5f-28d77b615beb" xsi:nil="true"/>
-    <lcf76f155ced4ddcb4097134ff3c332f xmlns="13c93bba-48ce-428c-bfe5-88b42c19b028">
-      <Terms xmlns="http://schemas.microsoft.com/office/infopath/2007/PartnerControls"/>
-    </lcf76f155ced4ddcb4097134ff3c332f>
-  </documentManagement>
-</p:properties>
-</file>
-
-<file path=customXml/item2.xml><?xml version="1.0" encoding="utf-8"?>
-<b:Sources xmlns:b="http://schemas.openxmlformats.org/officeDocument/2006/bibliography" xmlns="http://schemas.openxmlformats.org/officeDocument/2006/bibliography" SelectedStyle="\APASixthEditionOfficeOnline.xsl" StyleName="APA" Version="6"/>
-</file>
-
-<file path=customXml/item3.xml><?xml version="1.0" encoding="utf-8"?>
-<?mso-contentType ?>
-<FormTemplates xmlns="http://schemas.microsoft.com/sharepoint/v3/contenttype/forms">
-  <Display>DocumentLibraryForm</Display>
-  <Edit>DocumentLibraryForm</Edit>
-  <New>DocumentLibraryForm</New>
-</FormTemplates>
-</file>
-
-<file path=customXml/item4.xml><?xml version="1.0" encoding="utf-8"?>
 <ct:contentTypeSchema xmlns:ct="http://schemas.microsoft.com/office/2006/metadata/contentType" xmlns:ma="http://schemas.microsoft.com/office/2006/metadata/properties/metaAttributes" ct:_="" ma:_="" ma:contentTypeName="Documento" ma:contentTypeID="0x0101006A81D6BD42E8DF4C91013959704817E1" ma:contentTypeVersion="15" ma:contentTypeDescription="Crear nuevo documento." ma:contentTypeScope="" ma:versionID="bf4f72ffd194f0963ff564daca6869f7">
   <xsd:schema xmlns:xsd="http://www.w3.org/2001/XMLSchema" xmlns:xs="http://www.w3.org/2001/XMLSchema" xmlns:p="http://schemas.microsoft.com/office/2006/metadata/properties" xmlns:ns2="13c90a0b-73bc-4dc0-be5f-28d77b615beb" xmlns:ns3="13c93bba-48ce-428c-bfe5-88b42c19b028" targetNamespace="http://schemas.microsoft.com/office/2006/metadata/properties" ma:root="true" ma:fieldsID="8718d6f4873a5b1392a45044efa78385" ns2:_="" ns3:_="">
     <xsd:import namespace="13c90a0b-73bc-4dc0-be5f-28d77b615beb"/>
@@ -23678,34 +23719,31 @@
 </ct:contentTypeSchema>
 </file>
 
-<file path=customXml/itemProps1.xml><?xml version="1.0" encoding="utf-8"?>
-<ds:datastoreItem xmlns:ds="http://schemas.openxmlformats.org/officeDocument/2006/customXml" ds:itemID="{94402660-B5DA-4465-8037-A85926641EFC}">
-  <ds:schemaRefs>
-    <ds:schemaRef ds:uri="http://schemas.microsoft.com/office/2006/metadata/properties"/>
-    <ds:schemaRef ds:uri="http://schemas.microsoft.com/office/infopath/2007/PartnerControls"/>
-    <ds:schemaRef ds:uri="13c90a0b-73bc-4dc0-be5f-28d77b615beb"/>
-    <ds:schemaRef ds:uri="13c93bba-48ce-428c-bfe5-88b42c19b028"/>
-  </ds:schemaRefs>
-</ds:datastoreItem>
+<file path=customXml/item2.xml><?xml version="1.0" encoding="utf-8"?>
+<p:properties xmlns:p="http://schemas.microsoft.com/office/2006/metadata/properties" xmlns:xsi="http://www.w3.org/2001/XMLSchema-instance" xmlns:pc="http://schemas.microsoft.com/office/infopath/2007/PartnerControls">
+  <documentManagement>
+    <TaxCatchAll xmlns="13c90a0b-73bc-4dc0-be5f-28d77b615beb" xsi:nil="true"/>
+    <lcf76f155ced4ddcb4097134ff3c332f xmlns="13c93bba-48ce-428c-bfe5-88b42c19b028">
+      <Terms xmlns="http://schemas.microsoft.com/office/infopath/2007/PartnerControls"/>
+    </lcf76f155ced4ddcb4097134ff3c332f>
+  </documentManagement>
+</p:properties>
 </file>
 
-<file path=customXml/itemProps2.xml><?xml version="1.0" encoding="utf-8"?>
-<ds:datastoreItem xmlns:ds="http://schemas.openxmlformats.org/officeDocument/2006/customXml" ds:itemID="{9558BE19-B9E3-427D-8587-DDB14E92B63C}">
-  <ds:schemaRefs>
-    <ds:schemaRef ds:uri="http://schemas.openxmlformats.org/officeDocument/2006/bibliography"/>
-  </ds:schemaRefs>
-</ds:datastoreItem>
+<file path=customXml/item3.xml><?xml version="1.0" encoding="utf-8"?>
+<b:Sources xmlns:b="http://schemas.openxmlformats.org/officeDocument/2006/bibliography" xmlns="http://schemas.openxmlformats.org/officeDocument/2006/bibliography" SelectedStyle="\APASixthEditionOfficeOnline.xsl" StyleName="APA" Version="6"/>
 </file>
 
-<file path=customXml/itemProps3.xml><?xml version="1.0" encoding="utf-8"?>
-<ds:datastoreItem xmlns:ds="http://schemas.openxmlformats.org/officeDocument/2006/customXml" ds:itemID="{98425850-1BE1-4786-998B-F37B9540BFA5}">
-  <ds:schemaRefs>
-    <ds:schemaRef ds:uri="http://schemas.microsoft.com/sharepoint/v3/contenttype/forms"/>
-  </ds:schemaRefs>
-</ds:datastoreItem>
+<file path=customXml/item4.xml><?xml version="1.0" encoding="utf-8"?>
+<?mso-contentType ?>
+<FormTemplates xmlns="http://schemas.microsoft.com/sharepoint/v3/contenttype/forms">
+  <Display>DocumentLibraryForm</Display>
+  <Edit>DocumentLibraryForm</Edit>
+  <New>DocumentLibraryForm</New>
+</FormTemplates>
 </file>
 
-<file path=customXml/itemProps4.xml><?xml version="1.0" encoding="utf-8"?>
+<file path=customXml/itemProps1.xml><?xml version="1.0" encoding="utf-8"?>
 <ds:datastoreItem xmlns:ds="http://schemas.openxmlformats.org/officeDocument/2006/customXml" ds:itemID="{65F43D3C-961D-4E26-8D6F-1A603885AAE0}">
   <ds:schemaRefs>
     <ds:schemaRef ds:uri="http://schemas.microsoft.com/office/2006/metadata/contentType"/>
@@ -23722,4 +23760,31 @@
     <ds:schemaRef ds:uri="http://schemas.microsoft.com/internal/obd"/>
   </ds:schemaRefs>
 </ds:datastoreItem>
+</file>
+
+<file path=customXml/itemProps2.xml><?xml version="1.0" encoding="utf-8"?>
+<ds:datastoreItem xmlns:ds="http://schemas.openxmlformats.org/officeDocument/2006/customXml" ds:itemID="{94402660-B5DA-4465-8037-A85926641EFC}">
+  <ds:schemaRefs>
+    <ds:schemaRef ds:uri="http://schemas.microsoft.com/office/2006/metadata/properties"/>
+    <ds:schemaRef ds:uri="http://schemas.microsoft.com/office/infopath/2007/PartnerControls"/>
+    <ds:schemaRef ds:uri="13c90a0b-73bc-4dc0-be5f-28d77b615beb"/>
+    <ds:schemaRef ds:uri="13c93bba-48ce-428c-bfe5-88b42c19b028"/>
+  </ds:schemaRefs>
+</ds:datastoreItem>
+</file>
+
+<file path=customXml/itemProps3.xml><?xml version="1.0" encoding="utf-8"?>
+<ds:datastoreItem xmlns:ds="http://schemas.openxmlformats.org/officeDocument/2006/customXml" ds:itemID="{9558BE19-B9E3-427D-8587-DDB14E92B63C}">
+  <ds:schemaRefs>
+    <ds:schemaRef ds:uri="http://schemas.openxmlformats.org/officeDocument/2006/bibliography"/>
+  </ds:schemaRefs>
+</ds:datastoreItem>
+</file>
+
+<file path=customXml/itemProps4.xml><?xml version="1.0" encoding="utf-8"?>
+<ds:datastoreItem xmlns:ds="http://schemas.openxmlformats.org/officeDocument/2006/customXml" ds:itemID="{98425850-1BE1-4786-998B-F37B9540BFA5}">
+  <ds:schemaRefs>
+    <ds:schemaRef ds:uri="http://schemas.microsoft.com/sharepoint/v3/contenttype/forms"/>
+  </ds:schemaRefs>
+</ds:datastoreItem>
 </file>
--- a/fuentes/228126_CF01_CFA.docx
+++ b/fuentes/228126_CF01_CFA.docx
@@ -1,6 +1,6 @@
 
 <file path=word/document.xml><?xml version="1.0" encoding="utf-8"?>
-<w:document xmlns:wpc="http://schemas.microsoft.com/office/word/2010/wordprocessingCanvas" xmlns:cx="http://schemas.microsoft.com/office/drawing/2014/chartex" xmlns:cx1="http://schemas.microsoft.com/office/drawing/2015/9/8/chartex" xmlns:cx2="http://schemas.microsoft.com/office/drawing/2015/10/21/chartex" xmlns:cx3="http://schemas.microsoft.com/office/drawing/2016/5/9/chartex" xmlns:cx4="http://schemas.microsoft.com/office/drawing/2016/5/10/chartex" xmlns:cx5="http://schemas.microsoft.com/office/drawing/2016/5/11/chartex" xmlns:cx6="http://schemas.microsoft.com/office/drawing/2016/5/12/chartex" xmlns:cx7="http://schemas.microsoft.com/office/drawing/2016/5/13/chartex" xmlns:cx8="http://schemas.microsoft.com/office/drawing/2016/5/14/chartex" xmlns:mc="http://schemas.openxmlformats.org/markup-compatibility/2006" xmlns:aink="http://schemas.microsoft.com/office/drawing/2016/ink" xmlns:am3d="http://schemas.microsoft.com/office/drawing/2017/model3d" xmlns:o="urn:schemas-microsoft-com:office:office" xmlns:r="http://schemas.openxmlformats.org/officeDocument/2006/relationships" xmlns:m="http://schemas.openxmlformats.org/officeDocument/2006/math" xmlns:v="urn:schemas-microsoft-com:vml" xmlns:wp14="http://schemas.microsoft.com/office/word/2010/wordprocessingDrawing" xmlns:wp="http://schemas.openxmlformats.org/drawingml/2006/wordprocessingDrawing" xmlns:w10="urn:schemas-microsoft-com:office:word" xmlns:w="http://schemas.openxmlformats.org/wordprocessingml/2006/main" xmlns:w14="http://schemas.microsoft.com/office/word/2010/wordml" xmlns:w15="http://schemas.microsoft.com/office/word/2012/wordml" xmlns:w16cex="http://schemas.microsoft.com/office/word/2018/wordml/cex" xmlns:w16cid="http://schemas.microsoft.com/office/word/2016/wordml/cid" xmlns:w16="http://schemas.microsoft.com/office/word/2018/wordml" xmlns:w16se="http://schemas.microsoft.com/office/word/2015/wordml/symex" xmlns:wpg="http://schemas.microsoft.com/office/word/2010/wordprocessingGroup" xmlns:wpi="http://schemas.microsoft.com/office/word/2010/wordprocessingInk" xmlns:wne="http://schemas.microsoft.com/office/word/2006/wordml" xmlns:wps="http://schemas.microsoft.com/office/word/2010/wordprocessingShape" mc:Ignorable="w14 w15 w16se w16cid w16 w16cex wp14">
+<w:document xmlns:wpc="http://schemas.microsoft.com/office/word/2010/wordprocessingCanvas" xmlns:cx="http://schemas.microsoft.com/office/drawing/2014/chartex" xmlns:cx1="http://schemas.microsoft.com/office/drawing/2015/9/8/chartex" xmlns:cx2="http://schemas.microsoft.com/office/drawing/2015/10/21/chartex" xmlns:cx3="http://schemas.microsoft.com/office/drawing/2016/5/9/chartex" xmlns:cx4="http://schemas.microsoft.com/office/drawing/2016/5/10/chartex" xmlns:cx5="http://schemas.microsoft.com/office/drawing/2016/5/11/chartex" xmlns:cx6="http://schemas.microsoft.com/office/drawing/2016/5/12/chartex" xmlns:cx7="http://schemas.microsoft.com/office/drawing/2016/5/13/chartex" xmlns:cx8="http://schemas.microsoft.com/office/drawing/2016/5/14/chartex" xmlns:mc="http://schemas.openxmlformats.org/markup-compatibility/2006" xmlns:aink="http://schemas.microsoft.com/office/drawing/2016/ink" xmlns:am3d="http://schemas.microsoft.com/office/drawing/2017/model3d" xmlns:o="urn:schemas-microsoft-com:office:office" xmlns:r="http://schemas.openxmlformats.org/officeDocument/2006/relationships" xmlns:m="http://schemas.openxmlformats.org/officeDocument/2006/math" xmlns:v="urn:schemas-microsoft-com:vml" xmlns:wp14="http://schemas.microsoft.com/office/word/2010/wordprocessingDrawing" xmlns:wp="http://schemas.openxmlformats.org/drawingml/2006/wordprocessingDrawing" xmlns:w10="urn:schemas-microsoft-com:office:word" xmlns:w="http://schemas.openxmlformats.org/wordprocessingml/2006/main" xmlns:w14="http://schemas.microsoft.com/office/word/2010/wordml" xmlns:w15="http://schemas.microsoft.com/office/word/2012/wordml" xmlns:w16cex="http://schemas.microsoft.com/office/word/2018/wordml/cex" xmlns:w16cid="http://schemas.microsoft.com/office/word/2016/wordml/cid" xmlns:w16="http://schemas.microsoft.com/office/word/2018/wordml" xmlns:w16sdtdh="http://schemas.microsoft.com/office/word/2020/wordml/sdtdatahash" xmlns:w16se="http://schemas.microsoft.com/office/word/2015/wordml/symex" xmlns:wpg="http://schemas.microsoft.com/office/word/2010/wordprocessingGroup" xmlns:wpi="http://schemas.microsoft.com/office/word/2010/wordprocessingInk" xmlns:wne="http://schemas.microsoft.com/office/word/2006/wordml" xmlns:wps="http://schemas.microsoft.com/office/word/2010/wordprocessingShape" mc:Ignorable="w14 w15 w16se w16cid w16 w16cex w16sdtdh wp14">
   <w:body>
     <w:p>
       <w:r>
@@ -213,7 +213,7 @@
               </wp:anchor>
             </w:drawing>
           </mc:Choice>
-          <mc:Fallback xmlns:w16sdtdh="http://schemas.microsoft.com/office/word/2020/wordml/sdtdatahash">
+          <mc:Fallback>
             <w:pict>
               <v:rect w14:anchorId="5C6229C9" id="Rectángulo 4" o:spid="_x0000_s1026" style="position:absolute;margin-left:-55.7pt;margin-top:29pt;width:613.85pt;height:204pt;z-index:-251659776;visibility:visible;mso-wrap-style:square;mso-width-percent:0;mso-height-percent:0;mso-wrap-distance-left:9pt;mso-wrap-distance-top:0;mso-wrap-distance-right:9pt;mso-wrap-distance-bottom:0;mso-position-horizontal:absolute;mso-position-horizontal-relative:text;mso-position-vertical:absolute;mso-position-vertical-relative:text;mso-width-percent:0;mso-height-percent:0;mso-width-relative:page;mso-height-relative:margin;v-text-anchor:middle" o:gfxdata="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" fillcolor="#00314d" stroked="f" strokeweight="1pt"/>
             </w:pict>
@@ -610,7 +610,7 @@
         </w:rPr>
         <w:fldChar w:fldCharType="separate"/>
       </w:r>
-      <w:hyperlink w:anchor="_Toc241154312" w:history="1">
+      <w:hyperlink w:anchor="_Toc241736842" w:history="1">
         <w:r>
           <w:rPr>
             <w:rStyle w:val="Hipervnculo"/>
@@ -637,7 +637,7 @@
             <w:noProof/>
             <w:webHidden/>
           </w:rPr>
-          <w:instrText xml:space="preserve"> PAGEREF _Toc241154312 \h </w:instrText>
+          <w:instrText xml:space="preserve"> PAGEREF _Toc241736842 \h </w:instrText>
         </w:r>
         <w:r>
           <w:rPr>
@@ -683,7 +683,7 @@
           <w:lang w:eastAsia="es-CO"/>
         </w:rPr>
       </w:pPr>
-      <w:hyperlink w:anchor="_Toc241154313" w:history="1">
+      <w:hyperlink w:anchor="_Toc241736843" w:history="1">
         <w:r>
           <w:rPr>
             <w:rStyle w:val="Hipervnculo"/>
@@ -736,7 +736,7 @@
             <w:noProof/>
             <w:webHidden/>
           </w:rPr>
-          <w:instrText xml:space="preserve"> PAGEREF _Toc241154313 \h </w:instrText>
+          <w:instrText xml:space="preserve"> PAGEREF _Toc241736843 \h </w:instrText>
         </w:r>
         <w:r>
           <w:rPr>
@@ -782,7 +782,7 @@
           <w:lang w:eastAsia="es-CO"/>
         </w:rPr>
       </w:pPr>
-      <w:hyperlink w:anchor="_Toc241154314" w:history="1">
+      <w:hyperlink w:anchor="_Toc241736844" w:history="1">
         <w:r>
           <w:rPr>
             <w:rStyle w:val="Hipervnculo"/>
@@ -835,7 +835,7 @@
             <w:noProof/>
             <w:webHidden/>
           </w:rPr>
-          <w:instrText xml:space="preserve"> PAGEREF _Toc241154314 \h </w:instrText>
+          <w:instrText xml:space="preserve"> PAGEREF _Toc241736844 \h </w:instrText>
         </w:r>
         <w:r>
           <w:rPr>
@@ -881,7 +881,7 @@
           <w:lang w:eastAsia="es-CO"/>
         </w:rPr>
       </w:pPr>
-      <w:hyperlink w:anchor="_Toc241154315" w:history="1">
+      <w:hyperlink w:anchor="_Toc241736845" w:history="1">
         <w:r>
           <w:rPr>
             <w:rStyle w:val="Hipervnculo"/>
@@ -934,7 +934,7 @@
             <w:noProof/>
             <w:webHidden/>
           </w:rPr>
-          <w:instrText xml:space="preserve"> PAGEREF _Toc241154315 \h </w:instrText>
+          <w:instrText xml:space="preserve"> PAGEREF _Toc241736845 \h </w:instrText>
         </w:r>
         <w:r>
           <w:rPr>
@@ -980,7 +980,7 @@
           <w:lang w:eastAsia="es-CO"/>
         </w:rPr>
       </w:pPr>
-      <w:hyperlink w:anchor="_Toc241154316" w:history="1">
+      <w:hyperlink w:anchor="_Toc241736846" w:history="1">
         <w:r>
           <w:rPr>
             <w:rStyle w:val="Hipervnculo"/>
@@ -1033,7 +1033,7 @@
             <w:noProof/>
             <w:webHidden/>
           </w:rPr>
-          <w:instrText xml:space="preserve"> PAGEREF _Toc241154316 \h </w:instrText>
+          <w:instrText xml:space="preserve"> PAGEREF _Toc241736846 \h </w:instrText>
         </w:r>
         <w:r>
           <w:rPr>
@@ -1079,7 +1079,7 @@
           <w:lang w:eastAsia="es-CO"/>
         </w:rPr>
       </w:pPr>
-      <w:hyperlink w:anchor="_Toc241154317" w:history="1">
+      <w:hyperlink w:anchor="_Toc241736847" w:history="1">
         <w:r>
           <w:rPr>
             <w:rStyle w:val="Hipervnculo"/>
@@ -1132,7 +1132,7 @@
             <w:noProof/>
             <w:webHidden/>
           </w:rPr>
-          <w:instrText xml:space="preserve"> PAGEREF _Toc241154317 \h </w:instrText>
+          <w:instrText xml:space="preserve"> PAGEREF _Toc241736847 \h </w:instrText>
         </w:r>
         <w:r>
           <w:rPr>
@@ -1178,7 +1178,7 @@
           <w:lang w:eastAsia="es-CO"/>
         </w:rPr>
       </w:pPr>
-      <w:hyperlink w:anchor="_Toc241154318" w:history="1">
+      <w:hyperlink w:anchor="_Toc241736848" w:history="1">
         <w:r>
           <w:rPr>
             <w:rStyle w:val="Hipervnculo"/>
@@ -1222,7 +1222,7 @@
             <w:noProof/>
             <w:webHidden/>
           </w:rPr>
-          <w:instrText xml:space="preserve"> PAGEREF _Toc241154318 \h </w:instrText>
+          <w:instrText xml:space="preserve"> PAGEREF _Toc241736848 \h </w:instrText>
         </w:r>
         <w:r>
           <w:rPr>
@@ -1268,7 +1268,7 @@
           <w:lang w:eastAsia="es-CO"/>
         </w:rPr>
       </w:pPr>
-      <w:hyperlink w:anchor="_Toc241154320" w:history="1">
+      <w:hyperlink w:anchor="_Toc241736850" w:history="1">
         <w:r>
           <w:rPr>
             <w:rStyle w:val="Hipervnculo"/>
@@ -1312,7 +1312,7 @@
             <w:noProof/>
             <w:webHidden/>
           </w:rPr>
-          <w:instrText xml:space="preserve"> PAGEREF _Toc241154320 \h </w:instrText>
+          <w:instrText xml:space="preserve"> PAGEREF _Toc241736850 \h </w:instrText>
         </w:r>
         <w:r>
           <w:rPr>
@@ -1358,7 +1358,7 @@
           <w:lang w:eastAsia="es-CO"/>
         </w:rPr>
       </w:pPr>
-      <w:hyperlink w:anchor="_Toc241154321" w:history="1">
+      <w:hyperlink w:anchor="_Toc241736851" w:history="1">
         <w:r>
           <w:rPr>
             <w:rStyle w:val="Hipervnculo"/>
@@ -1402,7 +1402,7 @@
             <w:noProof/>
             <w:webHidden/>
           </w:rPr>
-          <w:instrText xml:space="preserve"> PAGEREF _Toc241154321 \h </w:instrText>
+          <w:instrText xml:space="preserve"> PAGEREF _Toc241736851 \h </w:instrText>
         </w:r>
         <w:r>
           <w:rPr>
@@ -1448,7 +1448,7 @@
           <w:lang w:eastAsia="es-CO"/>
         </w:rPr>
       </w:pPr>
-      <w:hyperlink w:anchor="_Toc241154322" w:history="1">
+      <w:hyperlink w:anchor="_Toc241736852" w:history="1">
         <w:r>
           <w:rPr>
             <w:rStyle w:val="Hipervnculo"/>
@@ -1492,7 +1492,7 @@
             <w:noProof/>
             <w:webHidden/>
           </w:rPr>
-          <w:instrText xml:space="preserve"> PAGEREF _Toc241154322 \h </w:instrText>
+          <w:instrText xml:space="preserve"> PAGEREF _Toc241736852 \h </w:instrText>
         </w:r>
         <w:r>
           <w:rPr>
@@ -1538,7 +1538,7 @@
           <w:lang w:eastAsia="es-CO"/>
         </w:rPr>
       </w:pPr>
-      <w:hyperlink w:anchor="_Toc241154323" w:history="1">
+      <w:hyperlink w:anchor="_Toc241736853" w:history="1">
         <w:r>
           <w:rPr>
             <w:rStyle w:val="Hipervnculo"/>
@@ -1591,7 +1591,7 @@
             <w:noProof/>
             <w:webHidden/>
           </w:rPr>
-          <w:instrText xml:space="preserve"> PAGEREF _Toc241154323 \h </w:instrText>
+          <w:instrText xml:space="preserve"> PAGEREF _Toc241736853 \h </w:instrText>
         </w:r>
         <w:r>
           <w:rPr>
@@ -1637,7 +1637,7 @@
           <w:lang w:eastAsia="es-CO"/>
         </w:rPr>
       </w:pPr>
-      <w:hyperlink w:anchor="_Toc241154325" w:history="1">
+      <w:hyperlink w:anchor="_Toc241736855" w:history="1">
         <w:r>
           <w:rPr>
             <w:rStyle w:val="Hipervnculo"/>
@@ -1681,7 +1681,7 @@
             <w:noProof/>
             <w:webHidden/>
           </w:rPr>
-          <w:instrText xml:space="preserve"> PAGEREF _Toc241154325 \h </w:instrText>
+          <w:instrText xml:space="preserve"> PAGEREF _Toc241736855 \h </w:instrText>
         </w:r>
         <w:r>
           <w:rPr>
@@ -1727,7 +1727,7 @@
           <w:lang w:eastAsia="es-CO"/>
         </w:rPr>
       </w:pPr>
-      <w:hyperlink w:anchor="_Toc241154326" w:history="1">
+      <w:hyperlink w:anchor="_Toc241736856" w:history="1">
         <w:r>
           <w:rPr>
             <w:rStyle w:val="Hipervnculo"/>
@@ -1771,7 +1771,7 @@
             <w:noProof/>
             <w:webHidden/>
           </w:rPr>
-          <w:instrText xml:space="preserve"> PAGEREF _Toc241154326 \h </w:instrText>
+          <w:instrText xml:space="preserve"> PAGEREF _Toc241736856 \h </w:instrText>
         </w:r>
         <w:r>
           <w:rPr>
@@ -1817,7 +1817,7 @@
           <w:lang w:eastAsia="es-CO"/>
         </w:rPr>
       </w:pPr>
-      <w:hyperlink w:anchor="_Toc241154327" w:history="1">
+      <w:hyperlink w:anchor="_Toc241736857" w:history="1">
         <w:r>
           <w:rPr>
             <w:rStyle w:val="Hipervnculo"/>
@@ -1861,7 +1861,7 @@
             <w:noProof/>
             <w:webHidden/>
           </w:rPr>
-          <w:instrText xml:space="preserve"> PAGEREF _Toc241154327 \h </w:instrText>
+          <w:instrText xml:space="preserve"> PAGEREF _Toc241736857 \h </w:instrText>
         </w:r>
         <w:r>
           <w:rPr>
@@ -1907,7 +1907,7 @@
           <w:lang w:eastAsia="es-CO"/>
         </w:rPr>
       </w:pPr>
-      <w:hyperlink w:anchor="_Toc241154328" w:history="1">
+      <w:hyperlink w:anchor="_Toc241736858" w:history="1">
         <w:r>
           <w:rPr>
             <w:rStyle w:val="Hipervnculo"/>
@@ -1951,7 +1951,7 @@
             <w:noProof/>
             <w:webHidden/>
           </w:rPr>
-          <w:instrText xml:space="preserve"> PAGEREF _Toc241154328 \h </w:instrText>
+          <w:instrText xml:space="preserve"> PAGEREF _Toc241736858 \h </w:instrText>
         </w:r>
         <w:r>
           <w:rPr>
@@ -1997,7 +1997,7 @@
           <w:lang w:eastAsia="es-CO"/>
         </w:rPr>
       </w:pPr>
-      <w:hyperlink w:anchor="_Toc241154330" w:history="1">
+      <w:hyperlink w:anchor="_Toc241736860" w:history="1">
         <w:r>
           <w:rPr>
             <w:rStyle w:val="Hipervnculo"/>
@@ -2041,7 +2041,7 @@
             <w:noProof/>
             <w:webHidden/>
           </w:rPr>
-          <w:instrText xml:space="preserve"> PAGEREF _Toc241154330 \h </w:instrText>
+          <w:instrText xml:space="preserve"> PAGEREF _Toc241736860 \h </w:instrText>
         </w:r>
         <w:r>
           <w:rPr>
@@ -2087,7 +2087,7 @@
           <w:lang w:eastAsia="es-CO"/>
         </w:rPr>
       </w:pPr>
-      <w:hyperlink w:anchor="_Toc241154331" w:history="1">
+      <w:hyperlink w:anchor="_Toc241736861" w:history="1">
         <w:r>
           <w:rPr>
             <w:rStyle w:val="Hipervnculo"/>
@@ -2131,7 +2131,7 @@
             <w:noProof/>
             <w:webHidden/>
           </w:rPr>
-          <w:instrText xml:space="preserve"> PAGEREF _Toc241154331 \h </w:instrText>
+          <w:instrText xml:space="preserve"> PAGEREF _Toc241736861 \h </w:instrText>
         </w:r>
         <w:r>
           <w:rPr>
@@ -2177,7 +2177,7 @@
           <w:lang w:eastAsia="es-CO"/>
         </w:rPr>
       </w:pPr>
-      <w:hyperlink w:anchor="_Toc241154332" w:history="1">
+      <w:hyperlink w:anchor="_Toc241736862" w:history="1">
         <w:r>
           <w:rPr>
             <w:rStyle w:val="Hipervnculo"/>
@@ -2221,7 +2221,7 @@
             <w:noProof/>
             <w:webHidden/>
           </w:rPr>
-          <w:instrText xml:space="preserve"> PAGEREF _Toc241154332 \h </w:instrText>
+          <w:instrText xml:space="preserve"> PAGEREF _Toc241736862 \h </w:instrText>
         </w:r>
         <w:r>
           <w:rPr>
@@ -2267,7 +2267,7 @@
           <w:lang w:eastAsia="es-CO"/>
         </w:rPr>
       </w:pPr>
-      <w:hyperlink w:anchor="_Toc241154334" w:history="1">
+      <w:hyperlink w:anchor="_Toc241736864" w:history="1">
         <w:r>
           <w:rPr>
             <w:rStyle w:val="Hipervnculo"/>
@@ -2311,7 +2311,7 @@
             <w:noProof/>
             <w:webHidden/>
           </w:rPr>
-          <w:instrText xml:space="preserve"> PAGEREF _Toc241154334 \h </w:instrText>
+          <w:instrText xml:space="preserve"> PAGEREF _Toc241736864 \h </w:instrText>
         </w:r>
         <w:r>
           <w:rPr>
@@ -2357,7 +2357,7 @@
           <w:lang w:eastAsia="es-CO"/>
         </w:rPr>
       </w:pPr>
-      <w:hyperlink w:anchor="_Toc241154335" w:history="1">
+      <w:hyperlink w:anchor="_Toc241736865" w:history="1">
         <w:r>
           <w:rPr>
             <w:rStyle w:val="Hipervnculo"/>
@@ -2401,7 +2401,7 @@
             <w:noProof/>
             <w:webHidden/>
           </w:rPr>
-          <w:instrText xml:space="preserve"> PAGEREF _Toc241154335 \h </w:instrText>
+          <w:instrText xml:space="preserve"> PAGEREF _Toc241736865 \h </w:instrText>
         </w:r>
         <w:r>
           <w:rPr>
@@ -2447,7 +2447,7 @@
           <w:lang w:eastAsia="es-CO"/>
         </w:rPr>
       </w:pPr>
-      <w:hyperlink w:anchor="_Toc241154336" w:history="1">
+      <w:hyperlink w:anchor="_Toc241736866" w:history="1">
         <w:r>
           <w:rPr>
             <w:rStyle w:val="Hipervnculo"/>
@@ -2491,7 +2491,7 @@
             <w:noProof/>
             <w:webHidden/>
           </w:rPr>
-          <w:instrText xml:space="preserve"> PAGEREF _Toc241154336 \h </w:instrText>
+          <w:instrText xml:space="preserve"> PAGEREF _Toc241736866 \h </w:instrText>
         </w:r>
         <w:r>
           <w:rPr>
@@ -2537,7 +2537,7 @@
           <w:lang w:eastAsia="es-CO"/>
         </w:rPr>
       </w:pPr>
-      <w:hyperlink w:anchor="_Toc241154337" w:history="1">
+      <w:hyperlink w:anchor="_Toc241736867" w:history="1">
         <w:r>
           <w:rPr>
             <w:rStyle w:val="Hipervnculo"/>
@@ -2581,7 +2581,7 @@
             <w:noProof/>
             <w:webHidden/>
           </w:rPr>
-          <w:instrText xml:space="preserve"> PAGEREF _Toc241154337 \h </w:instrText>
+          <w:instrText xml:space="preserve"> PAGEREF _Toc241736867 \h </w:instrText>
         </w:r>
         <w:r>
           <w:rPr>
@@ -2627,7 +2627,7 @@
           <w:lang w:eastAsia="es-CO"/>
         </w:rPr>
       </w:pPr>
-      <w:hyperlink w:anchor="_Toc241154338" w:history="1">
+      <w:hyperlink w:anchor="_Toc241736868" w:history="1">
         <w:r>
           <w:rPr>
             <w:rStyle w:val="Hipervnculo"/>
@@ -2671,7 +2671,7 @@
             <w:noProof/>
             <w:webHidden/>
           </w:rPr>
-          <w:instrText xml:space="preserve"> PAGEREF _Toc241154338 \h </w:instrText>
+          <w:instrText xml:space="preserve"> PAGEREF _Toc241736868 \h </w:instrText>
         </w:r>
         <w:r>
           <w:rPr>
@@ -2717,7 +2717,7 @@
           <w:lang w:eastAsia="es-CO"/>
         </w:rPr>
       </w:pPr>
-      <w:hyperlink w:anchor="_Toc241154339" w:history="1">
+      <w:hyperlink w:anchor="_Toc241736869" w:history="1">
         <w:r>
           <w:rPr>
             <w:rStyle w:val="Hipervnculo"/>
@@ -2761,7 +2761,7 @@
             <w:noProof/>
             <w:webHidden/>
           </w:rPr>
-          <w:instrText xml:space="preserve"> PAGEREF _Toc241154339 \h </w:instrText>
+          <w:instrText xml:space="preserve"> PAGEREF _Toc241736869 \h </w:instrText>
         </w:r>
         <w:r>
           <w:rPr>
@@ -2807,7 +2807,7 @@
           <w:lang w:eastAsia="es-CO"/>
         </w:rPr>
       </w:pPr>
-      <w:hyperlink w:anchor="_Toc241154341" w:history="1">
+      <w:hyperlink w:anchor="_Toc241736871" w:history="1">
         <w:r>
           <w:rPr>
             <w:rStyle w:val="Hipervnculo"/>
@@ -2851,7 +2851,7 @@
             <w:noProof/>
             <w:webHidden/>
           </w:rPr>
-          <w:instrText xml:space="preserve"> PAGEREF _Toc241154341 \h </w:instrText>
+          <w:instrText xml:space="preserve"> PAGEREF _Toc241736871 \h </w:instrText>
         </w:r>
         <w:r>
           <w:rPr>
@@ -2897,7 +2897,7 @@
           <w:lang w:eastAsia="es-CO"/>
         </w:rPr>
       </w:pPr>
-      <w:hyperlink w:anchor="_Toc241154342" w:history="1">
+      <w:hyperlink w:anchor="_Toc241736872" w:history="1">
         <w:r>
           <w:rPr>
             <w:rStyle w:val="Hipervnculo"/>
@@ -2950,7 +2950,7 @@
             <w:noProof/>
             <w:webHidden/>
           </w:rPr>
-          <w:instrText xml:space="preserve"> PAGEREF _Toc241154342 \h </w:instrText>
+          <w:instrText xml:space="preserve"> PAGEREF _Toc241736872 \h </w:instrText>
         </w:r>
         <w:r>
           <w:rPr>
@@ -2996,7 +2996,7 @@
           <w:lang w:eastAsia="es-CO"/>
         </w:rPr>
       </w:pPr>
-      <w:hyperlink w:anchor="_Toc241154343" w:history="1">
+      <w:hyperlink w:anchor="_Toc241736873" w:history="1">
         <w:r>
           <w:rPr>
             <w:rStyle w:val="Hipervnculo"/>
@@ -3040,7 +3040,7 @@
             <w:noProof/>
             <w:webHidden/>
           </w:rPr>
-          <w:instrText xml:space="preserve"> PAGEREF _Toc241154343 \h </w:instrText>
+          <w:instrText xml:space="preserve"> PAGEREF _Toc241736873 \h </w:instrText>
         </w:r>
         <w:r>
           <w:rPr>
@@ -3086,7 +3086,7 @@
           <w:lang w:eastAsia="es-CO"/>
         </w:rPr>
       </w:pPr>
-      <w:hyperlink w:anchor="_Toc241154344" w:history="1">
+      <w:hyperlink w:anchor="_Toc241736874" w:history="1">
         <w:r>
           <w:rPr>
             <w:rStyle w:val="Hipervnculo"/>
@@ -3130,7 +3130,7 @@
             <w:noProof/>
             <w:webHidden/>
           </w:rPr>
-          <w:instrText xml:space="preserve"> PAGEREF _Toc241154344 \h </w:instrText>
+          <w:instrText xml:space="preserve"> PAGEREF _Toc241736874 \h </w:instrText>
         </w:r>
         <w:r>
           <w:rPr>
@@ -3176,7 +3176,7 @@
           <w:lang w:eastAsia="es-CO"/>
         </w:rPr>
       </w:pPr>
-      <w:hyperlink w:anchor="_Toc241154345" w:history="1">
+      <w:hyperlink w:anchor="_Toc241736875" w:history="1">
         <w:r>
           <w:rPr>
             <w:rStyle w:val="Hipervnculo"/>
@@ -3220,7 +3220,7 @@
             <w:noProof/>
             <w:webHidden/>
           </w:rPr>
-          <w:instrText xml:space="preserve"> PAGEREF _Toc241154345 \h </w:instrText>
+          <w:instrText xml:space="preserve"> PAGEREF _Toc241736875 \h </w:instrText>
         </w:r>
         <w:r>
           <w:rPr>
@@ -3266,7 +3266,7 @@
           <w:lang w:eastAsia="es-CO"/>
         </w:rPr>
       </w:pPr>
-      <w:hyperlink w:anchor="_Toc241154347" w:history="1">
+      <w:hyperlink w:anchor="_Toc241736877" w:history="1">
         <w:r>
           <w:rPr>
             <w:rStyle w:val="Hipervnculo"/>
@@ -3310,7 +3310,7 @@
             <w:noProof/>
             <w:webHidden/>
           </w:rPr>
-          <w:instrText xml:space="preserve"> PAGEREF _Toc241154347 \h </w:instrText>
+          <w:instrText xml:space="preserve"> PAGEREF _Toc241736877 \h </w:instrText>
         </w:r>
         <w:r>
           <w:rPr>
@@ -3356,7 +3356,7 @@
           <w:lang w:eastAsia="es-CO"/>
         </w:rPr>
       </w:pPr>
-      <w:hyperlink w:anchor="_Toc241154348" w:history="1">
+      <w:hyperlink w:anchor="_Toc241736878" w:history="1">
         <w:r>
           <w:rPr>
             <w:rStyle w:val="Hipervnculo"/>
@@ -3400,7 +3400,7 @@
             <w:noProof/>
             <w:webHidden/>
           </w:rPr>
-          <w:instrText xml:space="preserve"> PAGEREF _Toc241154348 \h </w:instrText>
+          <w:instrText xml:space="preserve"> PAGEREF _Toc241736878 \h </w:instrText>
         </w:r>
         <w:r>
           <w:rPr>
@@ -3446,7 +3446,7 @@
           <w:lang w:eastAsia="es-CO"/>
         </w:rPr>
       </w:pPr>
-      <w:hyperlink w:anchor="_Toc241154349" w:history="1">
+      <w:hyperlink w:anchor="_Toc241736879" w:history="1">
         <w:r>
           <w:rPr>
             <w:rStyle w:val="Hipervnculo"/>
@@ -3490,7 +3490,7 @@
             <w:noProof/>
             <w:webHidden/>
           </w:rPr>
-          <w:instrText xml:space="preserve"> PAGEREF _Toc241154349 \h </w:instrText>
+          <w:instrText xml:space="preserve"> PAGEREF _Toc241736879 \h </w:instrText>
         </w:r>
         <w:r>
           <w:rPr>
@@ -3536,7 +3536,7 @@
           <w:lang w:eastAsia="es-CO"/>
         </w:rPr>
       </w:pPr>
-      <w:hyperlink w:anchor="_Toc241154351" w:history="1">
+      <w:hyperlink w:anchor="_Toc241736881" w:history="1">
         <w:r>
           <w:rPr>
             <w:rStyle w:val="Hipervnculo"/>
@@ -3580,7 +3580,7 @@
             <w:noProof/>
             <w:webHidden/>
           </w:rPr>
-          <w:instrText xml:space="preserve"> PAGEREF _Toc241154351 \h </w:instrText>
+          <w:instrText xml:space="preserve"> PAGEREF _Toc241736881 \h </w:instrText>
         </w:r>
         <w:r>
           <w:rPr>
@@ -3626,7 +3626,7 @@
           <w:lang w:eastAsia="es-CO"/>
         </w:rPr>
       </w:pPr>
-      <w:hyperlink w:anchor="_Toc241154352" w:history="1">
+      <w:hyperlink w:anchor="_Toc241736882" w:history="1">
         <w:r>
           <w:rPr>
             <w:rStyle w:val="Hipervnculo"/>
@@ -3670,7 +3670,7 @@
             <w:noProof/>
             <w:webHidden/>
           </w:rPr>
-          <w:instrText xml:space="preserve"> PAGEREF _Toc241154352 \h </w:instrText>
+          <w:instrText xml:space="preserve"> PAGEREF _Toc241736882 \h </w:instrText>
         </w:r>
         <w:r>
           <w:rPr>
@@ -3716,7 +3716,7 @@
           <w:lang w:eastAsia="es-CO"/>
         </w:rPr>
       </w:pPr>
-      <w:hyperlink w:anchor="_Toc241154353" w:history="1">
+      <w:hyperlink w:anchor="_Toc241736883" w:history="1">
         <w:r>
           <w:rPr>
             <w:rStyle w:val="Hipervnculo"/>
@@ -3762,7 +3762,7 @@
             <w:noProof/>
             <w:webHidden/>
           </w:rPr>
-          <w:instrText xml:space="preserve"> PAGEREF _Toc241154353 \h </w:instrText>
+          <w:instrText xml:space="preserve"> PAGEREF _Toc241736883 \h </w:instrText>
         </w:r>
         <w:r>
           <w:rPr>
@@ -3807,7 +3807,7 @@
           <w:lang w:eastAsia="es-CO"/>
         </w:rPr>
       </w:pPr>
-      <w:hyperlink w:anchor="_Toc241154354" w:history="1">
+      <w:hyperlink w:anchor="_Toc241736884" w:history="1">
         <w:r>
           <w:rPr>
             <w:rStyle w:val="Hipervnculo"/>
@@ -3834,7 +3834,7 @@
             <w:noProof/>
             <w:webHidden/>
           </w:rPr>
-          <w:instrText xml:space="preserve"> PAGEREF _Toc241154354 \h </w:instrText>
+          <w:instrText xml:space="preserve"> PAGEREF _Toc241736884 \h </w:instrText>
         </w:r>
         <w:r>
           <w:rPr>
@@ -3879,7 +3879,7 @@
           <w:lang w:eastAsia="es-CO"/>
         </w:rPr>
       </w:pPr>
-      <w:hyperlink w:anchor="_Toc241154355" w:history="1">
+      <w:hyperlink w:anchor="_Toc241736885" w:history="1">
         <w:r>
           <w:rPr>
             <w:rStyle w:val="Hipervnculo"/>
@@ -3906,7 +3906,7 @@
             <w:noProof/>
             <w:webHidden/>
           </w:rPr>
-          <w:instrText xml:space="preserve"> PAGEREF _Toc241154355 \h </w:instrText>
+          <w:instrText xml:space="preserve"> PAGEREF _Toc241736885 \h </w:instrText>
         </w:r>
         <w:r>
           <w:rPr>
@@ -3951,7 +3951,7 @@
           <w:lang w:eastAsia="es-CO"/>
         </w:rPr>
       </w:pPr>
-      <w:hyperlink w:anchor="_Toc241154356" w:history="1">
+      <w:hyperlink w:anchor="_Toc241736886" w:history="1">
         <w:r>
           <w:rPr>
             <w:rStyle w:val="Hipervnculo"/>
@@ -3979,7 +3979,7 @@
             <w:noProof/>
             <w:webHidden/>
           </w:rPr>
-          <w:instrText xml:space="preserve"> PAGEREF _Toc241154356 \h </w:instrText>
+          <w:instrText xml:space="preserve"> PAGEREF _Toc241736886 \h </w:instrText>
         </w:r>
         <w:r>
           <w:rPr>
@@ -4024,7 +4024,7 @@
           <w:lang w:eastAsia="es-CO"/>
         </w:rPr>
       </w:pPr>
-      <w:hyperlink w:anchor="_Toc241154357" w:history="1">
+      <w:hyperlink w:anchor="_Toc241736887" w:history="1">
         <w:r>
           <w:rPr>
             <w:rStyle w:val="Hipervnculo"/>
@@ -4051,7 +4051,7 @@
             <w:noProof/>
             <w:webHidden/>
           </w:rPr>
-          <w:instrText xml:space="preserve"> PAGEREF _Toc241154357 \h </w:instrText>
+          <w:instrText xml:space="preserve"> PAGEREF _Toc241736887 \h </w:instrText>
         </w:r>
         <w:r>
           <w:rPr>
@@ -4094,7 +4094,7 @@
         <w:fldChar w:fldCharType="end"/>
       </w:r>
       <w:bookmarkStart w:id="0" w:name="_Toc176443691"/>
-      <w:bookmarkStart w:id="1" w:name="_Toc241154312"/>
+      <w:bookmarkStart w:id="1" w:name="_Toc241736842"/>
       <w:r>
         <w:t>Introducción</w:t>
       </w:r>
@@ -4507,7 +4507,7 @@
       <w:pPr>
         <w:pStyle w:val="Ttulo1"/>
       </w:pPr>
-      <w:bookmarkStart w:id="3" w:name="_Toc241154313"/>
+      <w:bookmarkStart w:id="3" w:name="_Toc241736843"/>
       <w:r>
         <w:lastRenderedPageBreak/>
         <w:t xml:space="preserve">Fundamentos del ciclo de vida del </w:t>
@@ -4590,7 +4590,7 @@
       <w:pPr>
         <w:pStyle w:val="Ttulo2"/>
       </w:pPr>
-      <w:bookmarkStart w:id="4" w:name="_Toc241154314"/>
+      <w:bookmarkStart w:id="4" w:name="_Toc241736844"/>
       <w:r>
         <w:lastRenderedPageBreak/>
         <w:t xml:space="preserve">Elementos del ciclo de vida del </w:t>
@@ -4920,7 +4920,7 @@
       <w:pPr>
         <w:pStyle w:val="Ttulo2"/>
       </w:pPr>
-      <w:bookmarkStart w:id="5" w:name="_Toc241154315"/>
+      <w:bookmarkStart w:id="5" w:name="_Toc241736845"/>
       <w:r>
         <w:lastRenderedPageBreak/>
         <w:t xml:space="preserve">Modelos del ciclo de vida del </w:t>
@@ -5594,7 +5594,7 @@
       <w:pPr>
         <w:pStyle w:val="Ttulo2"/>
       </w:pPr>
-      <w:bookmarkStart w:id="6" w:name="_Toc241154316"/>
+      <w:bookmarkStart w:id="6" w:name="_Toc241736846"/>
       <w:r>
         <w:t xml:space="preserve">Fases del ciclo de vida del </w:t>
       </w:r>
@@ -5636,7 +5636,13 @@
     </w:p>
     <w:p>
       <w:r>
-        <w:t xml:space="preserve">Aunque el número y la denominación de las fases pueden variar según el modelo de desarrollo utilizado, en términos generales el ciclo de vida del </w:t>
+        <w:t>Aunque el número y la denominación de las fases pueden variar según el modelo de desarrollo utilizado, en términos generales</w:t>
+      </w:r>
+      <w:r>
+        <w:t>,</w:t>
+      </w:r>
+      <w:r>
+        <w:t xml:space="preserve"> el ciclo de vida del </w:t>
       </w:r>
       <w:r>
         <w:rPr>
@@ -6068,7 +6074,7 @@
       <w:pPr>
         <w:pStyle w:val="Ttulo2"/>
       </w:pPr>
-      <w:bookmarkStart w:id="7" w:name="_Toc241154317"/>
+      <w:bookmarkStart w:id="7" w:name="_Toc241736847"/>
       <w:r>
         <w:t xml:space="preserve">Objetivos de las fases del ciclo de vida del </w:t>
       </w:r>
@@ -6295,7 +6301,7 @@
       <w:pPr>
         <w:pStyle w:val="Ttulo1"/>
       </w:pPr>
-      <w:bookmarkStart w:id="8" w:name="_Toc241154318"/>
+      <w:bookmarkStart w:id="8" w:name="_Toc241736848"/>
       <w:r>
         <w:lastRenderedPageBreak/>
         <w:t>Fase de definición de requisitos</w:t>
@@ -6393,19 +6399,21 @@
       <w:bookmarkStart w:id="9" w:name="_Toc227677900"/>
       <w:bookmarkStart w:id="10" w:name="_Toc235515526"/>
       <w:bookmarkStart w:id="11" w:name="_Toc241154319"/>
+      <w:bookmarkStart w:id="12" w:name="_Toc241736849"/>
       <w:bookmarkEnd w:id="9"/>
       <w:bookmarkEnd w:id="10"/>
       <w:bookmarkEnd w:id="11"/>
+      <w:bookmarkEnd w:id="12"/>
     </w:p>
     <w:p>
       <w:pPr>
         <w:pStyle w:val="Ttulo2"/>
       </w:pPr>
-      <w:bookmarkStart w:id="12" w:name="_Toc241154320"/>
+      <w:bookmarkStart w:id="13" w:name="_Toc241736850"/>
       <w:r>
         <w:t>Alcance de la fase de requisitos</w:t>
       </w:r>
-      <w:bookmarkEnd w:id="12"/>
+      <w:bookmarkEnd w:id="13"/>
     </w:p>
     <w:p>
       <w:r>
@@ -6585,11 +6593,11 @@
       <w:pPr>
         <w:pStyle w:val="Ttulo2"/>
       </w:pPr>
-      <w:bookmarkStart w:id="13" w:name="_Toc241154321"/>
+      <w:bookmarkStart w:id="14" w:name="_Toc241736851"/>
       <w:r>
         <w:t>Importancia de la definición de requisitos</w:t>
       </w:r>
-      <w:bookmarkEnd w:id="13"/>
+      <w:bookmarkEnd w:id="14"/>
     </w:p>
     <w:p>
       <w:r>
@@ -6766,11 +6774,11 @@
       <w:pPr>
         <w:pStyle w:val="Ttulo2"/>
       </w:pPr>
-      <w:bookmarkStart w:id="14" w:name="_Toc241154322"/>
+      <w:bookmarkStart w:id="15" w:name="_Toc241736852"/>
       <w:r>
         <w:t>Resultados de la fase de requisitos</w:t>
       </w:r>
-      <w:bookmarkEnd w:id="14"/>
+      <w:bookmarkEnd w:id="15"/>
     </w:p>
     <w:p>
       <w:r>
@@ -7232,7 +7240,7 @@
       <w:pPr>
         <w:pStyle w:val="Ttulo1"/>
       </w:pPr>
-      <w:bookmarkStart w:id="15" w:name="_Toc241154323"/>
+      <w:bookmarkStart w:id="16" w:name="_Toc241736853"/>
       <w:r>
         <w:lastRenderedPageBreak/>
         <w:t xml:space="preserve">Requisitos en el desarrollo de </w:t>
@@ -7243,7 +7251,7 @@
         </w:rPr>
         <w:t>software</w:t>
       </w:r>
-      <w:bookmarkEnd w:id="15"/>
+      <w:bookmarkEnd w:id="16"/>
     </w:p>
     <w:p>
       <w:r>
@@ -7316,22 +7324,24 @@
           <w:lang w:eastAsia="es-CO"/>
         </w:rPr>
       </w:pPr>
-      <w:bookmarkStart w:id="16" w:name="_Toc227677905"/>
-      <w:bookmarkStart w:id="17" w:name="_Toc235515531"/>
-      <w:bookmarkStart w:id="18" w:name="_Toc241154324"/>
-      <w:bookmarkEnd w:id="16"/>
+      <w:bookmarkStart w:id="17" w:name="_Toc227677905"/>
+      <w:bookmarkStart w:id="18" w:name="_Toc235515531"/>
+      <w:bookmarkStart w:id="19" w:name="_Toc241154324"/>
+      <w:bookmarkStart w:id="20" w:name="_Toc241736854"/>
       <w:bookmarkEnd w:id="17"/>
       <w:bookmarkEnd w:id="18"/>
+      <w:bookmarkEnd w:id="19"/>
+      <w:bookmarkEnd w:id="20"/>
     </w:p>
     <w:p>
       <w:pPr>
         <w:pStyle w:val="Ttulo2"/>
       </w:pPr>
-      <w:bookmarkStart w:id="19" w:name="_Toc241154325"/>
+      <w:bookmarkStart w:id="21" w:name="_Toc241736855"/>
       <w:r>
         <w:t>Requisitos funcionales</w:t>
       </w:r>
-      <w:bookmarkEnd w:id="19"/>
+      <w:bookmarkEnd w:id="21"/>
     </w:p>
     <w:p>
       <w:r>
@@ -7831,11 +7841,11 @@
       <w:pPr>
         <w:pStyle w:val="Ttulo2"/>
       </w:pPr>
-      <w:bookmarkStart w:id="20" w:name="_Toc241154326"/>
+      <w:bookmarkStart w:id="22" w:name="_Toc241736856"/>
       <w:r>
         <w:t>Requisitos no funcionales</w:t>
       </w:r>
-      <w:bookmarkEnd w:id="20"/>
+      <w:bookmarkEnd w:id="22"/>
     </w:p>
     <w:p>
       <w:r>
@@ -7864,7 +7874,10 @@
     </w:p>
     <w:p>
       <w:r>
-        <w:t>A continuación, se presentan algunas de las categorías más comunes de requisitos no funcionales.</w:t>
+        <w:t>A continuación, se presentan algunas de las categorías más comunes de requisitos no funcionales</w:t>
+      </w:r>
+      <w:r>
+        <w:t>:</w:t>
       </w:r>
     </w:p>
     <w:p>
@@ -8139,21 +8152,7 @@
               <w:rPr>
                 <w:sz w:val="28"/>
               </w:rPr>
-              <w:t xml:space="preserve">Las contraseñas deben almacenarse mediante mecanismos de </w:t>
-            </w:r>
-            <w:proofErr w:type="gramStart"/>
-            <w:r>
-              <w:rPr>
-                <w:sz w:val="28"/>
-              </w:rPr>
-              <w:t>cifrado seguros</w:t>
-            </w:r>
-            <w:proofErr w:type="gramEnd"/>
-            <w:r>
-              <w:rPr>
-                <w:sz w:val="28"/>
-              </w:rPr>
-              <w:t>.</w:t>
+              <w:t>Las contraseñas deben almacenarse mediante mecanismos de cifrado seguros.</w:t>
             </w:r>
           </w:p>
         </w:tc>
@@ -8345,7 +8344,6 @@
               </w:rPr>
               <w:t xml:space="preserve">La aplicación debe funcionar en dispositivos móviles, tabletas y navegadores </w:t>
             </w:r>
-            <w:proofErr w:type="gramStart"/>
             <w:r>
               <w:rPr>
                 <w:rStyle w:val="Extranjerismo"/>
@@ -8357,14 +8355,7 @@
               <w:rPr>
                 <w:sz w:val="28"/>
               </w:rPr>
-              <w:t xml:space="preserve"> modernos</w:t>
-            </w:r>
-            <w:proofErr w:type="gramEnd"/>
-            <w:r>
-              <w:rPr>
-                <w:sz w:val="28"/>
-              </w:rPr>
-              <w:t>.</w:t>
+              <w:t xml:space="preserve"> modernos.</w:t>
             </w:r>
           </w:p>
         </w:tc>
@@ -8551,11 +8542,11 @@
       <w:pPr>
         <w:pStyle w:val="Ttulo2"/>
       </w:pPr>
-      <w:bookmarkStart w:id="21" w:name="_Toc241154327"/>
+      <w:bookmarkStart w:id="23" w:name="_Toc241736857"/>
       <w:r>
         <w:t>Requisitos de restricción</w:t>
       </w:r>
-      <w:bookmarkEnd w:id="21"/>
+      <w:bookmarkEnd w:id="23"/>
     </w:p>
     <w:p>
       <w:r>
@@ -8596,7 +8587,10 @@
     </w:p>
     <w:p>
       <w:r>
-        <w:t>Las restricciones pueden presentarse en diferentes ámbitos, como se describe a continuación.</w:t>
+        <w:t>Las restricciones pueden presentarse en diferentes ámbitos, como se describe a continuación</w:t>
+      </w:r>
+      <w:r>
+        <w:t>:</w:t>
       </w:r>
     </w:p>
     <w:p>
@@ -9031,12 +9025,12 @@
       <w:pPr>
         <w:pStyle w:val="Ttulo1"/>
       </w:pPr>
-      <w:bookmarkStart w:id="22" w:name="_Toc241154328"/>
+      <w:bookmarkStart w:id="24" w:name="_Toc241736858"/>
       <w:r>
         <w:lastRenderedPageBreak/>
         <w:t>Ingeniería de requisitos</w:t>
       </w:r>
-      <w:bookmarkEnd w:id="22"/>
+      <w:bookmarkEnd w:id="24"/>
     </w:p>
     <w:p>
       <w:r>
@@ -9221,22 +9215,24 @@
           <w:lang w:eastAsia="es-CO"/>
         </w:rPr>
       </w:pPr>
-      <w:bookmarkStart w:id="23" w:name="_Toc227677910"/>
-      <w:bookmarkStart w:id="24" w:name="_Toc235515536"/>
-      <w:bookmarkStart w:id="25" w:name="_Toc241154329"/>
-      <w:bookmarkEnd w:id="23"/>
-      <w:bookmarkEnd w:id="24"/>
+      <w:bookmarkStart w:id="25" w:name="_Toc227677910"/>
+      <w:bookmarkStart w:id="26" w:name="_Toc235515536"/>
+      <w:bookmarkStart w:id="27" w:name="_Toc241154329"/>
+      <w:bookmarkStart w:id="28" w:name="_Toc241736859"/>
       <w:bookmarkEnd w:id="25"/>
+      <w:bookmarkEnd w:id="26"/>
+      <w:bookmarkEnd w:id="27"/>
+      <w:bookmarkEnd w:id="28"/>
     </w:p>
     <w:p>
       <w:pPr>
         <w:pStyle w:val="Ttulo2"/>
       </w:pPr>
-      <w:bookmarkStart w:id="26" w:name="_Toc241154330"/>
+      <w:bookmarkStart w:id="29" w:name="_Toc241736860"/>
       <w:r>
         <w:t>Áreas de la ingeniería de requisitos</w:t>
       </w:r>
-      <w:bookmarkEnd w:id="26"/>
+      <w:bookmarkEnd w:id="29"/>
     </w:p>
     <w:p>
       <w:r>
@@ -9268,7 +9264,10 @@
     </w:p>
     <w:p>
       <w:r>
-        <w:t>Las principales áreas de la ingeniería de requisitos se presentan a continuación.</w:t>
+        <w:t>Las principales áreas de la ingeniería de requisitos se presentan a continuación</w:t>
+      </w:r>
+      <w:r>
+        <w:t>:</w:t>
       </w:r>
     </w:p>
     <w:p>
@@ -9734,11 +9733,11 @@
       <w:pPr>
         <w:pStyle w:val="Ttulo2"/>
       </w:pPr>
-      <w:bookmarkStart w:id="27" w:name="_Toc241154331"/>
+      <w:bookmarkStart w:id="30" w:name="_Toc241736861"/>
       <w:r>
         <w:t>Fases de la ingeniería de requisitos</w:t>
       </w:r>
-      <w:bookmarkEnd w:id="27"/>
+      <w:bookmarkEnd w:id="30"/>
     </w:p>
     <w:p>
       <w:r>
@@ -9957,12 +9956,12 @@
       <w:pPr>
         <w:pStyle w:val="Ttulo1"/>
       </w:pPr>
-      <w:bookmarkStart w:id="28" w:name="_Toc241154332"/>
+      <w:bookmarkStart w:id="31" w:name="_Toc241736862"/>
       <w:r>
         <w:lastRenderedPageBreak/>
         <w:t>Elicitación de requisitos</w:t>
       </w:r>
-      <w:bookmarkEnd w:id="28"/>
+      <w:bookmarkEnd w:id="31"/>
     </w:p>
     <w:p>
       <w:r>
@@ -10050,22 +10049,24 @@
           <w:lang w:eastAsia="es-CO"/>
         </w:rPr>
       </w:pPr>
-      <w:bookmarkStart w:id="29" w:name="_Toc227677914"/>
-      <w:bookmarkStart w:id="30" w:name="_Toc235515540"/>
-      <w:bookmarkStart w:id="31" w:name="_Toc241154333"/>
-      <w:bookmarkEnd w:id="29"/>
-      <w:bookmarkEnd w:id="30"/>
-      <w:bookmarkEnd w:id="31"/>
+      <w:bookmarkStart w:id="32" w:name="_Toc227677914"/>
+      <w:bookmarkStart w:id="33" w:name="_Toc235515540"/>
+      <w:bookmarkStart w:id="34" w:name="_Toc241154333"/>
+      <w:bookmarkStart w:id="35" w:name="_Toc241736863"/>
+      <w:bookmarkEnd w:id="32"/>
+      <w:bookmarkEnd w:id="33"/>
+      <w:bookmarkEnd w:id="34"/>
+      <w:bookmarkEnd w:id="35"/>
     </w:p>
     <w:p>
       <w:pPr>
         <w:pStyle w:val="Ttulo2"/>
       </w:pPr>
-      <w:bookmarkStart w:id="32" w:name="_Toc241154334"/>
+      <w:bookmarkStart w:id="36" w:name="_Toc241736864"/>
       <w:r>
         <w:t>Planeación de la elicitación</w:t>
       </w:r>
-      <w:bookmarkEnd w:id="32"/>
+      <w:bookmarkEnd w:id="36"/>
     </w:p>
     <w:p>
       <w:r>
@@ -10241,12 +10242,12 @@
       <w:pPr>
         <w:pStyle w:val="Ttulo2"/>
       </w:pPr>
-      <w:bookmarkStart w:id="33" w:name="_Toc241154335"/>
+      <w:bookmarkStart w:id="37" w:name="_Toc241736865"/>
       <w:r>
         <w:lastRenderedPageBreak/>
         <w:t>Fuentes de información</w:t>
       </w:r>
-      <w:bookmarkEnd w:id="33"/>
+      <w:bookmarkEnd w:id="37"/>
     </w:p>
     <w:p>
       <w:r>
@@ -10826,11 +10827,11 @@
       <w:pPr>
         <w:pStyle w:val="Ttulo2"/>
       </w:pPr>
-      <w:bookmarkStart w:id="34" w:name="_Toc241154336"/>
+      <w:bookmarkStart w:id="38" w:name="_Toc241736866"/>
       <w:r>
         <w:t>Técnicas de elicitación</w:t>
       </w:r>
-      <w:bookmarkEnd w:id="34"/>
+      <w:bookmarkEnd w:id="38"/>
     </w:p>
     <w:p>
       <w:r>
@@ -10862,7 +10863,7 @@
         <w:t>software</w:t>
       </w:r>
       <w:r>
-        <w:t>.</w:t>
+        <w:t>:</w:t>
       </w:r>
     </w:p>
     <w:p/>
@@ -11372,12 +11373,12 @@
       <w:pPr>
         <w:pStyle w:val="Ttulo2"/>
       </w:pPr>
-      <w:bookmarkStart w:id="35" w:name="_Toc241154337"/>
+      <w:bookmarkStart w:id="39" w:name="_Toc241736867"/>
       <w:r>
         <w:lastRenderedPageBreak/>
         <w:t>Instrumentos de recolección de información</w:t>
       </w:r>
-      <w:bookmarkEnd w:id="35"/>
+      <w:bookmarkEnd w:id="39"/>
     </w:p>
     <w:p>
       <w:r>
@@ -11391,7 +11392,10 @@
     </w:p>
     <w:p>
       <w:r>
-        <w:t>A continuación, se presentan algunos de los instrumentos más utilizados en la recolección de información para la ingeniería de requisitos.</w:t>
+        <w:t>A continuación, se presentan algunos de los instrumentos más utilizados en la recolección de información para la ingeniería de requisitos</w:t>
+      </w:r>
+      <w:r>
+        <w:t>:</w:t>
       </w:r>
     </w:p>
     <w:p>
@@ -11763,11 +11767,11 @@
       <w:pPr>
         <w:pStyle w:val="Ttulo2"/>
       </w:pPr>
-      <w:bookmarkStart w:id="36" w:name="_Toc241154338"/>
+      <w:bookmarkStart w:id="40" w:name="_Toc241736868"/>
       <w:r>
         <w:t>Principios y buenas prácticas</w:t>
       </w:r>
-      <w:bookmarkEnd w:id="36"/>
+      <w:bookmarkEnd w:id="40"/>
     </w:p>
     <w:p>
       <w:r>
@@ -12017,12 +12021,12 @@
       <w:pPr>
         <w:pStyle w:val="Ttulo1"/>
       </w:pPr>
-      <w:bookmarkStart w:id="37" w:name="_Toc241154339"/>
+      <w:bookmarkStart w:id="41" w:name="_Toc241736869"/>
       <w:r>
         <w:lastRenderedPageBreak/>
         <w:t>Roles en la ingeniería de requisitos</w:t>
       </w:r>
-      <w:bookmarkEnd w:id="37"/>
+      <w:bookmarkEnd w:id="41"/>
     </w:p>
     <w:p>
       <w:r>
@@ -12105,22 +12109,24 @@
           <w:lang w:eastAsia="es-CO"/>
         </w:rPr>
       </w:pPr>
-      <w:bookmarkStart w:id="38" w:name="_Toc227677921"/>
-      <w:bookmarkStart w:id="39" w:name="_Toc235515547"/>
-      <w:bookmarkStart w:id="40" w:name="_Toc241154340"/>
-      <w:bookmarkEnd w:id="38"/>
-      <w:bookmarkEnd w:id="39"/>
-      <w:bookmarkEnd w:id="40"/>
+      <w:bookmarkStart w:id="42" w:name="_Toc227677921"/>
+      <w:bookmarkStart w:id="43" w:name="_Toc235515547"/>
+      <w:bookmarkStart w:id="44" w:name="_Toc241154340"/>
+      <w:bookmarkStart w:id="45" w:name="_Toc241736870"/>
+      <w:bookmarkEnd w:id="42"/>
+      <w:bookmarkEnd w:id="43"/>
+      <w:bookmarkEnd w:id="44"/>
+      <w:bookmarkEnd w:id="45"/>
     </w:p>
     <w:p>
       <w:pPr>
         <w:pStyle w:val="Ttulo2"/>
       </w:pPr>
-      <w:bookmarkStart w:id="41" w:name="_Toc241154341"/>
+      <w:bookmarkStart w:id="46" w:name="_Toc241736871"/>
       <w:r>
         <w:t>Usuarios y actores</w:t>
       </w:r>
-      <w:bookmarkEnd w:id="41"/>
+      <w:bookmarkEnd w:id="46"/>
     </w:p>
     <w:p>
       <w:r>
@@ -12226,7 +12232,7 @@
       <w:pPr>
         <w:pStyle w:val="Ttulo2"/>
       </w:pPr>
-      <w:bookmarkStart w:id="42" w:name="_Toc241154342"/>
+      <w:bookmarkStart w:id="47" w:name="_Toc241736872"/>
       <w:r>
         <w:rPr>
           <w:rStyle w:val="Extranjerismo"/>
@@ -12236,7 +12242,7 @@
       <w:r>
         <w:t xml:space="preserve"> o partes interesadas</w:t>
       </w:r>
-      <w:bookmarkEnd w:id="42"/>
+      <w:bookmarkEnd w:id="47"/>
     </w:p>
     <w:p>
       <w:r>
@@ -12371,6 +12377,9 @@
         </w:numPr>
       </w:pPr>
       <w:r>
+        <w:t>Á</w:t>
+      </w:r>
+      <w:r>
         <w:t>reas de soporte o mantenimiento, encargadas de operar y mantener el sistema una vez implementado.</w:t>
       </w:r>
     </w:p>
@@ -12425,6 +12434,11 @@
       <w:r>
         <w:lastRenderedPageBreak/>
         <w:t>su nivel de influencia en el proyecto, sus expectativas y el tipo de participación que tendrá durante el proceso de desarrollo del sistema.</w:t>
+      </w:r>
+    </w:p>
+    <w:p>
+      <w:r>
+        <w:t>A continuación, se presenta la relación entre los actores involucrados, su nivel de influencia e interés y la forma en que participan en el proyecto:</w:t>
       </w:r>
     </w:p>
     <w:p>
@@ -12900,6 +12914,7 @@
               <w:rPr>
                 <w:sz w:val="28"/>
               </w:rPr>
+              <w:lastRenderedPageBreak/>
               <w:t>Equipo de desarrollo.</w:t>
             </w:r>
           </w:p>
@@ -12920,14 +12935,7 @@
               <w:rPr>
                 <w:sz w:val="28"/>
               </w:rPr>
-              <w:t xml:space="preserve">Diseña, construye y </w:t>
-            </w:r>
-            <w:r>
-              <w:rPr>
-                <w:sz w:val="28"/>
-              </w:rPr>
-              <w:lastRenderedPageBreak/>
-              <w:t>prueba el sistema.</w:t>
+              <w:t>Diseña, construye y prueba el sistema.</w:t>
             </w:r>
           </w:p>
         </w:tc>
@@ -12947,7 +12955,6 @@
               <w:rPr>
                 <w:sz w:val="28"/>
               </w:rPr>
-              <w:lastRenderedPageBreak/>
               <w:t>Medio</w:t>
             </w:r>
           </w:p>
@@ -12988,14 +12995,7 @@
               <w:rPr>
                 <w:sz w:val="28"/>
               </w:rPr>
-              <w:t xml:space="preserve">Analiza requisitos, implementa </w:t>
-            </w:r>
-            <w:r>
-              <w:rPr>
-                <w:sz w:val="28"/>
-              </w:rPr>
-              <w:lastRenderedPageBreak/>
-              <w:t>funcionalidades y realiza pruebas.</w:t>
+              <w:t>Analiza requisitos, implementa funcionalidades y realiza pruebas.</w:t>
             </w:r>
           </w:p>
         </w:tc>
@@ -13020,7 +13020,6 @@
               <w:rPr>
                 <w:sz w:val="28"/>
               </w:rPr>
-              <w:lastRenderedPageBreak/>
               <w:t>Área de soporte técnico.</w:t>
             </w:r>
           </w:p>
@@ -13136,11 +13135,11 @@
       <w:pPr>
         <w:pStyle w:val="Ttulo2"/>
       </w:pPr>
-      <w:bookmarkStart w:id="43" w:name="_Toc241154343"/>
+      <w:bookmarkStart w:id="48" w:name="_Toc241736873"/>
       <w:r>
         <w:t>Cliente líder y dueño del producto</w:t>
       </w:r>
-      <w:bookmarkEnd w:id="43"/>
+      <w:bookmarkEnd w:id="48"/>
     </w:p>
     <w:p>
       <w:r>
@@ -13153,12 +13152,15 @@
         <w:t>software</w:t>
       </w:r>
       <w:r>
-        <w:t>. Estas figuras representan los intereses del negocio y aseguran que el sistema que se construye responda a los objetivos organizacionales y a las necesidades reales de los usuarios.</w:t>
-      </w:r>
-    </w:p>
-    <w:p>
+        <w:t xml:space="preserve">. Estas figuras </w:t>
+      </w:r>
       <w:r>
         <w:lastRenderedPageBreak/>
+        <w:t>representan los intereses del negocio y aseguran que el sistema que se construye responda a los objetivos organizacionales y a las necesidades reales de los usuarios.</w:t>
+      </w:r>
+    </w:p>
+    <w:p>
+      <w:r>
         <w:t>El cliente líder corresponde a la persona o representante de la organización que solicita el desarrollo del sistema y actúa como principal punto de contacto entre el equipo de desarrollo y la entidad que requiere la solución tecnológica. Su función consiste en proporcionar información sobre el contexto del negocio, definir prioridades, validar los requisitos identificados y aprobar los entregables generados durante el proyecto.</w:t>
       </w:r>
     </w:p>
@@ -13261,7 +13263,11 @@
     </w:p>
     <w:p>
       <w:r>
-        <w:t>El dueño del producto gestiona y prioriza las funcionalidades que debe tener el sistema, organiza los requisitos en un listado estructurado de trabajo y toma decisiones sobre qué características se desarrollarán primero. De esta manera, orienta el trabajo del equipo hacia la generación de valor para el usuario y para la organización.</w:t>
+        <w:t xml:space="preserve">El dueño del producto gestiona y prioriza las funcionalidades que debe tener el sistema, organiza los requisitos en un listado estructurado de trabajo y toma decisiones </w:t>
+      </w:r>
+      <w:r>
+        <w:lastRenderedPageBreak/>
+        <w:t>sobre qué características se desarrollarán primero. De esta manera, orienta el trabajo del equipo hacia la generación de valor para el usuario y para la organización.</w:t>
       </w:r>
     </w:p>
     <w:p>
@@ -13278,7 +13284,6 @@
         </w:numPr>
       </w:pPr>
       <w:r>
-        <w:lastRenderedPageBreak/>
         <w:t>Definir y priorizar las funcionalidades del sistema.</w:t>
       </w:r>
     </w:p>
@@ -13349,11 +13354,11 @@
       <w:pPr>
         <w:pStyle w:val="Ttulo2"/>
       </w:pPr>
-      <w:bookmarkStart w:id="44" w:name="_Toc241154344"/>
+      <w:bookmarkStart w:id="49" w:name="_Toc241736874"/>
       <w:r>
         <w:t>Equipo de desarrollo y analista</w:t>
       </w:r>
-      <w:bookmarkEnd w:id="44"/>
+      <w:bookmarkEnd w:id="49"/>
     </w:p>
     <w:p>
       <w:r>
@@ -13371,6 +13376,7 @@
     </w:p>
     <w:p>
       <w:r>
+        <w:lastRenderedPageBreak/>
         <w:t xml:space="preserve">El equipo de desarrollo está conformado por los profesionales encargados de diseñar, construir, probar e implementar el sistema. Este equipo puede incluir desarrolladores de </w:t>
       </w:r>
       <w:r>
@@ -13380,11 +13386,7 @@
         <w:t>software</w:t>
       </w:r>
       <w:r>
-        <w:t xml:space="preserve">, arquitectos de sistemas, diseñadores de interfaces, </w:t>
-      </w:r>
-      <w:r>
-        <w:lastRenderedPageBreak/>
-        <w:t>especialistas en bases de datos y profesionales de pruebas o calidad. Cada uno de estos roles contribuye desde su especialidad al desarrollo del producto tecnológico.</w:t>
+        <w:t>, arquitectos de sistemas, diseñadores de interfaces, especialistas en bases de datos y profesionales de pruebas o calidad. Cada uno de estos roles contribuye desde su especialidad al desarrollo del producto tecnológico.</w:t>
       </w:r>
     </w:p>
     <w:p>
@@ -13533,6 +13535,7 @@
         </w:numPr>
       </w:pPr>
       <w:r>
+        <w:lastRenderedPageBreak/>
         <w:t xml:space="preserve">Servir como puente de comunicación entre los </w:t>
       </w:r>
       <w:r>
@@ -13547,7 +13550,6 @@
     </w:p>
     <w:p>
       <w:r>
-        <w:lastRenderedPageBreak/>
         <w:t xml:space="preserve">La colaboración permanente entre el analista de requisitos y el equipo de desarrollo permite asegurar que las funcionalidades implementadas respondan correctamente a las necesidades del sistema. Además, facilita la resolución de dudas durante el proceso de desarrollo y contribuye a mejorar la calidad del </w:t>
       </w:r>
       <w:r>
@@ -13573,11 +13575,12 @@
       <w:pPr>
         <w:pStyle w:val="Ttulo1"/>
       </w:pPr>
-      <w:bookmarkStart w:id="45" w:name="_Toc241154345"/>
-      <w:r>
+      <w:bookmarkStart w:id="50" w:name="_Toc241736875"/>
+      <w:r>
+        <w:lastRenderedPageBreak/>
         <w:t>Herramientas de modelado de requisitos</w:t>
       </w:r>
-      <w:bookmarkEnd w:id="45"/>
+      <w:bookmarkEnd w:id="50"/>
     </w:p>
     <w:p>
       <w:r>
@@ -13683,6 +13686,7 @@
         </w:numPr>
       </w:pPr>
       <w:r>
+        <w:lastRenderedPageBreak/>
         <w:t>Contribuyen a identificar errores o inconsistencias en etapas tempranas del desarrollo.</w:t>
       </w:r>
     </w:p>
@@ -13738,22 +13742,24 @@
           <w:lang w:eastAsia="es-CO"/>
         </w:rPr>
       </w:pPr>
-      <w:bookmarkStart w:id="46" w:name="_Toc227677927"/>
-      <w:bookmarkStart w:id="47" w:name="_Toc235515553"/>
-      <w:bookmarkStart w:id="48" w:name="_Toc241154346"/>
-      <w:bookmarkEnd w:id="46"/>
-      <w:bookmarkEnd w:id="47"/>
-      <w:bookmarkEnd w:id="48"/>
+      <w:bookmarkStart w:id="51" w:name="_Toc227677927"/>
+      <w:bookmarkStart w:id="52" w:name="_Toc235515553"/>
+      <w:bookmarkStart w:id="53" w:name="_Toc241154346"/>
+      <w:bookmarkStart w:id="54" w:name="_Toc241736876"/>
+      <w:bookmarkEnd w:id="51"/>
+      <w:bookmarkEnd w:id="52"/>
+      <w:bookmarkEnd w:id="53"/>
+      <w:bookmarkEnd w:id="54"/>
     </w:p>
     <w:p>
       <w:pPr>
         <w:pStyle w:val="Ttulo2"/>
       </w:pPr>
-      <w:bookmarkStart w:id="49" w:name="_Toc241154347"/>
+      <w:bookmarkStart w:id="55" w:name="_Toc241736877"/>
       <w:r>
         <w:t>Tipos de herramientas de modelado</w:t>
       </w:r>
-      <w:bookmarkEnd w:id="49"/>
+      <w:bookmarkEnd w:id="55"/>
     </w:p>
     <w:p>
       <w:r>
@@ -13777,6 +13783,7 @@
     <w:p/>
     <w:p>
       <w:r>
+        <w:lastRenderedPageBreak/>
         <w:t>Existen diferentes tipos de herramientas de modelado, las cuales se utilizan dependiendo del tipo de información que se desea representar y del enfoque metodológico del proyecto.</w:t>
       </w:r>
     </w:p>
@@ -13887,6 +13894,7 @@
         <w:rPr>
           <w:b/>
         </w:rPr>
+        <w:lastRenderedPageBreak/>
         <w:t>Herramientas de prototipado</w:t>
       </w:r>
     </w:p>
@@ -13929,7 +13937,7 @@
         <w:t>software</w:t>
       </w:r>
       <w:r>
-        <w:t>.</w:t>
+        <w:t>:</w:t>
       </w:r>
     </w:p>
     <w:p>
@@ -14304,6 +14312,7 @@
               <w:rPr>
                 <w:sz w:val="28"/>
               </w:rPr>
+              <w:lastRenderedPageBreak/>
               <w:t>Prototipado.</w:t>
             </w:r>
           </w:p>
@@ -14466,11 +14475,11 @@
       <w:pPr>
         <w:pStyle w:val="Ttulo2"/>
       </w:pPr>
-      <w:bookmarkStart w:id="50" w:name="_Toc241154348"/>
+      <w:bookmarkStart w:id="56" w:name="_Toc241736878"/>
       <w:r>
         <w:t>Características de las herramientas de modelado</w:t>
       </w:r>
-      <w:bookmarkEnd w:id="50"/>
+      <w:bookmarkEnd w:id="56"/>
     </w:p>
     <w:p>
       <w:r>
@@ -14493,6 +14502,7 @@
     </w:p>
     <w:p>
       <w:r>
+        <w:lastRenderedPageBreak/>
         <w:t xml:space="preserve">Otra característica importante es la estandarización de modelos, lo que significa que muchas herramientas utilizan notaciones reconocidas internacionalmente, como el Lenguaje Unificado de Modelado (UML) o modelos de procesos. Esto permite que los diagramas elaborados puedan ser comprendidos por diferentes profesionales del área de desarrollo de </w:t>
       </w:r>
       <w:r>
@@ -14540,7 +14550,7 @@
         <w:t>software</w:t>
       </w:r>
       <w:r>
-        <w:t>.</w:t>
+        <w:t>:</w:t>
       </w:r>
     </w:p>
     <w:p/>
@@ -14550,6 +14560,7 @@
         <w:pStyle w:val="Tabla"/>
       </w:pPr>
       <w:r>
+        <w:lastRenderedPageBreak/>
         <w:t>Características de las herramientas de modelado de requisitos</w:t>
       </w:r>
     </w:p>
@@ -14899,11 +14910,12 @@
       <w:pPr>
         <w:pStyle w:val="Ttulo1"/>
       </w:pPr>
-      <w:bookmarkStart w:id="51" w:name="_Toc241154349"/>
-      <w:r>
+      <w:bookmarkStart w:id="57" w:name="_Toc241736879"/>
+      <w:r>
+        <w:lastRenderedPageBreak/>
         <w:t>Herramientas para la captura de requisitos</w:t>
       </w:r>
-      <w:bookmarkEnd w:id="51"/>
+      <w:bookmarkEnd w:id="57"/>
     </w:p>
     <w:p>
       <w:r>
@@ -14946,6 +14958,7 @@
         <w:rPr>
           <w:rStyle w:val="Extranjerismo"/>
         </w:rPr>
+        <w:lastRenderedPageBreak/>
         <w:t>software</w:t>
       </w:r>
       <w:r>
@@ -14959,11 +14972,7 @@
     </w:p>
     <w:p>
       <w:r>
-        <w:t xml:space="preserve">Entre las herramientas más utilizadas para la captura de requisitos se encuentran los diagramas de casos de uso, las historias de usuario y </w:t>
-      </w:r>
-      <w:proofErr w:type="gramStart"/>
-      <w:r>
-        <w:t xml:space="preserve">los </w:t>
+        <w:t xml:space="preserve">Entre las herramientas más utilizadas para la captura de requisitos se encuentran los diagramas de casos de uso, las historias de usuario y los </w:t>
       </w:r>
       <w:r>
         <w:rPr>
@@ -14971,7 +14980,6 @@
         </w:rPr>
         <w:t>storyboard</w:t>
       </w:r>
-      <w:proofErr w:type="gramEnd"/>
       <w:r>
         <w:t>, las cuales permiten representar la funcionalidad del sistema desde diferentes perspectivas y facilitan la comunicación entre los diferentes actores del proyecto.</w:t>
       </w:r>
@@ -15005,22 +15013,24 @@
           <w:lang w:eastAsia="es-CO"/>
         </w:rPr>
       </w:pPr>
-      <w:bookmarkStart w:id="52" w:name="_Toc227677931"/>
-      <w:bookmarkStart w:id="53" w:name="_Toc235515557"/>
-      <w:bookmarkStart w:id="54" w:name="_Toc241154350"/>
-      <w:bookmarkEnd w:id="52"/>
-      <w:bookmarkEnd w:id="53"/>
-      <w:bookmarkEnd w:id="54"/>
+      <w:bookmarkStart w:id="58" w:name="_Toc227677931"/>
+      <w:bookmarkStart w:id="59" w:name="_Toc235515557"/>
+      <w:bookmarkStart w:id="60" w:name="_Toc241154350"/>
+      <w:bookmarkStart w:id="61" w:name="_Toc241736880"/>
+      <w:bookmarkEnd w:id="58"/>
+      <w:bookmarkEnd w:id="59"/>
+      <w:bookmarkEnd w:id="60"/>
+      <w:bookmarkEnd w:id="61"/>
     </w:p>
     <w:p>
       <w:pPr>
         <w:pStyle w:val="Ttulo2"/>
       </w:pPr>
-      <w:bookmarkStart w:id="55" w:name="_Toc241154351"/>
+      <w:bookmarkStart w:id="62" w:name="_Toc241736881"/>
       <w:r>
         <w:t>Diagramas de casos de uso</w:t>
       </w:r>
-      <w:bookmarkEnd w:id="55"/>
+      <w:bookmarkEnd w:id="62"/>
     </w:p>
     <w:p>
       <w:r>
@@ -15039,6 +15049,7 @@
     <w:p/>
     <w:p>
       <w:r>
+        <w:lastRenderedPageBreak/>
         <w:t xml:space="preserve">Este tipo de diagramas forma parte del Lenguaje Unificado de Modelado (UML) y se emplea ampliamente en la ingeniería de </w:t>
       </w:r>
       <w:r>
@@ -15148,6 +15159,7 @@
         <w:rPr>
           <w:b/>
         </w:rPr>
+        <w:lastRenderedPageBreak/>
         <w:t>R</w:t>
       </w:r>
       <w:r>
@@ -15290,6 +15302,7 @@
         <w:rPr>
           <w:b/>
         </w:rPr>
+        <w:lastRenderedPageBreak/>
         <w:t>Revisar y validar el diagrama</w:t>
       </w:r>
     </w:p>
@@ -15359,7 +15372,14 @@
         <w:t>Casos</w:t>
       </w:r>
       <w:r>
-        <w:t xml:space="preserve"> de uso:</w:t>
+        <w:t xml:space="preserve"> </w:t>
+      </w:r>
+      <w:r>
+        <w:rPr>
+          <w:b/>
+          <w:bCs/>
+        </w:rPr>
+        <w:t>de uso:</w:t>
       </w:r>
     </w:p>
     <w:p>
@@ -15521,12 +15541,18 @@
     <w:p/>
     <w:p>
       <w:r>
+        <w:lastRenderedPageBreak/>
         <w:t>En este ejemplo, el cliente interactúa con el sistema para realizar compras, mientras que el administrador gestiona la información del sistema.</w:t>
       </w:r>
     </w:p>
     <w:p>
       <w:r>
         <w:t>Actualmente existen diversas herramientas que permiten elaborar diagramas de casos de uso de manera gráfica y estructurada.</w:t>
+      </w:r>
+    </w:p>
+    <w:p>
+      <w:r>
+        <w:t>A continuación, se presentan algunas opciones disponibles y sus principales características para apoyar la representación gráfica de los requisitos del sistema:</w:t>
       </w:r>
     </w:p>
     <w:p>
@@ -15861,6 +15887,7 @@
     <w:p/>
     <w:p>
       <w:r>
+        <w:lastRenderedPageBreak/>
         <w:t xml:space="preserve">El uso de diagramas de casos de uso permite comprender de forma clara las funcionalidades que debe ofrecer el sistema y las interacciones con los usuarios. Además, facilita la identificación de requisitos funcionales, mejora la comunicación entre los miembros del equipo y sirve como base para el diseño y desarrollo del </w:t>
       </w:r>
       <w:r>
@@ -15878,11 +15905,11 @@
       <w:pPr>
         <w:pStyle w:val="Ttulo2"/>
       </w:pPr>
-      <w:bookmarkStart w:id="56" w:name="_Toc241154352"/>
+      <w:bookmarkStart w:id="63" w:name="_Toc241736882"/>
       <w:r>
         <w:t>Historias de usuario</w:t>
       </w:r>
-      <w:bookmarkEnd w:id="56"/>
+      <w:bookmarkEnd w:id="63"/>
     </w:p>
     <w:p>
       <w:r>
@@ -16072,7 +16099,17 @@
       </w:r>
     </w:p>
     <w:p>
-      <w:r>
+      <w:pPr>
+        <w:rPr>
+          <w:b/>
+          <w:bCs/>
+        </w:rPr>
+      </w:pPr>
+      <w:r>
+        <w:rPr>
+          <w:b/>
+          <w:bCs/>
+        </w:rPr>
         <w:t>Ejemplo 1. Plataforma educativa</w:t>
       </w:r>
     </w:p>
@@ -16086,12 +16123,12 @@
       </w:pPr>
       <w:r>
         <w:rPr>
-          <w:b/>
-        </w:rPr>
-        <w:t>Historia de usuario</w:t>
-      </w:r>
-      <w:r>
-        <w:t>: como aprendiz de un curso virtual, quiero acceder a los contenidos de cada módulo desde una plataforma en línea, para estudiar los materiales del curso y avanzar en mi proceso de formación.</w:t>
+          <w:bCs/>
+        </w:rPr>
+        <w:t>Historia de usuario:</w:t>
+      </w:r>
+      <w:r>
+        <w:t xml:space="preserve"> como aprendiz de un curso virtual, quiero acceder a los contenidos de cada módulo desde una plataforma en línea, para estudiar los materiales del curso y avanzar en mi proceso de formación.</w:t>
       </w:r>
     </w:p>
     <w:p>
@@ -16148,7 +16185,17 @@
       </w:r>
     </w:p>
     <w:p>
-      <w:r>
+      <w:pPr>
+        <w:rPr>
+          <w:b/>
+          <w:bCs/>
+        </w:rPr>
+      </w:pPr>
+      <w:r>
+        <w:rPr>
+          <w:b/>
+          <w:bCs/>
+        </w:rPr>
         <w:t>Ejemplo 2. Sistema de tienda virtual</w:t>
       </w:r>
     </w:p>
@@ -16162,12 +16209,12 @@
       </w:pPr>
       <w:r>
         <w:rPr>
-          <w:b/>
-        </w:rPr>
-        <w:t>Historia de usuario</w:t>
-      </w:r>
-      <w:r>
-        <w:t>: como cliente de una tienda en línea, quiero agregar productos a un carrito de compras, para realizar posteriormente el pago de los artículos seleccionados.</w:t>
+          <w:bCs/>
+        </w:rPr>
+        <w:t>Historia de usuario:</w:t>
+      </w:r>
+      <w:r>
+        <w:t xml:space="preserve"> como cliente de una tienda en línea, quiero agregar productos a un carrito de compras, para realizar posteriormente el pago de los artículos seleccionados.</w:t>
       </w:r>
     </w:p>
     <w:p>
@@ -16196,6 +16243,7 @@
         </w:numPr>
       </w:pPr>
       <w:r>
+        <w:lastRenderedPageBreak/>
         <w:t>El sistema permite añadir el producto al carrito de compras.</w:t>
       </w:r>
     </w:p>
@@ -16233,14 +16281,14 @@
       <w:pPr>
         <w:pStyle w:val="Ttulo2"/>
       </w:pPr>
-      <w:bookmarkStart w:id="57" w:name="_Toc241154353"/>
+      <w:bookmarkStart w:id="64" w:name="_Toc241736883"/>
       <w:r>
         <w:rPr>
           <w:rStyle w:val="Extranjerismo"/>
         </w:rPr>
         <w:t>Storyboard</w:t>
       </w:r>
-      <w:bookmarkEnd w:id="57"/>
+      <w:bookmarkEnd w:id="64"/>
     </w:p>
     <w:p>
       <w:r>
@@ -16298,7 +16346,11 @@
         <w:t>storyboard</w:t>
       </w:r>
       <w:r>
-        <w:t xml:space="preserve"> permite presentar cómo se desarrolla una situación de uso del sistema paso a paso. Cada escena representa una acción o momento específico dentro del proceso, lo que facilita la identificación de funcionalidades necesarias, posibles errores o mejoras en la experiencia del usuario.</w:t>
+        <w:t xml:space="preserve"> permite presentar cómo se desarrolla una situación de uso del sistema paso a paso. Cada escena representa una acción o </w:t>
+      </w:r>
+      <w:r>
+        <w:lastRenderedPageBreak/>
+        <w:t>momento específico dentro del proceso, lo que facilita la identificación de funcionalidades necesarias, posibles errores o mejoras en la experiencia del usuario.</w:t>
       </w:r>
     </w:p>
     <w:p>
@@ -16444,7 +16496,7 @@
       <w:r>
         <w:t xml:space="preserve">El equipo de desarrollo revisa el </w:t>
       </w:r>
-      <w:bookmarkStart w:id="58" w:name="_Hlk227663337"/>
+      <w:bookmarkStart w:id="65" w:name="_Hlk227663337"/>
       <w:r>
         <w:rPr>
           <w:rStyle w:val="Extranjerismo"/>
@@ -16454,13 +16506,14 @@
       <w:r>
         <w:t xml:space="preserve"> </w:t>
       </w:r>
-      <w:bookmarkEnd w:id="58"/>
+      <w:bookmarkEnd w:id="65"/>
       <w:r>
         <w:t>para identificar mejoras, validar los requisitos y garantizar que el sistema responda adecuadamente a las necesidades del usuario.</w:t>
       </w:r>
     </w:p>
     <w:p>
       <w:r>
+        <w:lastRenderedPageBreak/>
         <w:t xml:space="preserve">A continuación, se presenta un ejemplo simplificado de </w:t>
       </w:r>
       <w:r>
@@ -16470,10 +16523,12 @@
         <w:t>storyboard</w:t>
       </w:r>
       <w:r>
-        <w:t xml:space="preserve"> aplicado a un sistema de inscripción a cursos en línea.</w:t>
-      </w:r>
-    </w:p>
-    <w:p/>
+        <w:t xml:space="preserve"> aplicado a un sistema de inscripción a cursos en línea</w:t>
+      </w:r>
+      <w:r>
+        <w:t>:</w:t>
+      </w:r>
+    </w:p>
     <w:p>
       <w:pPr>
         <w:pStyle w:val="Tabla"/>
@@ -16832,20 +16887,14 @@
     </w:p>
     <w:p>
       <w:pPr>
-        <w:rPr>
-          <w:lang w:eastAsia="es-CO"/>
-        </w:rPr>
-      </w:pPr>
-    </w:p>
-    <w:p>
-      <w:pPr>
         <w:pStyle w:val="Titulosgenerales"/>
       </w:pPr>
-      <w:bookmarkStart w:id="59" w:name="_Toc241154354"/>
-      <w:r>
+      <w:bookmarkStart w:id="66" w:name="_Toc241736884"/>
+      <w:r>
+        <w:lastRenderedPageBreak/>
         <w:t>Síntesis</w:t>
       </w:r>
-      <w:bookmarkEnd w:id="59"/>
+      <w:bookmarkEnd w:id="66"/>
     </w:p>
     <w:p>
       <w:pPr>
@@ -16958,13 +17007,14 @@
       <w:pPr>
         <w:pStyle w:val="Titulosgenerales"/>
       </w:pPr>
-      <w:bookmarkStart w:id="60" w:name="_Toc176443725"/>
-      <w:bookmarkStart w:id="61" w:name="_Toc241154355"/>
-      <w:r>
+      <w:bookmarkStart w:id="67" w:name="_Toc176443725"/>
+      <w:bookmarkStart w:id="68" w:name="_Toc241736885"/>
+      <w:r>
+        <w:lastRenderedPageBreak/>
         <w:t>Glosario</w:t>
       </w:r>
-      <w:bookmarkEnd w:id="60"/>
-      <w:bookmarkEnd w:id="61"/>
+      <w:bookmarkEnd w:id="67"/>
+      <w:bookmarkEnd w:id="68"/>
     </w:p>
     <w:p>
       <w:pPr>
@@ -17170,6 +17220,7 @@
           <w:b/>
           <w:lang w:eastAsia="es-CO"/>
         </w:rPr>
+        <w:lastRenderedPageBreak/>
         <w:t>Requisito funcional</w:t>
       </w:r>
       <w:r>
@@ -17308,16 +17359,17 @@
           <w:lang w:val="es-MX"/>
         </w:rPr>
       </w:pPr>
-      <w:bookmarkStart w:id="62" w:name="_Toc176443726"/>
-      <w:bookmarkStart w:id="63" w:name="_Toc241154356"/>
+      <w:bookmarkStart w:id="69" w:name="_Toc176443726"/>
+      <w:bookmarkStart w:id="70" w:name="_Toc241736886"/>
       <w:r>
         <w:rPr>
           <w:lang w:val="es-MX"/>
         </w:rPr>
+        <w:lastRenderedPageBreak/>
         <w:t>Referencias bibliográficas</w:t>
       </w:r>
-      <w:bookmarkEnd w:id="62"/>
-      <w:bookmarkEnd w:id="63"/>
+      <w:bookmarkEnd w:id="69"/>
+      <w:bookmarkEnd w:id="70"/>
     </w:p>
     <w:p>
       <w:pPr>
@@ -17768,13 +17820,14 @@
       <w:pPr>
         <w:pStyle w:val="Titulosgenerales"/>
       </w:pPr>
-      <w:bookmarkStart w:id="64" w:name="_Toc176443727"/>
-      <w:bookmarkStart w:id="65" w:name="_Toc241154357"/>
-      <w:r>
+      <w:bookmarkStart w:id="71" w:name="_Toc176443727"/>
+      <w:bookmarkStart w:id="72" w:name="_Toc241736887"/>
+      <w:r>
+        <w:lastRenderedPageBreak/>
         <w:t>Créditos</w:t>
       </w:r>
-      <w:bookmarkEnd w:id="64"/>
-      <w:bookmarkEnd w:id="65"/>
+      <w:bookmarkEnd w:id="71"/>
+      <w:bookmarkEnd w:id="72"/>
     </w:p>
     <w:tbl>
       <w:tblPr>
@@ -18525,7 +18578,7 @@
 </file>
 
 <file path=word/endnotes.xml><?xml version="1.0" encoding="utf-8"?>
-<w:endnotes xmlns:wpc="http://schemas.microsoft.com/office/word/2010/wordprocessingCanvas" xmlns:cx="http://schemas.microsoft.com/office/drawing/2014/chartex" xmlns:cx1="http://schemas.microsoft.com/office/drawing/2015/9/8/chartex" xmlns:cx2="http://schemas.microsoft.com/office/drawing/2015/10/21/chartex" xmlns:cx3="http://schemas.microsoft.com/office/drawing/2016/5/9/chartex" xmlns:cx4="http://schemas.microsoft.com/office/drawing/2016/5/10/chartex" xmlns:cx5="http://schemas.microsoft.com/office/drawing/2016/5/11/chartex" xmlns:cx6="http://schemas.microsoft.com/office/drawing/2016/5/12/chartex" xmlns:cx7="http://schemas.microsoft.com/office/drawing/2016/5/13/chartex" xmlns:cx8="http://schemas.microsoft.com/office/drawing/2016/5/14/chartex" xmlns:mc="http://schemas.openxmlformats.org/markup-compatibility/2006" xmlns:aink="http://schemas.microsoft.com/office/drawing/2016/ink" xmlns:am3d="http://schemas.microsoft.com/office/drawing/2017/model3d" xmlns:o="urn:schemas-microsoft-com:office:office" xmlns:r="http://schemas.openxmlformats.org/officeDocument/2006/relationships" xmlns:m="http://schemas.openxmlformats.org/officeDocument/2006/math" xmlns:v="urn:schemas-microsoft-com:vml" xmlns:wp14="http://schemas.microsoft.com/office/word/2010/wordprocessingDrawing" xmlns:wp="http://schemas.openxmlformats.org/drawingml/2006/wordprocessingDrawing" xmlns:w10="urn:schemas-microsoft-com:office:word" xmlns:w="http://schemas.openxmlformats.org/wordprocessingml/2006/main" xmlns:w14="http://schemas.microsoft.com/office/word/2010/wordml" xmlns:w15="http://schemas.microsoft.com/office/word/2012/wordml" xmlns:w16cex="http://schemas.microsoft.com/office/word/2018/wordml/cex" xmlns:w16cid="http://schemas.microsoft.com/office/word/2016/wordml/cid" xmlns:w16="http://schemas.microsoft.com/office/word/2018/wordml" xmlns:w16se="http://schemas.microsoft.com/office/word/2015/wordml/symex" xmlns:wpg="http://schemas.microsoft.com/office/word/2010/wordprocessingGroup" xmlns:wpi="http://schemas.microsoft.com/office/word/2010/wordprocessingInk" xmlns:wne="http://schemas.microsoft.com/office/word/2006/wordml" xmlns:wps="http://schemas.microsoft.com/office/word/2010/wordprocessingShape" mc:Ignorable="w14 w15 w16se w16cid w16 w16cex wp14">
+<w:endnotes xmlns:wpc="http://schemas.microsoft.com/office/word/2010/wordprocessingCanvas" xmlns:cx="http://schemas.microsoft.com/office/drawing/2014/chartex" xmlns:cx1="http://schemas.microsoft.com/office/drawing/2015/9/8/chartex" xmlns:cx2="http://schemas.microsoft.com/office/drawing/2015/10/21/chartex" xmlns:cx3="http://schemas.microsoft.com/office/drawing/2016/5/9/chartex" xmlns:cx4="http://schemas.microsoft.com/office/drawing/2016/5/10/chartex" xmlns:cx5="http://schemas.microsoft.com/office/drawing/2016/5/11/chartex" xmlns:cx6="http://schemas.microsoft.com/office/drawing/2016/5/12/chartex" xmlns:cx7="http://schemas.microsoft.com/office/drawing/2016/5/13/chartex" xmlns:cx8="http://schemas.microsoft.com/office/drawing/2016/5/14/chartex" xmlns:mc="http://schemas.openxmlformats.org/markup-compatibility/2006" xmlns:aink="http://schemas.microsoft.com/office/drawing/2016/ink" xmlns:am3d="http://schemas.microsoft.com/office/drawing/2017/model3d" xmlns:o="urn:schemas-microsoft-com:office:office" xmlns:r="http://schemas.openxmlformats.org/officeDocument/2006/relationships" xmlns:m="http://schemas.openxmlformats.org/officeDocument/2006/math" xmlns:v="urn:schemas-microsoft-com:vml" xmlns:wp14="http://schemas.microsoft.com/office/word/2010/wordprocessingDrawing" xmlns:wp="http://schemas.openxmlformats.org/drawingml/2006/wordprocessingDrawing" xmlns:w10="urn:schemas-microsoft-com:office:word" xmlns:w="http://schemas.openxmlformats.org/wordprocessingml/2006/main" xmlns:w14="http://schemas.microsoft.com/office/word/2010/wordml" xmlns:w15="http://schemas.microsoft.com/office/word/2012/wordml" xmlns:w16cex="http://schemas.microsoft.com/office/word/2018/wordml/cex" xmlns:w16cid="http://schemas.microsoft.com/office/word/2016/wordml/cid" xmlns:w16="http://schemas.microsoft.com/office/word/2018/wordml" xmlns:w16sdtdh="http://schemas.microsoft.com/office/word/2020/wordml/sdtdatahash" xmlns:w16se="http://schemas.microsoft.com/office/word/2015/wordml/symex" xmlns:wpg="http://schemas.microsoft.com/office/word/2010/wordprocessingGroup" xmlns:wpi="http://schemas.microsoft.com/office/word/2010/wordprocessingInk" xmlns:wne="http://schemas.microsoft.com/office/word/2006/wordml" xmlns:wps="http://schemas.microsoft.com/office/word/2010/wordprocessingShape" mc:Ignorable="w14 w15 w16se w16cid w16 w16cex w16sdtdh wp14">
   <w:endnote w:type="separator" w:id="-1">
     <w:p>
       <w:pPr>
@@ -18550,7 +18603,7 @@
 </file>
 
 <file path=word/footer1.xml><?xml version="1.0" encoding="utf-8"?>
-<w:ftr xmlns:wpc="http://schemas.microsoft.com/office/word/2010/wordprocessingCanvas" xmlns:cx="http://schemas.microsoft.com/office/drawing/2014/chartex" xmlns:cx1="http://schemas.microsoft.com/office/drawing/2015/9/8/chartex" xmlns:cx2="http://schemas.microsoft.com/office/drawing/2015/10/21/chartex" xmlns:cx3="http://schemas.microsoft.com/office/drawing/2016/5/9/chartex" xmlns:cx4="http://schemas.microsoft.com/office/drawing/2016/5/10/chartex" xmlns:cx5="http://schemas.microsoft.com/office/drawing/2016/5/11/chartex" xmlns:cx6="http://schemas.microsoft.com/office/drawing/2016/5/12/chartex" xmlns:cx7="http://schemas.microsoft.com/office/drawing/2016/5/13/chartex" xmlns:cx8="http://schemas.microsoft.com/office/drawing/2016/5/14/chartex" xmlns:mc="http://schemas.openxmlformats.org/markup-compatibility/2006" xmlns:aink="http://schemas.microsoft.com/office/drawing/2016/ink" xmlns:am3d="http://schemas.microsoft.com/office/drawing/2017/model3d" xmlns:o="urn:schemas-microsoft-com:office:office" xmlns:r="http://schemas.openxmlformats.org/officeDocument/2006/relationships" xmlns:m="http://schemas.openxmlformats.org/officeDocument/2006/math" xmlns:v="urn:schemas-microsoft-com:vml" xmlns:wp14="http://schemas.microsoft.com/office/word/2010/wordprocessingDrawing" xmlns:wp="http://schemas.openxmlformats.org/drawingml/2006/wordprocessingDrawing" xmlns:w10="urn:schemas-microsoft-com:office:word" xmlns:w="http://schemas.openxmlformats.org/wordprocessingml/2006/main" xmlns:w14="http://schemas.microsoft.com/office/word/2010/wordml" xmlns:w15="http://schemas.microsoft.com/office/word/2012/wordml" xmlns:w16cex="http://schemas.microsoft.com/office/word/2018/wordml/cex" xmlns:w16cid="http://schemas.microsoft.com/office/word/2016/wordml/cid" xmlns:w16="http://schemas.microsoft.com/office/word/2018/wordml" xmlns:w16se="http://schemas.microsoft.com/office/word/2015/wordml/symex" xmlns:wpg="http://schemas.microsoft.com/office/word/2010/wordprocessingGroup" xmlns:wpi="http://schemas.microsoft.com/office/word/2010/wordprocessingInk" xmlns:wne="http://schemas.microsoft.com/office/word/2006/wordml" xmlns:wps="http://schemas.microsoft.com/office/word/2010/wordprocessingShape" mc:Ignorable="w14 w15 w16se w16cid w16 w16cex wp14">
+<w:ftr xmlns:wpc="http://schemas.microsoft.com/office/word/2010/wordprocessingCanvas" xmlns:cx="http://schemas.microsoft.com/office/drawing/2014/chartex" xmlns:cx1="http://schemas.microsoft.com/office/drawing/2015/9/8/chartex" xmlns:cx2="http://schemas.microsoft.com/office/drawing/2015/10/21/chartex" xmlns:cx3="http://schemas.microsoft.com/office/drawing/2016/5/9/chartex" xmlns:cx4="http://schemas.microsoft.com/office/drawing/2016/5/10/chartex" xmlns:cx5="http://schemas.microsoft.com/office/drawing/2016/5/11/chartex" xmlns:cx6="http://schemas.microsoft.com/office/drawing/2016/5/12/chartex" xmlns:cx7="http://schemas.microsoft.com/office/drawing/2016/5/13/chartex" xmlns:cx8="http://schemas.microsoft.com/office/drawing/2016/5/14/chartex" xmlns:mc="http://schemas.openxmlformats.org/markup-compatibility/2006" xmlns:aink="http://schemas.microsoft.com/office/drawing/2016/ink" xmlns:am3d="http://schemas.microsoft.com/office/drawing/2017/model3d" xmlns:o="urn:schemas-microsoft-com:office:office" xmlns:r="http://schemas.openxmlformats.org/officeDocument/2006/relationships" xmlns:m="http://schemas.openxmlformats.org/officeDocument/2006/math" xmlns:v="urn:schemas-microsoft-com:vml" xmlns:wp14="http://schemas.microsoft.com/office/word/2010/wordprocessingDrawing" xmlns:wp="http://schemas.openxmlformats.org/drawingml/2006/wordprocessingDrawing" xmlns:w10="urn:schemas-microsoft-com:office:word" xmlns:w="http://schemas.openxmlformats.org/wordprocessingml/2006/main" xmlns:w14="http://schemas.microsoft.com/office/word/2010/wordml" xmlns:w15="http://schemas.microsoft.com/office/word/2012/wordml" xmlns:w16cex="http://schemas.microsoft.com/office/word/2018/wordml/cex" xmlns:w16cid="http://schemas.microsoft.com/office/word/2016/wordml/cid" xmlns:w16="http://schemas.microsoft.com/office/word/2018/wordml" xmlns:w16sdtdh="http://schemas.microsoft.com/office/word/2020/wordml/sdtdatahash" xmlns:w16se="http://schemas.microsoft.com/office/word/2015/wordml/symex" xmlns:wpg="http://schemas.microsoft.com/office/word/2010/wordprocessingGroup" xmlns:wpi="http://schemas.microsoft.com/office/word/2010/wordprocessingInk" xmlns:wne="http://schemas.microsoft.com/office/word/2006/wordml" xmlns:wps="http://schemas.microsoft.com/office/word/2010/wordprocessingShape" mc:Ignorable="w14 w15 w16se w16cid w16 w16cex w16sdtdh wp14">
   <w:p>
     <w:pPr>
       <w:pStyle w:val="Piedepgina"/>
@@ -18687,7 +18740,7 @@
 </file>
 
 <file path=word/footnotes.xml><?xml version="1.0" encoding="utf-8"?>
-<w:footnotes xmlns:wpc="http://schemas.microsoft.com/office/word/2010/wordprocessingCanvas" xmlns:cx="http://schemas.microsoft.com/office/drawing/2014/chartex" xmlns:cx1="http://schemas.microsoft.com/office/drawing/2015/9/8/chartex" xmlns:cx2="http://schemas.microsoft.com/office/drawing/2015/10/21/chartex" xmlns:cx3="http://schemas.microsoft.com/office/drawing/2016/5/9/chartex" xmlns:cx4="http://schemas.microsoft.com/office/drawing/2016/5/10/chartex" xmlns:cx5="http://schemas.microsoft.com/office/drawing/2016/5/11/chartex" xmlns:cx6="http://schemas.microsoft.com/office/drawing/2016/5/12/chartex" xmlns:cx7="http://schemas.microsoft.com/office/drawing/2016/5/13/chartex" xmlns:cx8="http://schemas.microsoft.com/office/drawing/2016/5/14/chartex" xmlns:mc="http://schemas.openxmlformats.org/markup-compatibility/2006" xmlns:aink="http://schemas.microsoft.com/office/drawing/2016/ink" xmlns:am3d="http://schemas.microsoft.com/office/drawing/2017/model3d" xmlns:o="urn:schemas-microsoft-com:office:office" xmlns:r="http://schemas.openxmlformats.org/officeDocument/2006/relationships" xmlns:m="http://schemas.openxmlformats.org/officeDocument/2006/math" xmlns:v="urn:schemas-microsoft-com:vml" xmlns:wp14="http://schemas.microsoft.com/office/word/2010/wordprocessingDrawing" xmlns:wp="http://schemas.openxmlformats.org/drawingml/2006/wordprocessingDrawing" xmlns:w10="urn:schemas-microsoft-com:office:word" xmlns:w="http://schemas.openxmlformats.org/wordprocessingml/2006/main" xmlns:w14="http://schemas.microsoft.com/office/word/2010/wordml" xmlns:w15="http://schemas.microsoft.com/office/word/2012/wordml" xmlns:w16cex="http://schemas.microsoft.com/office/word/2018/wordml/cex" xmlns:w16cid="http://schemas.microsoft.com/office/word/2016/wordml/cid" xmlns:w16="http://schemas.microsoft.com/office/word/2018/wordml" xmlns:w16se="http://schemas.microsoft.com/office/word/2015/wordml/symex" xmlns:wpg="http://schemas.microsoft.com/office/word/2010/wordprocessingGroup" xmlns:wpi="http://schemas.microsoft.com/office/word/2010/wordprocessingInk" xmlns:wne="http://schemas.microsoft.com/office/word/2006/wordml" xmlns:wps="http://schemas.microsoft.com/office/word/2010/wordprocessingShape" mc:Ignorable="w14 w15 w16se w16cid w16 w16cex wp14">
+<w:footnotes xmlns:wpc="http://schemas.microsoft.com/office/word/2010/wordprocessingCanvas" xmlns:cx="http://schemas.microsoft.com/office/drawing/2014/chartex" xmlns:cx1="http://schemas.microsoft.com/office/drawing/2015/9/8/chartex" xmlns:cx2="http://schemas.microsoft.com/office/drawing/2015/10/21/chartex" xmlns:cx3="http://schemas.microsoft.com/office/drawing/2016/5/9/chartex" xmlns:cx4="http://schemas.microsoft.com/office/drawing/2016/5/10/chartex" xmlns:cx5="http://schemas.microsoft.com/office/drawing/2016/5/11/chartex" xmlns:cx6="http://schemas.microsoft.com/office/drawing/2016/5/12/chartex" xmlns:cx7="http://schemas.microsoft.com/office/drawing/2016/5/13/chartex" xmlns:cx8="http://schemas.microsoft.com/office/drawing/2016/5/14/chartex" xmlns:mc="http://schemas.openxmlformats.org/markup-compatibility/2006" xmlns:aink="http://schemas.microsoft.com/office/drawing/2016/ink" xmlns:am3d="http://schemas.microsoft.com/office/drawing/2017/model3d" xmlns:o="urn:schemas-microsoft-com:office:office" xmlns:r="http://schemas.openxmlformats.org/officeDocument/2006/relationships" xmlns:m="http://schemas.openxmlformats.org/officeDocument/2006/math" xmlns:v="urn:schemas-microsoft-com:vml" xmlns:wp14="http://schemas.microsoft.com/office/word/2010/wordprocessingDrawing" xmlns:wp="http://schemas.openxmlformats.org/drawingml/2006/wordprocessingDrawing" xmlns:w10="urn:schemas-microsoft-com:office:word" xmlns:w="http://schemas.openxmlformats.org/wordprocessingml/2006/main" xmlns:w14="http://schemas.microsoft.com/office/word/2010/wordml" xmlns:w15="http://schemas.microsoft.com/office/word/2012/wordml" xmlns:w16cex="http://schemas.microsoft.com/office/word/2018/wordml/cex" xmlns:w16cid="http://schemas.microsoft.com/office/word/2016/wordml/cid" xmlns:w16="http://schemas.microsoft.com/office/word/2018/wordml" xmlns:w16sdtdh="http://schemas.microsoft.com/office/word/2020/wordml/sdtdatahash" xmlns:w16se="http://schemas.microsoft.com/office/word/2015/wordml/symex" xmlns:wpg="http://schemas.microsoft.com/office/word/2010/wordprocessingGroup" xmlns:wpi="http://schemas.microsoft.com/office/word/2010/wordprocessingInk" xmlns:wne="http://schemas.microsoft.com/office/word/2006/wordml" xmlns:wps="http://schemas.microsoft.com/office/word/2010/wordprocessingShape" mc:Ignorable="w14 w15 w16se w16cid w16 w16cex w16sdtdh wp14">
   <w:footnote w:type="separator" w:id="-1">
     <w:p>
       <w:pPr>
@@ -18712,7 +18765,7 @@
 </file>
 
 <file path=word/header1.xml><?xml version="1.0" encoding="utf-8"?>
-<w:hdr xmlns:wpc="http://schemas.microsoft.com/office/word/2010/wordprocessingCanvas" xmlns:cx="http://schemas.microsoft.com/office/drawing/2014/chartex" xmlns:cx1="http://schemas.microsoft.com/office/drawing/2015/9/8/chartex" xmlns:cx2="http://schemas.microsoft.com/office/drawing/2015/10/21/chartex" xmlns:cx3="http://schemas.microsoft.com/office/drawing/2016/5/9/chartex" xmlns:cx4="http://schemas.microsoft.com/office/drawing/2016/5/10/chartex" xmlns:cx5="http://schemas.microsoft.com/office/drawing/2016/5/11/chartex" xmlns:cx6="http://schemas.microsoft.com/office/drawing/2016/5/12/chartex" xmlns:cx7="http://schemas.microsoft.com/office/drawing/2016/5/13/chartex" xmlns:cx8="http://schemas.microsoft.com/office/drawing/2016/5/14/chartex" xmlns:mc="http://schemas.openxmlformats.org/markup-compatibility/2006" xmlns:aink="http://schemas.microsoft.com/office/drawing/2016/ink" xmlns:am3d="http://schemas.microsoft.com/office/drawing/2017/model3d" xmlns:o="urn:schemas-microsoft-com:office:office" xmlns:r="http://schemas.openxmlformats.org/officeDocument/2006/relationships" xmlns:m="http://schemas.openxmlformats.org/officeDocument/2006/math" xmlns:v="urn:schemas-microsoft-com:vml" xmlns:wp14="http://schemas.microsoft.com/office/word/2010/wordprocessingDrawing" xmlns:wp="http://schemas.openxmlformats.org/drawingml/2006/wordprocessingDrawing" xmlns:w10="urn:schemas-microsoft-com:office:word" xmlns:w="http://schemas.openxmlformats.org/wordprocessingml/2006/main" xmlns:w14="http://schemas.microsoft.com/office/word/2010/wordml" xmlns:w15="http://schemas.microsoft.com/office/word/2012/wordml" xmlns:w16cex="http://schemas.microsoft.com/office/word/2018/wordml/cex" xmlns:w16cid="http://schemas.microsoft.com/office/word/2016/wordml/cid" xmlns:w16="http://schemas.microsoft.com/office/word/2018/wordml" xmlns:w16se="http://schemas.microsoft.com/office/word/2015/wordml/symex" xmlns:wpg="http://schemas.microsoft.com/office/word/2010/wordprocessingGroup" xmlns:wpi="http://schemas.microsoft.com/office/word/2010/wordprocessingInk" xmlns:wne="http://schemas.microsoft.com/office/word/2006/wordml" xmlns:wps="http://schemas.microsoft.com/office/word/2010/wordprocessingShape" mc:Ignorable="w14 w15 w16se w16cid w16 w16cex wp14">
+<w:hdr xmlns:wpc="http://schemas.microsoft.com/office/word/2010/wordprocessingCanvas" xmlns:cx="http://schemas.microsoft.com/office/drawing/2014/chartex" xmlns:cx1="http://schemas.microsoft.com/office/drawing/2015/9/8/chartex" xmlns:cx2="http://schemas.microsoft.com/office/drawing/2015/10/21/chartex" xmlns:cx3="http://schemas.microsoft.com/office/drawing/2016/5/9/chartex" xmlns:cx4="http://schemas.microsoft.com/office/drawing/2016/5/10/chartex" xmlns:cx5="http://schemas.microsoft.com/office/drawing/2016/5/11/chartex" xmlns:cx6="http://schemas.microsoft.com/office/drawing/2016/5/12/chartex" xmlns:cx7="http://schemas.microsoft.com/office/drawing/2016/5/13/chartex" xmlns:cx8="http://schemas.microsoft.com/office/drawing/2016/5/14/chartex" xmlns:mc="http://schemas.openxmlformats.org/markup-compatibility/2006" xmlns:aink="http://schemas.microsoft.com/office/drawing/2016/ink" xmlns:am3d="http://schemas.microsoft.com/office/drawing/2017/model3d" xmlns:o="urn:schemas-microsoft-com:office:office" xmlns:r="http://schemas.openxmlformats.org/officeDocument/2006/relationships" xmlns:m="http://schemas.openxmlformats.org/officeDocument/2006/math" xmlns:v="urn:schemas-microsoft-com:vml" xmlns:wp14="http://schemas.microsoft.com/office/word/2010/wordprocessingDrawing" xmlns:wp="http://schemas.openxmlformats.org/drawingml/2006/wordprocessingDrawing" xmlns:w10="urn:schemas-microsoft-com:office:word" xmlns:w="http://schemas.openxmlformats.org/wordprocessingml/2006/main" xmlns:w14="http://schemas.microsoft.com/office/word/2010/wordml" xmlns:w15="http://schemas.microsoft.com/office/word/2012/wordml" xmlns:w16cex="http://schemas.microsoft.com/office/word/2018/wordml/cex" xmlns:w16cid="http://schemas.microsoft.com/office/word/2016/wordml/cid" xmlns:w16="http://schemas.microsoft.com/office/word/2018/wordml" xmlns:w16sdtdh="http://schemas.microsoft.com/office/word/2020/wordml/sdtdatahash" xmlns:w16se="http://schemas.microsoft.com/office/word/2015/wordml/symex" xmlns:wpg="http://schemas.microsoft.com/office/word/2010/wordprocessingGroup" xmlns:wpi="http://schemas.microsoft.com/office/word/2010/wordprocessingInk" xmlns:wne="http://schemas.microsoft.com/office/word/2006/wordml" xmlns:wps="http://schemas.microsoft.com/office/word/2010/wordprocessingShape" mc:Ignorable="w14 w15 w16se w16cid w16 w16cex w16sdtdh wp14">
   <w:p>
     <w:pPr>
       <w:pStyle w:val="Encabezado"/>
@@ -18784,7 +18837,7 @@
 </file>
 
 <file path=word/numbering.xml><?xml version="1.0" encoding="utf-8"?>
-<w:numbering xmlns:wpc="http://schemas.microsoft.com/office/word/2010/wordprocessingCanvas" xmlns:cx="http://schemas.microsoft.com/office/drawing/2014/chartex" xmlns:cx1="http://schemas.microsoft.com/office/drawing/2015/9/8/chartex" xmlns:cx2="http://schemas.microsoft.com/office/drawing/2015/10/21/chartex" xmlns:cx3="http://schemas.microsoft.com/office/drawing/2016/5/9/chartex" xmlns:cx4="http://schemas.microsoft.com/office/drawing/2016/5/10/chartex" xmlns:cx5="http://schemas.microsoft.com/office/drawing/2016/5/11/chartex" xmlns:cx6="http://schemas.microsoft.com/office/drawing/2016/5/12/chartex" xmlns:cx7="http://schemas.microsoft.com/office/drawing/2016/5/13/chartex" xmlns:cx8="http://schemas.microsoft.com/office/drawing/2016/5/14/chartex" xmlns:mc="http://schemas.openxmlformats.org/markup-compatibility/2006" xmlns:aink="http://schemas.microsoft.com/office/drawing/2016/ink" xmlns:am3d="http://schemas.microsoft.com/office/drawing/2017/model3d" xmlns:o="urn:schemas-microsoft-com:office:office" xmlns:r="http://schemas.openxmlformats.org/officeDocument/2006/relationships" xmlns:m="http://schemas.openxmlformats.org/officeDocument/2006/math" xmlns:v="urn:schemas-microsoft-com:vml" xmlns:wp14="http://schemas.microsoft.com/office/word/2010/wordprocessingDrawing" xmlns:wp="http://schemas.openxmlformats.org/drawingml/2006/wordprocessingDrawing" xmlns:w10="urn:schemas-microsoft-com:office:word" xmlns:w="http://schemas.openxmlformats.org/wordprocessingml/2006/main" xmlns:w14="http://schemas.microsoft.com/office/word/2010/wordml" xmlns:w15="http://schemas.microsoft.com/office/word/2012/wordml" xmlns:w16cex="http://schemas.microsoft.com/office/word/2018/wordml/cex" xmlns:w16cid="http://schemas.microsoft.com/office/word/2016/wordml/cid" xmlns:w16="http://schemas.microsoft.com/office/word/2018/wordml" xmlns:w16se="http://schemas.microsoft.com/office/word/2015/wordml/symex" xmlns:wpg="http://schemas.microsoft.com/office/word/2010/wordprocessingGroup" xmlns:wpi="http://schemas.microsoft.com/office/word/2010/wordprocessingInk" xmlns:wne="http://schemas.microsoft.com/office/word/2006/wordml" xmlns:wps="http://schemas.microsoft.com/office/word/2010/wordprocessingShape" mc:Ignorable="w14 w15 w16se w16cid w16 w16cex wp14">
+<w:numbering xmlns:wpc="http://schemas.microsoft.com/office/word/2010/wordprocessingCanvas" xmlns:cx="http://schemas.microsoft.com/office/drawing/2014/chartex" xmlns:cx1="http://schemas.microsoft.com/office/drawing/2015/9/8/chartex" xmlns:cx2="http://schemas.microsoft.com/office/drawing/2015/10/21/chartex" xmlns:cx3="http://schemas.microsoft.com/office/drawing/2016/5/9/chartex" xmlns:cx4="http://schemas.microsoft.com/office/drawing/2016/5/10/chartex" xmlns:cx5="http://schemas.microsoft.com/office/drawing/2016/5/11/chartex" xmlns:cx6="http://schemas.microsoft.com/office/drawing/2016/5/12/chartex" xmlns:cx7="http://schemas.microsoft.com/office/drawing/2016/5/13/chartex" xmlns:cx8="http://schemas.microsoft.com/office/drawing/2016/5/14/chartex" xmlns:mc="http://schemas.openxmlformats.org/markup-compatibility/2006" xmlns:aink="http://schemas.microsoft.com/office/drawing/2016/ink" xmlns:am3d="http://schemas.microsoft.com/office/drawing/2017/model3d" xmlns:o="urn:schemas-microsoft-com:office:office" xmlns:r="http://schemas.openxmlformats.org/officeDocument/2006/relationships" xmlns:m="http://schemas.openxmlformats.org/officeDocument/2006/math" xmlns:v="urn:schemas-microsoft-com:vml" xmlns:wp14="http://schemas.microsoft.com/office/word/2010/wordprocessingDrawing" xmlns:wp="http://schemas.openxmlformats.org/drawingml/2006/wordprocessingDrawing" xmlns:w10="urn:schemas-microsoft-com:office:word" xmlns:w="http://schemas.openxmlformats.org/wordprocessingml/2006/main" xmlns:w14="http://schemas.microsoft.com/office/word/2010/wordml" xmlns:w15="http://schemas.microsoft.com/office/word/2012/wordml" xmlns:w16cex="http://schemas.microsoft.com/office/word/2018/wordml/cex" xmlns:w16cid="http://schemas.microsoft.com/office/word/2016/wordml/cid" xmlns:w16="http://schemas.microsoft.com/office/word/2018/wordml" xmlns:w16sdtdh="http://schemas.microsoft.com/office/word/2020/wordml/sdtdatahash" xmlns:w16se="http://schemas.microsoft.com/office/word/2015/wordml/symex" xmlns:wpg="http://schemas.microsoft.com/office/word/2010/wordprocessingGroup" xmlns:wpi="http://schemas.microsoft.com/office/word/2010/wordprocessingInk" xmlns:wne="http://schemas.microsoft.com/office/word/2006/wordml" xmlns:wps="http://schemas.microsoft.com/office/word/2010/wordprocessingShape" mc:Ignorable="w14 w15 w16se w16cid w16 w16cex w16sdtdh wp14">
   <w:abstractNum w:abstractNumId="0" w15:restartNumberingAfterBreak="0">
     <w:nsid w:val="FFFFFF89"/>
     <w:multiLevelType w:val="singleLevel"/>
@@ -21761,7 +21814,7 @@
 </file>
 
 <file path=word/styles.xml><?xml version="1.0" encoding="utf-8"?>
-<w:styles xmlns:mc="http://schemas.openxmlformats.org/markup-compatibility/2006" xmlns:r="http://schemas.openxmlformats.org/officeDocument/2006/relationships" xmlns:w="http://schemas.openxmlformats.org/wordprocessingml/2006/main" xmlns:w14="http://schemas.microsoft.com/office/word/2010/wordml" xmlns:w15="http://schemas.microsoft.com/office/word/2012/wordml" xmlns:w16cex="http://schemas.microsoft.com/office/word/2018/wordml/cex" xmlns:w16cid="http://schemas.microsoft.com/office/word/2016/wordml/cid" xmlns:w16="http://schemas.microsoft.com/office/word/2018/wordml" xmlns:w16se="http://schemas.microsoft.com/office/word/2015/wordml/symex" mc:Ignorable="w14 w15 w16se w16cid w16 w16cex">
+<w:styles xmlns:mc="http://schemas.openxmlformats.org/markup-compatibility/2006" xmlns:r="http://schemas.openxmlformats.org/officeDocument/2006/relationships" xmlns:w="http://schemas.openxmlformats.org/wordprocessingml/2006/main" xmlns:w14="http://schemas.microsoft.com/office/word/2010/wordml" xmlns:w15="http://schemas.microsoft.com/office/word/2012/wordml" xmlns:w16cex="http://schemas.microsoft.com/office/word/2018/wordml/cex" xmlns:w16cid="http://schemas.microsoft.com/office/word/2016/wordml/cid" xmlns:w16="http://schemas.microsoft.com/office/word/2018/wordml" xmlns:w16sdtdh="http://schemas.microsoft.com/office/word/2020/wordml/sdtdatahash" xmlns:w16se="http://schemas.microsoft.com/office/word/2015/wordml/symex" mc:Ignorable="w14 w15 w16se w16cid w16 w16cex w16sdtdh">
   <w:docDefaults>
     <w:rPrDefault>
       <w:rPr>
@@ -23485,6 +23538,17 @@
 </file>
 
 <file path=customXml/item1.xml><?xml version="1.0" encoding="utf-8"?>
+<p:properties xmlns:p="http://schemas.microsoft.com/office/2006/metadata/properties" xmlns:xsi="http://www.w3.org/2001/XMLSchema-instance" xmlns:pc="http://schemas.microsoft.com/office/infopath/2007/PartnerControls">
+  <documentManagement>
+    <TaxCatchAll xmlns="13c90a0b-73bc-4dc0-be5f-28d77b615beb" xsi:nil="true"/>
+    <lcf76f155ced4ddcb4097134ff3c332f xmlns="13c93bba-48ce-428c-bfe5-88b42c19b028">
+      <Terms xmlns="http://schemas.microsoft.com/office/infopath/2007/PartnerControls"/>
+    </lcf76f155ced4ddcb4097134ff3c332f>
+  </documentManagement>
+</p:properties>
+</file>
+
+<file path=customXml/item2.xml><?xml version="1.0" encoding="utf-8"?>
 <ct:contentTypeSchema xmlns:ct="http://schemas.microsoft.com/office/2006/metadata/contentType" xmlns:ma="http://schemas.microsoft.com/office/2006/metadata/properties/metaAttributes" ct:_="" ma:_="" ma:contentTypeName="Documento" ma:contentTypeID="0x0101006A81D6BD42E8DF4C91013959704817E1" ma:contentTypeVersion="15" ma:contentTypeDescription="Crear nuevo documento." ma:contentTypeScope="" ma:versionID="bf4f72ffd194f0963ff564daca6869f7">
   <xsd:schema xmlns:xsd="http://www.w3.org/2001/XMLSchema" xmlns:xs="http://www.w3.org/2001/XMLSchema" xmlns:p="http://schemas.microsoft.com/office/2006/metadata/properties" xmlns:ns2="13c90a0b-73bc-4dc0-be5f-28d77b615beb" xmlns:ns3="13c93bba-48ce-428c-bfe5-88b42c19b028" targetNamespace="http://schemas.microsoft.com/office/2006/metadata/properties" ma:root="true" ma:fieldsID="8718d6f4873a5b1392a45044efa78385" ns2:_="" ns3:_="">
     <xsd:import namespace="13c90a0b-73bc-4dc0-be5f-28d77b615beb"/>
@@ -23719,22 +23783,7 @@
 </ct:contentTypeSchema>
 </file>
 
-<file path=customXml/item2.xml><?xml version="1.0" encoding="utf-8"?>
-<p:properties xmlns:p="http://schemas.microsoft.com/office/2006/metadata/properties" xmlns:xsi="http://www.w3.org/2001/XMLSchema-instance" xmlns:pc="http://schemas.microsoft.com/office/infopath/2007/PartnerControls">
-  <documentManagement>
-    <TaxCatchAll xmlns="13c90a0b-73bc-4dc0-be5f-28d77b615beb" xsi:nil="true"/>
-    <lcf76f155ced4ddcb4097134ff3c332f xmlns="13c93bba-48ce-428c-bfe5-88b42c19b028">
-      <Terms xmlns="http://schemas.microsoft.com/office/infopath/2007/PartnerControls"/>
-    </lcf76f155ced4ddcb4097134ff3c332f>
-  </documentManagement>
-</p:properties>
-</file>
-
 <file path=customXml/item3.xml><?xml version="1.0" encoding="utf-8"?>
-<b:Sources xmlns:b="http://schemas.openxmlformats.org/officeDocument/2006/bibliography" xmlns="http://schemas.openxmlformats.org/officeDocument/2006/bibliography" SelectedStyle="\APASixthEditionOfficeOnline.xsl" StyleName="APA" Version="6"/>
-</file>
-
-<file path=customXml/item4.xml><?xml version="1.0" encoding="utf-8"?>
 <?mso-contentType ?>
 <FormTemplates xmlns="http://schemas.microsoft.com/sharepoint/v3/contenttype/forms">
   <Display>DocumentLibraryForm</Display>
@@ -23743,7 +23792,22 @@
 </FormTemplates>
 </file>
 
+<file path=customXml/item4.xml><?xml version="1.0" encoding="utf-8"?>
+<b:Sources xmlns:b="http://schemas.openxmlformats.org/officeDocument/2006/bibliography" xmlns="http://schemas.openxmlformats.org/officeDocument/2006/bibliography" SelectedStyle="\APASixthEditionOfficeOnline.xsl" StyleName="APA" Version="6"/>
+</file>
+
 <file path=customXml/itemProps1.xml><?xml version="1.0" encoding="utf-8"?>
+<ds:datastoreItem xmlns:ds="http://schemas.openxmlformats.org/officeDocument/2006/customXml" ds:itemID="{94402660-B5DA-4465-8037-A85926641EFC}">
+  <ds:schemaRefs>
+    <ds:schemaRef ds:uri="http://schemas.microsoft.com/office/2006/metadata/properties"/>
+    <ds:schemaRef ds:uri="http://schemas.microsoft.com/office/infopath/2007/PartnerControls"/>
+    <ds:schemaRef ds:uri="13c90a0b-73bc-4dc0-be5f-28d77b615beb"/>
+    <ds:schemaRef ds:uri="13c93bba-48ce-428c-bfe5-88b42c19b028"/>
+  </ds:schemaRefs>
+</ds:datastoreItem>
+</file>
+
+<file path=customXml/itemProps2.xml><?xml version="1.0" encoding="utf-8"?>
 <ds:datastoreItem xmlns:ds="http://schemas.openxmlformats.org/officeDocument/2006/customXml" ds:itemID="{65F43D3C-961D-4E26-8D6F-1A603885AAE0}">
   <ds:schemaRefs>
     <ds:schemaRef ds:uri="http://schemas.microsoft.com/office/2006/metadata/contentType"/>
@@ -23762,29 +23826,18 @@
 </ds:datastoreItem>
 </file>
 
-<file path=customXml/itemProps2.xml><?xml version="1.0" encoding="utf-8"?>
-<ds:datastoreItem xmlns:ds="http://schemas.openxmlformats.org/officeDocument/2006/customXml" ds:itemID="{94402660-B5DA-4465-8037-A85926641EFC}">
+<file path=customXml/itemProps3.xml><?xml version="1.0" encoding="utf-8"?>
+<ds:datastoreItem xmlns:ds="http://schemas.openxmlformats.org/officeDocument/2006/customXml" ds:itemID="{98425850-1BE1-4786-998B-F37B9540BFA5}">
   <ds:schemaRefs>
-    <ds:schemaRef ds:uri="http://schemas.microsoft.com/office/2006/metadata/properties"/>
-    <ds:schemaRef ds:uri="http://schemas.microsoft.com/office/infopath/2007/PartnerControls"/>
-    <ds:schemaRef ds:uri="13c90a0b-73bc-4dc0-be5f-28d77b615beb"/>
-    <ds:schemaRef ds:uri="13c93bba-48ce-428c-bfe5-88b42c19b028"/>
+    <ds:schemaRef ds:uri="http://schemas.microsoft.com/sharepoint/v3/contenttype/forms"/>
   </ds:schemaRefs>
 </ds:datastoreItem>
 </file>
 
-<file path=customXml/itemProps3.xml><?xml version="1.0" encoding="utf-8"?>
+<file path=customXml/itemProps4.xml><?xml version="1.0" encoding="utf-8"?>
 <ds:datastoreItem xmlns:ds="http://schemas.openxmlformats.org/officeDocument/2006/customXml" ds:itemID="{9558BE19-B9E3-427D-8587-DDB14E92B63C}">
   <ds:schemaRefs>
     <ds:schemaRef ds:uri="http://schemas.openxmlformats.org/officeDocument/2006/bibliography"/>
   </ds:schemaRefs>
 </ds:datastoreItem>
-</file>
-
-<file path=customXml/itemProps4.xml><?xml version="1.0" encoding="utf-8"?>
-<ds:datastoreItem xmlns:ds="http://schemas.openxmlformats.org/officeDocument/2006/customXml" ds:itemID="{98425850-1BE1-4786-998B-F37B9540BFA5}">
-  <ds:schemaRefs>
-    <ds:schemaRef ds:uri="http://schemas.microsoft.com/sharepoint/v3/contenttype/forms"/>
-  </ds:schemaRefs>
-</ds:datastoreItem>
 </file>